--- a/chuyenDe/RW/docx/rawr16/Reading/Level3/W16.docx
+++ b/chuyenDe/RW/docx/rawr16/Reading/Level3/W16.docx
@@ -27,7 +27,7 @@
           <ns0:b/>
           <ns0:bCs/>
         </ns0:rPr>
-        <ns0:t xml:space="preserve">How does the brain play sport?</ns0:t>
+        <ns0:t xml:space="preserve">How Does Watching Sport Influence the Brain?</ns0:t>
       </ns0:r>
     </ns0:p>
     <ns0:p>
@@ -47,7 +47,7 @@
         <ns0:pStyle ns0:val="CDPrompt"/>
       </ns0:pPr>
       <ns0:r>
-        <ns0:t xml:space="preserve">When a fast bowler sends a ball hurtling towards a cricket batsman’s head, the batsman must sight the ball, judge its speed and position, and make a decision to play or duck. Only neural processes capable of fast, complex computing could achieve this challenging feat, yet all of these operations are completed by the time the ball reaches the batsman. Clearly, the brain has processing pathways that perform computations even faster than the most sophisticated computers. Such extraordinary feats of rapid information processing are taken for granted, yet the mechanisms that underlie them are only now beginning to be understood.</ns0:t>
+        <ns0:t xml:space="preserve">During the epoch when the poet Homer unveiled his grand epic, the ancient Greeks initiated a festival where men contended in a race of roughly 200 metres. The victor would be rewarded with a symbolic olive branch. This event, known as the Olympics, has transcended its humble origins to embody the human quest for progress. The captivating nature of these games raises an intriguing question: what exactly draws us in as spectators? Is it the thrill of competition, the beauty of human movement, or something happening within our brains?</ns0:t>
       </ns0:r>
     </ns0:p>
     <ns0:p>
@@ -67,19 +67,28 @@
         <ns0:pStyle ns0:val="CDPrompt"/>
       </ns0:pPr>
       <ns0:r>
-        <ns0:t xml:space="preserve">In other fields, pioneering work on the neural systems underlying rapid information processing is challenging common views on how the brain works. To understand these developments, we need to look at how signals pass between neurons. Essentially, these are transmitted along highly branching networks of nerve fibres or axons. The electrical signals involved cannot jump from one neuron to another; instead, they</ns0:t>
-      </ns0:r>
-      <ns0:r>
-        <ns0:t xml:space="preserve"> </ns0:t>
-      </ns0:r>
-      <ns0:r>
-        <ns0:t xml:space="preserve">‘fire’</ns0:t>
-      </ns0:r>
-      <ns0:r>
-        <ns0:t xml:space="preserve"> </ns0:t>
-      </ns0:r>
-      <ns0:r>
-        <ns0:t xml:space="preserve">an intermediate chemical messenger – a neurotransmitter – which diffuses across the synaptic gap between neurons and triggers a new electrical signal in the next neuron. The transmission of a signal across a synapse takes 1-2 milliseconds (ms); in addition, a signal takes 0.5-1 ms for every centimetre it travels along a nerve fibre.</ns0:t>
+        <ns0:t xml:space="preserve">In 1996, three Italian neuroscientists — Giacomo Rizzolatti, Leonardo Fogassi, and Vittorio Gallese — conducted research on the premotor cortex of monkeys and made a groundbreaking discovery. They revealed a cluster of cells that act as a repository for motor actions, similar to a</ns0:t>
+      </ns0:r>
+      <ns0:r>
+        <ns0:t xml:space="preserve"> </ns0:t>
+      </ns0:r>
+      <ns0:r>
+        <ns0:t xml:space="preserve">‘grammar of movement’</ns0:t>
+      </ns0:r>
+      <ns0:r>
+        <ns0:t xml:space="preserve">. These cellular networks represent the</ns0:t>
+      </ns0:r>
+      <ns0:r>
+        <ns0:t xml:space="preserve"> </ns0:t>
+      </ns0:r>
+      <ns0:r>
+        <ns0:t xml:space="preserve">‘sentences’</ns0:t>
+      </ns0:r>
+      <ns0:r>
+        <ns0:t xml:space="preserve"> </ns0:t>
+      </ns0:r>
+      <ns0:r>
+        <ns0:t xml:space="preserve">of full-body motions that our brains meticulously retain and refine. Take the art of swinging a golf club as an example. For those who only watch the Masters Tournament on television, playing golf may appear deceptively effortless. However, for novices, smoothly manoeuvring the asymmetrical metal club presents a nearly impossible challenge. This is because novices rely on conscious effort, utilising brain regions adjacent to the premotor cortex. Experts, by contrast, instinctively execute perfectly balanced movements, as their actions are deeply ingrained and intertwined with neurons in the premotor cortex. Their swing occurs with the serenity of a refined autopilot, requiring no conscious control. This neural distinction between novices and experts provides insight into how long-term training can physically reshape the brain.</ns0:t>
       </ns0:r>
     </ns0:p>
     <ns0:p>
@@ -99,7 +108,28 @@
         <ns0:pStyle ns0:val="CDPrompt"/>
       </ns0:pPr>
       <ns0:r>
-        <ns0:t xml:space="preserve">Each neuron is connected to many other neurons and, therefore, receives signals from many of these via its synapses. These signals may be either excitatory (positive) or inhibitory (negative). If, during a given interval of time, a neuron receives enough net positive stimulation through its synapses from other neurons, it will fire; but the net stimulation must exceed a certain threshold for it to do so. This is a remarkable mechanism, because it enables the brain to make a decision based on the information feeding into a single neuron.</ns0:t>
+        <ns0:t xml:space="preserve">These neurons in the premotor cortex not only help explain why some athletes seem to have exceptional skills, but they also exhibit a wondrous characteristic that prompted Rizzolatti, Fogassi, and Gallese to bestow upon them the exalted label of</ns0:t>
+      </ns0:r>
+      <ns0:r>
+        <ns0:t xml:space="preserve"> </ns0:t>
+      </ns0:r>
+      <ns0:r>
+        <ns0:t xml:space="preserve">‘mirror neuron’</ns0:t>
+      </ns0:r>
+      <ns0:r>
+        <ns0:t xml:space="preserve">. They point out that mirror neurons are activated when a primate performs a particular action, such as grasping or holding an object, or when it witnesses another individual performing a comparable action. Humans possess an even more intricate mirror neuron system that reflects the external world in our brains, enabling us to internalise the behaviours of others. Nonetheless, these cells necessitate what scientists refer to as</ns0:t>
+      </ns0:r>
+      <ns0:r>
+        <ns0:t xml:space="preserve"> </ns0:t>
+      </ns0:r>
+      <ns0:r>
+        <ns0:t xml:space="preserve">‘goal-orientated movements’</ns0:t>
+      </ns0:r>
+      <ns0:r>
+        <ns0:t xml:space="preserve"> </ns0:t>
+      </ns0:r>
+      <ns0:r>
+        <ns0:t xml:space="preserve">to activate. If we stare at a photograph, a static image of a runner striding ahead, our mirror neurons remain utterly silent. It is solely when the runner is in action, be it in running, moving, or sprinting, that they are ignited. Movement, not stillness, is what speaks to our brains.</ns0:t>
       </ns0:r>
     </ns0:p>
     <ns0:p>
@@ -119,7 +149,7 @@
         <ns0:pStyle ns0:val="CDPrompt"/>
       </ns0:pPr>
       <ns0:r>
-        <ns0:t xml:space="preserve">With this description of neural activity in mind, the crucial question is: how many neurons does a task such as hitting a ball actually involve? To answer this question, let us begin with the visual processes, which take place when a cricket batsman decides whether to hit or duck. Now, some visual tasks, such as recognising one’s mother, involve enormously complex processing by billions of neurons, taking about half a second. We do not yet know how the brain achieves these complex computations, but we are beginning to understand some of the simpler, rapid feats of neural processing.</ns0:t>
+        <ns0:t xml:space="preserve">Electrophysiological studies have shown that when we observe a golfer or a runner in action, our own premotor cortex mirror neurons respond as if we were participating in the activity. This neural mirroring was initially identified in 1954 by French physiologists Gastaut and Bert, who noticed specific alpha and mu brain wave patterns in humans.</ns0:t>
       </ns0:r>
     </ns0:p>
     <ns0:p>
@@ -127,6 +157,14 @@
         <ns0:pStyle ns0:val="CDPrompt"/>
       </ns0:pPr>
       <ns0:r>
+        <ns0:t xml:space="preserve">The mu signal plays a role in neural mirroring, remaining active during periods of bodily stillness but dissipating when we undertake active pursuits like playing a sport or changing TV channels. Notably, the mu signal also remains subdued while we observe someone else in action, such as on television, which alludes to the influence of mirror neurons. This suggests that our brains do not simply passively register what we see, but actively simulate it, engaging systems normally reserved for action.</ns0:t>
+      </ns0:r>
+    </ns0:p>
+    <ns0:p>
+      <ns0:pPr>
+        <ns0:pStyle ns0:val="CDPrompt"/>
+      </ns0:pPr>
+      <ns0:r>
         <ns0:rPr>
           <ns0:b/>
           <ns0:bCs/>
@@ -139,22 +177,31 @@
         <ns0:pStyle ns0:val="CDPrompt"/>
       </ns0:pPr>
       <ns0:r>
-        <ns0:t xml:space="preserve">‘Vision’</ns0:t>
-      </ns0:r>
-      <ns0:r>
-        <ns0:t xml:space="preserve"> </ns0:t>
-      </ns0:r>
-      <ns0:r>
-        <ns0:t xml:space="preserve">is perhaps a misleading term to describe these rapid processes. In fact, what happens in the few milliseconds after the eyes receive the light bouncing off a moving ball is not image forming at all, but merely a rapid classification of a noisy visual signal. This signal is first broken up according to a number of rudimentary features such as colour, motion and rough shape. It is then put back together in a rapid procedure to create a possible match with a</ns0:t>
-      </ns0:r>
-      <ns0:r>
-        <ns0:t xml:space="preserve"> </ns0:t>
-      </ns0:r>
-      <ns0:r>
-        <ns0:t xml:space="preserve">‘template’</ns0:t>
-      </ns0:r>
-      <ns0:r>
-        <ns0:t xml:space="preserve">, or an acquired generic representation of a moving ball, stored in the brain. To perform this rapid classification, the brain uses at most a few hundred neurons, and arrives at a decision within about 100 ms.</ns0:t>
+        <ns0:t xml:space="preserve">Rizzolatti, Fogassi, and Gallese have coined the term</ns0:t>
+      </ns0:r>
+      <ns0:r>
+        <ns0:t xml:space="preserve"> </ns0:t>
+      </ns0:r>
+      <ns0:r>
+        <ns0:t xml:space="preserve">‘direct matching hypothesis’</ns0:t>
+      </ns0:r>
+      <ns0:r>
+        <ns0:t xml:space="preserve"> </ns0:t>
+      </ns0:r>
+      <ns0:r>
+        <ns0:t xml:space="preserve">to delineate the concept of mirror neurons. They asserted that to comprehend the movements of sports stars, we need to align the visual representation of the observed action with our own motor representation of the same action. According to this theory, watching an Olympic athlete can evoke a resonance in the observer’s motor system. The observer’s</ns0:t>
+      </ns0:r>
+      <ns0:r>
+        <ns0:t xml:space="preserve"> </ns0:t>
+      </ns0:r>
+      <ns0:r>
+        <ns0:t xml:space="preserve">‘motor knowledge’</ns0:t>
+      </ns0:r>
+      <ns0:r>
+        <ns0:t xml:space="preserve"> </ns0:t>
+      </ns0:r>
+      <ns0:r>
+        <ns0:t xml:space="preserve">is harnessed to decipher the observed action. However, mirror neurons extend beyond being merely neural foundations for our sporting inclinations. They also enable observers to enhance their athletic abilities through the process of observation. It turns out that watching a remarkable golfer improves our own golfing skills, and witnessing a skilled sprinter actually bolsters our running speed.</ns0:t>
       </ns0:r>
     </ns0:p>
     <ns0:p>
@@ -162,6 +209,14 @@
         <ns0:pStyle ns0:val="CDPrompt"/>
       </ns0:pPr>
       <ns0:r>
+        <ns0:t xml:space="preserve">This ability to learn through observation is a vital skill. From language acquisition in infancy to understanding facial expressions, mimicking plays a fundamental role in our consciousness. The most accomplished athletes possess a premotor cortex capable of envisioning victorious movements, supplemented by the physical attributes required to translate those movements into reality. In this way, action and imagination coalesce to drive performance.</ns0:t>
+      </ns0:r>
+    </ns0:p>
+    <ns0:p>
+      <ns0:pPr>
+        <ns0:pStyle ns0:val="CDPrompt"/>
+      </ns0:pPr>
+      <ns0:r>
         <ns0:rPr>
           <ns0:b/>
           <ns0:bCs/>
@@ -174,7 +229,7 @@
         <ns0:pStyle ns0:val="CDPrompt"/>
       </ns0:pPr>
       <ns0:r>
-        <ns0:t xml:space="preserve">In a cricket match, the batsman’s brain must not only recognise and classify the ball, but also estimate how it will behave in the near future. Only then can the batsman decide whether the ball is safe or threatening, and what sort of a shot, if any, to play. These extra processes may require about 150 ms of additional processing time, and may involve a few hundred more neurons. The added complexity lies not in the number of neurons involved, but in the fact that more sophisticated models must be applied and multiple parallel neural processes employed.</ns0:t>
+        <ns0:t xml:space="preserve">However, how many among us watch sport in order to enhance our athletic abilities? Most spectators tune in for the emotional roller coaster, the human drama it encompasses. This emotional connection finds its roots in mirror neurons, which allow spectators to perceive athletes’ victorious movements and to share in the emotion of their triumphs.</ns0:t>
       </ns0:r>
     </ns0:p>
     <ns0:p>
@@ -182,121 +237,7 @@
         <ns0:pStyle ns0:val="CDPrompt"/>
       </ns0:pPr>
       <ns0:r>
-        <ns0:rPr>
-          <ns0:b/>
-          <ns0:bCs/>
-        </ns0:rPr>
-        <ns0:t xml:space="preserve">G</ns0:t>
-      </ns0:r>
-    </ns0:p>
-    <ns0:p>
-      <ns0:pPr>
-        <ns0:pStyle ns0:val="CDPrompt"/>
-      </ns0:pPr>
-      <ns0:r>
-        <ns0:t xml:space="preserve">Once the batsman’s brain has classified the ball and decided on a response, it must send instructions to the muscles. It does this by using a</ns0:t>
-      </ns0:r>
-      <ns0:r>
-        <ns0:t xml:space="preserve"> </ns0:t>
-      </ns0:r>
-      <ns0:r>
-        <ns0:t xml:space="preserve">‘look-up table’</ns0:t>
-      </ns0:r>
-      <ns0:r>
-        <ns0:t xml:space="preserve">, a neural mechanism that links the inputs (the ball’s velocity and trajectory) to the outputs (the movements the batsman’s arms and legs must make). Prior learning has established the neural connections needed to link the appropriate inputs with the correct outputs. These motor instructions are sent from the brain to different parts of the body throughout the course of a shot, and different muscles come into play at precisely the right time. Given that the fastest nerve signals travel at about 100 metres per second, the furthest any signal has to travel (about 2 metres, to the feet) won’t take more than about 20 ms.</ns0:t>
-      </ns0:r>
-    </ns0:p>
-    <ns0:p>
-      <ns0:pPr>
-        <ns0:pStyle ns0:val="CDPrompt"/>
-      </ns0:pPr>
-      <ns0:r>
-        <ns0:rPr>
-          <ns0:b/>
-          <ns0:bCs/>
-        </ns0:rPr>
-        <ns0:t xml:space="preserve">H</ns0:t>
-      </ns0:r>
-    </ns0:p>
-    <ns0:p>
-      <ns0:pPr>
-        <ns0:pStyle ns0:val="CDPrompt"/>
-      </ns0:pPr>
-      <ns0:r>
-        <ns0:t xml:space="preserve">One thing should be stressed about this scenario. It may seem like the batsman has time to spare, but, in fact, it is a very close-run thing. This is because the neural processing has to compete for time with the physical movement of bat and body. The whole movement, once triggered, may take more than 500 ms, and the ball may arrive in only 600 ms. This leaves around 100 ms, or time for perhaps 50 neural computations. From the foregoing, it is clear that the batsman’s rapid decision-making does not depend on the speed of the individual process, which is rather slow on the computer timescale. Instead, it depends on how few neurons are needed, and therefore on how few sequential neural steps are required.</ns0:t>
-      </ns0:r>
-    </ns0:p>
-    <ns0:p>
-      <ns0:pPr>
-        <ns0:pStyle ns0:val="CDPrompt"/>
-      </ns0:pPr>
-      <ns0:r>
-        <ns0:rPr>
-          <ns0:b/>
-          <ns0:bCs/>
-        </ns0:rPr>
-        <ns0:t xml:space="preserve">I</ns0:t>
-      </ns0:r>
-    </ns0:p>
-    <ns0:p>
-      <ns0:pPr>
-        <ns0:pStyle ns0:val="CDPrompt"/>
-      </ns0:pPr>
-      <ns0:r>
-        <ns0:t xml:space="preserve">The research being carried out on the brain’s fast-processing systems has led to some unexpected insights about the ways in which we perceive the world. For many years, experimental psychologists have been arguing about whether the brain works solely through the operation of separate functionally specialised systems that process different aspects of what we perceive (such as colour, shape and movement), or whether, in some important sense, we perceive the world holistically. This debate was focused on the question of the binding problem: how, if the brain processes features separately, does a coherent image of a single object emerge?</ns0:t>
-      </ns0:r>
-    </ns0:p>
-    <ns0:p>
-      <ns0:pPr>
-        <ns0:pStyle ns0:val="CDPrompt"/>
-      </ns0:pPr>
-      <ns0:r>
-        <ns0:rPr>
-          <ns0:b/>
-          <ns0:bCs/>
-        </ns0:rPr>
-        <ns0:t xml:space="preserve">J</ns0:t>
-      </ns0:r>
-    </ns0:p>
-    <ns0:p>
-      <ns0:pPr>
-        <ns0:pStyle ns0:val="CDPrompt"/>
-      </ns0:pPr>
-      <ns0:r>
-        <ns0:t xml:space="preserve">Recent research suggests that, far from being a problem, the binding seems to be an important part of the way fast decisions are made. When we must quickly swerve to avoid a car on the freeway, or decide very fast whether the man in front of us is holding a gun or a cellphone, the brain classifies the object using much the same process as the batsman uses to identify the ball. It first breaks up the image, and then rapidly looks for a plausible match –</ns0:t>
-      </ns0:r>
-      <ns0:r>
-        <ns0:t xml:space="preserve"> </ns0:t>
-      </ns0:r>
-      <ns0:r>
-        <ns0:t xml:space="preserve">‘a man-with-a-gun template’</ns0:t>
-      </ns0:r>
-      <ns0:r>
-        <ns0:t xml:space="preserve"> </ns0:t>
-      </ns0:r>
-      <ns0:r>
-        <ns0:t xml:space="preserve">or</ns0:t>
-      </ns0:r>
-      <ns0:r>
-        <ns0:t xml:space="preserve"> </ns0:t>
-      </ns0:r>
-      <ns0:r>
-        <ns0:t xml:space="preserve">‘a man-with-a-cellphone template’</ns0:t>
-      </ns0:r>
-      <ns0:r>
-        <ns0:t xml:space="preserve">. There is lots of evidence that this fast process is at the core of normal perception as well. Much of what we</ns0:t>
-      </ns0:r>
-      <ns0:r>
-        <ns0:t xml:space="preserve"> </ns0:t>
-      </ns0:r>
-      <ns0:r>
-        <ns0:t xml:space="preserve">‘see’</ns0:t>
-      </ns0:r>
-      <ns0:r>
-        <ns0:t xml:space="preserve"> </ns0:t>
-      </ns0:r>
-      <ns0:r>
-        <ns0:t xml:space="preserve">throughout the day is this type of rapid neural classification, and the brain simply fills in the rest of the image behind the scenes.</ns0:t>
+        <ns0:t xml:space="preserve">This is because they are directly associated with the amygdala, a key area of the brain responsible for emotional processing. During the Olympics, mirror neurons in individuals around the world resonate in unison, and watching sport unifies people. The majority of us may never run a mile in under four minutes or hit a home run. Yet, as we gather around our televisions, we all briefly get a taste of the feeling of executing something flawlessly. In those fleeting moments, sport becomes more than entertainment — it becomes a shared human experience.</ns0:t>
       </ns0:r>
     </ns0:p>
     <ns0:bookmarkStart ns0:id="15" ns0:name="phần-i-câu-hỏi"/>
@@ -335,7 +276,7 @@
               <ns0:pStyle ns0:val="CDSection"/>
             </ns0:pPr>
             <ns0:r>
-              <ns0:t xml:space="preserve">Reading Passage 3 has ten paragraphs,</ns0:t>
+              <ns0:t xml:space="preserve">Reading Passage 3 has six paragraphs,</ns0:t>
             </ns0:r>
             <ns0:r>
               <ns0:t xml:space="preserve"> </ns0:t>
@@ -345,7 +286,7 @@
                 <ns0:b/>
                 <ns0:bCs/>
               </ns0:rPr>
-              <ns0:t xml:space="preserve">A–J</ns0:t>
+              <ns0:t xml:space="preserve">A–F</ns0:t>
             </ns0:r>
             <ns0:r>
               <ns0:t xml:space="preserve">.</ns0:t>
@@ -374,7 +315,7 @@
                 <ns0:b/>
                 <ns0:bCs/>
               </ns0:rPr>
-              <ns0:t xml:space="preserve">A–J</ns0:t>
+              <ns0:t xml:space="preserve">A–F</ns0:t>
             </ns0:r>
             <ns0:r>
               <ns0:t xml:space="preserve">, in boxes 27–32 on your answer sheet.</ns0:t>
@@ -413,7 +354,7 @@
               <ns0:t xml:space="preserve"> </ns0:t>
             </ns0:r>
             <ns0:r>
-              <ns0:t xml:space="preserve">information about how the brain determines what needs to happen physically in response to seeing the ball</ns0:t>
+              <ns0:t xml:space="preserve">reasons why watching sport can bring emotional satisfaction</ns0:t>
             </ns0:r>
             <ns0:r>
               <ns0:br/>
@@ -429,7 +370,7 @@
               <ns0:t xml:space="preserve"> </ns0:t>
             </ns0:r>
             <ns0:r>
-              <ns0:t xml:space="preserve">a comparison between the speed of brain processes and that of electrical devices</ns0:t>
+              <ns0:t xml:space="preserve">an explanation of why beginners struggle with sports tasks</ns0:t>
             </ns0:r>
             <ns0:r>
               <ns0:br/>
@@ -445,7 +386,7 @@
               <ns0:t xml:space="preserve"> </ns0:t>
             </ns0:r>
             <ns0:r>
-              <ns0:t xml:space="preserve">the reason for believing the brain can process information so quickly</ns0:t>
+              <ns0:t xml:space="preserve">a factor that can work alongside mirroring in sports competitions to maintain peak performance</ns0:t>
             </ns0:r>
             <ns0:r>
               <ns0:br/>
@@ -461,7 +402,7 @@
               <ns0:t xml:space="preserve"> </ns0:t>
             </ns0:r>
             <ns0:r>
-              <ns0:t xml:space="preserve">a claim about the role of binding in rapid decision-making</ns0:t>
+              <ns0:t xml:space="preserve">a comparison between the mirror neurons of human beings and primates</ns0:t>
             </ns0:r>
             <ns0:r>
               <ns0:br/>
@@ -477,7 +418,7 @@
               <ns0:t xml:space="preserve"> </ns0:t>
             </ns0:r>
             <ns0:r>
-              <ns0:t xml:space="preserve">a definition of the general term for the initial contact between the ball and the batsman’s brain</ns0:t>
+              <ns0:t xml:space="preserve">mention of integrating visual and motor processes to understand athletic movements</ns0:t>
             </ns0:r>
             <ns0:r>
               <ns0:br/>
@@ -493,7 +434,7 @@
               <ns0:t xml:space="preserve"> </ns0:t>
             </ns0:r>
             <ns0:r>
-              <ns0:t xml:space="preserve">a description of the neural process of passing a signal from one neuron to another</ns0:t>
+              <ns0:t xml:space="preserve">reference to the first discovery of brain activity associated with mirror neurons</ns0:t>
             </ns0:r>
           </ns0:p>
         </ns0:tc>
@@ -516,9 +457,9 @@
             <ns0:pPr>
               <ns0:pStyle ns0:val="Heading3"/>
             </ns0:pPr>
-            <ns0:bookmarkStart ns0:id="13" ns0:name="questions-3336"/>
-            <ns0:r>
-              <ns0:t xml:space="preserve">Questions 33–36</ns0:t>
+            <ns0:bookmarkStart ns0:id="13" ns0:name="questions-3335"/>
+            <ns0:r>
+              <ns0:t xml:space="preserve">Questions 33–35</ns0:t>
             </ns0:r>
             <ns0:bookmarkEnd ns0:id="13"/>
           </ns0:p>
@@ -527,7 +468,7 @@
               <ns0:pStyle ns0:val="CDSection"/>
             </ns0:pPr>
             <ns0:r>
-              <ns0:t xml:space="preserve">Complete each sentence with the correct ending,</ns0:t>
+              <ns0:t xml:space="preserve">Choose the correct letter,</ns0:t>
             </ns0:r>
             <ns0:r>
               <ns0:t xml:space="preserve"> </ns0:t>
@@ -537,18 +478,13 @@
                 <ns0:b/>
                 <ns0:bCs/>
               </ns0:rPr>
-              <ns0:t xml:space="preserve">A–F</ns0:t>
-            </ns0:r>
-            <ns0:r>
-              <ns0:t xml:space="preserve">, below.</ns0:t>
-            </ns0:r>
-          </ns0:p>
-          <ns0:p>
-            <ns0:pPr>
-              <ns0:pStyle ns0:val="CDSection"/>
-            </ns0:pPr>
-            <ns0:r>
-              <ns0:t xml:space="preserve">Write the correct letter,</ns0:t>
+              <ns0:t xml:space="preserve">A, B, C</ns0:t>
+            </ns0:r>
+            <ns0:r>
+              <ns0:t xml:space="preserve"> </ns0:t>
+            </ns0:r>
+            <ns0:r>
+              <ns0:t xml:space="preserve">or</ns0:t>
             </ns0:r>
             <ns0:r>
               <ns0:t xml:space="preserve"> </ns0:t>
@@ -558,10 +494,10 @@
                 <ns0:b/>
                 <ns0:bCs/>
               </ns0:rPr>
-              <ns0:t xml:space="preserve">A–F</ns0:t>
-            </ns0:r>
-            <ns0:r>
-              <ns0:t xml:space="preserve">, in boxes 33–36 on your answer sheet.</ns0:t>
+              <ns0:t xml:space="preserve">D</ns0:t>
+            </ns0:r>
+            <ns0:r>
+              <ns0:t xml:space="preserve">.</ns0:t>
             </ns0:r>
           </ns0:p>
           <ns0:p>
@@ -579,11 +515,37 @@
               <ns0:t xml:space="preserve"> </ns0:t>
             </ns0:r>
             <ns0:r>
-              <ns0:t xml:space="preserve">A neuron will fire …………</ns0:t>
+              <ns0:t xml:space="preserve">What point does the writer make about professional athletes in Paragraph B?</ns0:t>
             </ns0:r>
             <ns0:r>
               <ns0:br/>
             </ns0:r>
+            <ns0:r>
+              <ns0:t xml:space="preserve">A. They meticulously plan each phase of their movements.</ns0:t>
+            </ns0:r>
+            <ns0:r>
+              <ns0:br/>
+            </ns0:r>
+            <ns0:r>
+              <ns0:t xml:space="preserve">B. They engage in regular practice to retain and refine their skills.</ns0:t>
+            </ns0:r>
+            <ns0:r>
+              <ns0:br/>
+            </ns0:r>
+            <ns0:r>
+              <ns0:t xml:space="preserve">C. They actively consider and analyse the actions of their peers.</ns0:t>
+            </ns0:r>
+            <ns0:r>
+              <ns0:br/>
+            </ns0:r>
+            <ns0:r>
+              <ns0:t xml:space="preserve">D. They perform their actions without conscious contemplation.</ns0:t>
+            </ns0:r>
+          </ns0:p>
+          <ns0:p>
+            <ns0:pPr>
+              <ns0:pStyle ns0:val="CDSection"/>
+            </ns0:pPr>
             <ns0:r>
               <ns0:rPr>
                 <ns0:b/>
@@ -595,11 +557,37 @@
               <ns0:t xml:space="preserve"> </ns0:t>
             </ns0:r>
             <ns0:r>
-              <ns0:t xml:space="preserve">A visual signal is classified …………</ns0:t>
+              <ns0:t xml:space="preserve">In this passage, the writer mentions the example of a remarkable golfer to illustrate</ns0:t>
             </ns0:r>
             <ns0:r>
               <ns0:br/>
             </ns0:r>
+            <ns0:r>
+              <ns0:t xml:space="preserve">A. the critical role of imitation in the formation of consciousness.</ns0:t>
+            </ns0:r>
+            <ns0:r>
+              <ns0:br/>
+            </ns0:r>
+            <ns0:r>
+              <ns0:t xml:space="preserve">B. the improvement of sporting ability through watching sport.</ns0:t>
+            </ns0:r>
+            <ns0:r>
+              <ns0:br/>
+            </ns0:r>
+            <ns0:r>
+              <ns0:t xml:space="preserve">C. the stimulation of a resonance in the observer’s motor system.</ns0:t>
+            </ns0:r>
+            <ns0:r>
+              <ns0:br/>
+            </ns0:r>
+            <ns0:r>
+              <ns0:t xml:space="preserve">D. the motivation of the observer’s interest and love for golf.</ns0:t>
+            </ns0:r>
+          </ns0:p>
+          <ns0:p>
+            <ns0:pPr>
+              <ns0:pStyle ns0:val="CDSection"/>
+            </ns0:pPr>
             <ns0:r>
               <ns0:rPr>
                 <ns0:b/>
@@ -611,73 +599,31 @@
               <ns0:t xml:space="preserve"> </ns0:t>
             </ns0:r>
             <ns0:r>
-              <ns0:t xml:space="preserve">Prior learning has helped establish …………</ns0:t>
+              <ns0:t xml:space="preserve">The principal motivation for watching sport mentioned by the writer is</ns0:t>
             </ns0:r>
             <ns0:r>
               <ns0:br/>
             </ns0:r>
             <ns0:r>
-              <ns0:rPr>
-                <ns0:b/>
-                <ns0:bCs/>
-              </ns0:rPr>
-              <ns0:t xml:space="preserve">36.</ns0:t>
-            </ns0:r>
-            <ns0:r>
-              <ns0:t xml:space="preserve"> </ns0:t>
-            </ns0:r>
-            <ns0:r>
-              <ns0:t xml:space="preserve">The look-up table links …………</ns0:t>
-            </ns0:r>
-          </ns0:p>
-          <ns0:p>
-            <ns0:pPr>
-              <ns0:pStyle ns0:val="CDSection"/>
-            </ns0:pPr>
-            <ns0:r>
-              <ns0:t xml:space="preserve">A. the connections between inputs and outputs.</ns0:t>
+              <ns0:t xml:space="preserve">A. to improve our physical ability by analyzing the athletes’ technical strategies.</ns0:t>
             </ns0:r>
             <ns0:r>
               <ns0:br/>
             </ns0:r>
             <ns0:r>
-              <ns0:t xml:space="preserve">B.</ns0:t>
-            </ns0:r>
-            <ns0:r>
-              <ns0:t xml:space="preserve"> </ns0:t>
-            </ns0:r>
-            <ns0:r>
-              <ns0:t xml:space="preserve">‘templates’</ns0:t>
-            </ns0:r>
-            <ns0:r>
-              <ns0:t xml:space="preserve"> </ns0:t>
-            </ns0:r>
-            <ns0:r>
-              <ns0:t xml:space="preserve">that are already recorded in the brain.</ns0:t>
+              <ns0:t xml:space="preserve">B. to unite viewers from different nations.</ns0:t>
             </ns0:r>
             <ns0:r>
               <ns0:br/>
             </ns0:r>
             <ns0:r>
-              <ns0:t xml:space="preserve">C. by matching it with an existing representation in the brain.</ns0:t>
+              <ns0:t xml:space="preserve">C. to experience intense positive emotions by immersing oneself in sport.</ns0:t>
             </ns0:r>
             <ns0:r>
               <ns0:br/>
             </ns0:r>
             <ns0:r>
-              <ns0:t xml:space="preserve">D. if the amount of positive stimulation is more than a certain limit.</ns0:t>
-            </ns0:r>
-            <ns0:r>
-              <ns0:br/>
-            </ns0:r>
-            <ns0:r>
-              <ns0:t xml:space="preserve">E. the muscle movements required with an identified ball trajectory.</ns0:t>
-            </ns0:r>
-            <ns0:r>
-              <ns0:br/>
-            </ns0:r>
-            <ns0:r>
-              <ns0:t xml:space="preserve">F. when all excitatory signals to the neuron exceed all inhibitory ones.</ns0:t>
+              <ns0:t xml:space="preserve">D. to become a sports professional.</ns0:t>
             </ns0:r>
           </ns0:p>
         </ns0:tc>
@@ -700,9 +646,9 @@
             <ns0:pPr>
               <ns0:pStyle ns0:val="Heading3"/>
             </ns0:pPr>
-            <ns0:bookmarkStart ns0:id="14" ns0:name="questions-3740"/>
-            <ns0:r>
-              <ns0:t xml:space="preserve">Questions 37–40</ns0:t>
+            <ns0:bookmarkStart ns0:id="14" ns0:name="questions-3640"/>
+            <ns0:r>
+              <ns0:t xml:space="preserve">Questions 36–40</ns0:t>
             </ns0:r>
             <ns0:bookmarkEnd ns0:id="14"/>
           </ns0:p>
@@ -711,7 +657,7 @@
               <ns0:pStyle ns0:val="CDSection"/>
             </ns0:pPr>
             <ns0:r>
-              <ns0:t xml:space="preserve">Choose the correct letter,</ns0:t>
+              <ns0:t xml:space="preserve">Choose</ns0:t>
             </ns0:r>
             <ns0:r>
               <ns0:t xml:space="preserve"> </ns0:t>
@@ -721,13 +667,13 @@
                 <ns0:b/>
                 <ns0:bCs/>
               </ns0:rPr>
-              <ns0:t xml:space="preserve">A, B, C</ns0:t>
+              <ns0:t xml:space="preserve">YES</ns0:t>
             </ns0:r>
             <ns0:r>
               <ns0:t xml:space="preserve"> </ns0:t>
             </ns0:r>
             <ns0:r>
-              <ns0:t xml:space="preserve">or</ns0:t>
+              <ns0:t xml:space="preserve">if the statement agrees with the claims of the writer, choose</ns0:t>
             </ns0:r>
             <ns0:r>
               <ns0:t xml:space="preserve"> </ns0:t>
@@ -737,16 +683,175 @@
                 <ns0:b/>
                 <ns0:bCs/>
               </ns0:rPr>
-              <ns0:t xml:space="preserve">D</ns0:t>
-            </ns0:r>
-            <ns0:r>
-              <ns0:t xml:space="preserve">.</ns0:t>
-            </ns0:r>
-          </ns0:p>
-          <ns0:p>
-            <ns0:pPr>
-              <ns0:pStyle ns0:val="CDSection"/>
-            </ns0:pPr>
+              <ns0:t xml:space="preserve">NO</ns0:t>
+            </ns0:r>
+            <ns0:r>
+              <ns0:t xml:space="preserve"> </ns0:t>
+            </ns0:r>
+            <ns0:r>
+              <ns0:t xml:space="preserve">if the statement contradicts the claims of the writer, or</ns0:t>
+            </ns0:r>
+            <ns0:r>
+              <ns0:t xml:space="preserve"> </ns0:t>
+            </ns0:r>
+            <ns0:r>
+              <ns0:rPr>
+                <ns0:b/>
+                <ns0:bCs/>
+              </ns0:rPr>
+              <ns0:t xml:space="preserve">NOT GIVEN</ns0:t>
+            </ns0:r>
+            <ns0:r>
+              <ns0:t xml:space="preserve"> </ns0:t>
+            </ns0:r>
+            <ns0:r>
+              <ns0:t xml:space="preserve">if it is impossible to say what the writer thinks about this.</ns0:t>
+            </ns0:r>
+          </ns0:p>
+          <ns0:tbl>
+            <ns0:tblPr>
+              <ns0:tblStyle ns0:val="CDOptionTable"/>
+              <ns0:tblW ns0:type="pct" ns0:w="5000"/>
+              <ns0:tblLayout ns0:type="fixed"/>
+              <ns0:tblLook ns0:firstRow="1" ns0:lastRow="0" ns0:firstColumn="0" ns0:lastColumn="0" ns0:noHBand="0" ns0:noVBand="0" ns0:val="0020"/>
+              <ns0:jc ns0:val="center"/>
+            </ns0:tblPr>
+            <ns0:tblGrid>
+              <ns0:gridCol ns0:w="3960"/>
+              <ns0:gridCol ns0:w="3960"/>
+            </ns0:tblGrid>
+            <ns0:tr>
+              <ns0:trPr>
+                <ns0:tblHeader ns0:val="on"/>
+              </ns0:trPr>
+              <ns0:tc>
+                <ns0:tcPr/>
+                <ns0:p>
+                  <ns0:pPr>
+                    <ns0:pStyle ns0:val="Compact"/>
+                  </ns0:pPr>
+                  <ns0:r>
+                    <ns0:t xml:space="preserve">Option</ns0:t>
+                  </ns0:r>
+                </ns0:p>
+              </ns0:tc>
+              <ns0:tc>
+                <ns0:tcPr/>
+                <ns0:p>
+                  <ns0:pPr>
+                    <ns0:pStyle ns0:val="Compact"/>
+                  </ns0:pPr>
+                  <ns0:r>
+                    <ns0:t xml:space="preserve">Meaning</ns0:t>
+                  </ns0:r>
+                </ns0:p>
+              </ns0:tc>
+            </ns0:tr>
+            <ns0:tr>
+              <ns0:tc>
+                <ns0:tcPr/>
+                <ns0:p>
+                  <ns0:pPr>
+                    <ns0:pStyle ns0:val="Compact"/>
+                  </ns0:pPr>
+                  <ns0:r>
+                    <ns0:rPr>
+                      <ns0:b/>
+                      <ns0:bCs/>
+                    </ns0:rPr>
+                    <ns0:t xml:space="preserve">YES</ns0:t>
+                  </ns0:r>
+                </ns0:p>
+              </ns0:tc>
+              <ns0:tc>
+                <ns0:tcPr/>
+                <ns0:p>
+                  <ns0:pPr>
+                    <ns0:pStyle ns0:val="Compact"/>
+                  </ns0:pPr>
+                  <ns0:r>
+                    <ns0:t xml:space="preserve">the statement agrees with the claims of the writer</ns0:t>
+                  </ns0:r>
+                </ns0:p>
+              </ns0:tc>
+            </ns0:tr>
+            <ns0:tr>
+              <ns0:tc>
+                <ns0:tcPr/>
+                <ns0:p>
+                  <ns0:pPr>
+                    <ns0:pStyle ns0:val="Compact"/>
+                  </ns0:pPr>
+                  <ns0:r>
+                    <ns0:rPr>
+                      <ns0:b/>
+                      <ns0:bCs/>
+                    </ns0:rPr>
+                    <ns0:t xml:space="preserve">NO</ns0:t>
+                  </ns0:r>
+                </ns0:p>
+              </ns0:tc>
+              <ns0:tc>
+                <ns0:tcPr/>
+                <ns0:p>
+                  <ns0:pPr>
+                    <ns0:pStyle ns0:val="Compact"/>
+                  </ns0:pPr>
+                  <ns0:r>
+                    <ns0:t xml:space="preserve">the statement contradicts the claims of the writer</ns0:t>
+                  </ns0:r>
+                </ns0:p>
+              </ns0:tc>
+            </ns0:tr>
+            <ns0:tr>
+              <ns0:tc>
+                <ns0:tcPr/>
+                <ns0:p>
+                  <ns0:pPr>
+                    <ns0:pStyle ns0:val="Compact"/>
+                  </ns0:pPr>
+                  <ns0:r>
+                    <ns0:rPr>
+                      <ns0:b/>
+                      <ns0:bCs/>
+                    </ns0:rPr>
+                    <ns0:t xml:space="preserve">NOT GIVEN</ns0:t>
+                  </ns0:r>
+                </ns0:p>
+              </ns0:tc>
+              <ns0:tc>
+                <ns0:tcPr/>
+                <ns0:p>
+                  <ns0:pPr>
+                    <ns0:pStyle ns0:val="Compact"/>
+                  </ns0:pPr>
+                  <ns0:r>
+                    <ns0:t xml:space="preserve">it is impossible to say what the writer thinks about this</ns0:t>
+                  </ns0:r>
+                </ns0:p>
+              </ns0:tc>
+            </ns0:tr>
+          </ns0:tbl>
+          <ns0:p>
+            <ns0:pPr>
+              <ns0:pStyle ns0:val="CDQuestion"/>
+            </ns0:pPr>
+            <ns0:r>
+              <ns0:rPr>
+                <ns0:b/>
+                <ns0:bCs/>
+              </ns0:rPr>
+              <ns0:t xml:space="preserve">36.</ns0:t>
+            </ns0:r>
+            <ns0:r>
+              <ns0:t xml:space="preserve"> </ns0:t>
+            </ns0:r>
+            <ns0:r>
+              <ns0:t xml:space="preserve">The emergence of Homer’s epic poetry occurred in the same historical period as the beginning of the Olympic Games.</ns0:t>
+            </ns0:r>
+            <ns0:r>
+              <ns0:br/>
+            </ns0:r>
             <ns0:r>
               <ns0:rPr>
                 <ns0:b/>
@@ -758,46 +863,11 @@
               <ns0:t xml:space="preserve"> </ns0:t>
             </ns0:r>
             <ns0:r>
-              <ns0:t xml:space="preserve">Why is the batsman’s decision-making process described as</ns0:t>
-            </ns0:r>
-            <ns0:r>
-              <ns0:t xml:space="preserve"> </ns0:t>
-            </ns0:r>
-            <ns0:r>
-              <ns0:t xml:space="preserve">‘a very close-run thing’</ns0:t>
-            </ns0:r>
-            <ns0:r>
-              <ns0:t xml:space="preserve">?</ns0:t>
+              <ns0:t xml:space="preserve">The Italian scientists concluded that the motor actions encoded within the premotor cortex have no discernible link to unrelated collections of neurons.</ns0:t>
             </ns0:r>
             <ns0:r>
               <ns0:br/>
             </ns0:r>
-            <ns0:r>
-              <ns0:t xml:space="preserve">A. The batsman finds it difficult to judge the speed of the ball.</ns0:t>
-            </ns0:r>
-            <ns0:r>
-              <ns0:br/>
-            </ns0:r>
-            <ns0:r>
-              <ns0:t xml:space="preserve">B. The batsman’s neural processing time is barely sufficient.</ns0:t>
-            </ns0:r>
-            <ns0:r>
-              <ns0:br/>
-            </ns0:r>
-            <ns0:r>
-              <ns0:t xml:space="preserve">C. The batsman has to cope with a number of separate computations.</ns0:t>
-            </ns0:r>
-            <ns0:r>
-              <ns0:br/>
-            </ns0:r>
-            <ns0:r>
-              <ns0:t xml:space="preserve">D. Signalling the muscles to react takes longer than expected.</ns0:t>
-            </ns0:r>
-          </ns0:p>
-          <ns0:p>
-            <ns0:pPr>
-              <ns0:pStyle ns0:val="CDSection"/>
-            </ns0:pPr>
             <ns0:r>
               <ns0:rPr>
                 <ns0:b/>
@@ -809,37 +879,11 @@
               <ns0:t xml:space="preserve"> </ns0:t>
             </ns0:r>
             <ns0:r>
-              <ns0:t xml:space="preserve">What characterises the way the brain carries out fast processing activities?</ns0:t>
+              <ns0:t xml:space="preserve">Spectators can achieve flawless golf swings merely by watching the Masters Tournament without physical practice.</ns0:t>
             </ns0:r>
             <ns0:r>
               <ns0:br/>
             </ns0:r>
-            <ns0:r>
-              <ns0:t xml:space="preserve">A. The use of a limited number of neurons.</ns0:t>
-            </ns0:r>
-            <ns0:r>
-              <ns0:br/>
-            </ns0:r>
-            <ns0:r>
-              <ns0:t xml:space="preserve">B. The production of chemical messengers.</ns0:t>
-            </ns0:r>
-            <ns0:r>
-              <ns0:br/>
-            </ns0:r>
-            <ns0:r>
-              <ns0:t xml:space="preserve">C. The transmission of information about colour and movement.</ns0:t>
-            </ns0:r>
-            <ns0:r>
-              <ns0:br/>
-            </ns0:r>
-            <ns0:r>
-              <ns0:t xml:space="preserve">D. Transmitting signals to muscles over a short distance.</ns0:t>
-            </ns0:r>
-          </ns0:p>
-          <ns0:p>
-            <ns0:pPr>
-              <ns0:pStyle ns0:val="CDSection"/>
-            </ns0:pPr>
             <ns0:r>
               <ns0:rPr>
                 <ns0:b/>
@@ -851,37 +895,11 @@
               <ns0:t xml:space="preserve"> </ns0:t>
             </ns0:r>
             <ns0:r>
-              <ns0:t xml:space="preserve">The binding problem is about how</ns0:t>
+              <ns0:t xml:space="preserve">Some neuroscientists believe that certain types of still images might activate mirror neurons under specific experimental conditions.</ns0:t>
             </ns0:r>
             <ns0:r>
               <ns0:br/>
             </ns0:r>
-            <ns0:r>
-              <ns0:t xml:space="preserve">A. the brain deals with conflicting inputs relating to different stimuli.</ns0:t>
-            </ns0:r>
-            <ns0:r>
-              <ns0:br/>
-            </ns0:r>
-            <ns0:r>
-              <ns0:t xml:space="preserve">B. the brain integrates diverse perceptions of a single object.</ns0:t>
-            </ns0:r>
-            <ns0:r>
-              <ns0:br/>
-            </ns0:r>
-            <ns0:r>
-              <ns0:t xml:space="preserve">C. psychologists can assess the brain’s individual processing systems.</ns0:t>
-            </ns0:r>
-            <ns0:r>
-              <ns0:br/>
-            </ns0:r>
-            <ns0:r>
-              <ns0:t xml:space="preserve">D. psychologists explain how separate processing systems work simultaneously.</ns0:t>
-            </ns0:r>
-          </ns0:p>
-          <ns0:p>
-            <ns0:pPr>
-              <ns0:pStyle ns0:val="CDSection"/>
-            </ns0:pPr>
             <ns0:r>
               <ns0:rPr>
                 <ns0:b/>
@@ -893,31 +911,7 @@
               <ns0:t xml:space="preserve"> </ns0:t>
             </ns0:r>
             <ns0:r>
-              <ns0:t xml:space="preserve">What does the writer claim about perceptions of everyday events?</ns0:t>
-            </ns0:r>
-            <ns0:r>
-              <ns0:br/>
-            </ns0:r>
-            <ns0:r>
-              <ns0:t xml:space="preserve">A. The eyes send visual messages to the brain in the same way as in sport.</ns0:t>
-            </ns0:r>
-            <ns0:r>
-              <ns0:br/>
-            </ns0:r>
-            <ns0:r>
-              <ns0:t xml:space="preserve">B. The brain uses rapid classification as the basis for most perceptions.</ns0:t>
-            </ns0:r>
-            <ns0:r>
-              <ns0:br/>
-            </ns0:r>
-            <ns0:r>
-              <ns0:t xml:space="preserve">C. The brain has developed new processing methods to cope with everyday life.</ns0:t>
-            </ns0:r>
-            <ns0:r>
-              <ns0:br/>
-            </ns0:r>
-            <ns0:r>
-              <ns0:t xml:space="preserve">D. Most of these perceptions take longer to process than is generally believed.</ns0:t>
+              <ns0:t xml:space="preserve">The mu system is suppressed while we are dynamically involved in a particular activity.</ns0:t>
             </ns0:r>
           </ns0:p>
         </ns0:tc>
@@ -933,13 +927,13 @@
         <ns0:t xml:space="preserve">Phần II: Hướng dẫn làm bài</ns0:t>
       </ns0:r>
     </ns0:p>
-    <ns0:bookmarkStart ns0:id="16" ns0:name="X92bc627074d89486089954eb7808350c1138951"/>
+    <ns0:bookmarkStart ns0:id="16" ns0:name="câu-hỏi-2732-paragraph-matching"/>
     <ns0:p>
       <ns0:pPr>
         <ns0:pStyle ns0:val="Heading3"/>
       </ns0:pPr>
       <ns0:r>
-        <ns0:t xml:space="preserve">1. Câu hỏi 27–32 (Identifying Information / Paragraph Matching)</ns0:t>
+        <ns0:t xml:space="preserve">1. Câu hỏi 27–32 (Paragraph Matching)</ns0:t>
       </ns0:r>
     </ns0:p>
     <ns0:p>
@@ -961,7 +955,7 @@
         <ns0:t xml:space="preserve"> </ns0:t>
       </ns0:r>
       <ns0:r>
-        <ns0:t xml:space="preserve">information about how the brain determines what needs to happen physically in response to seeing the ball</ns0:t>
+        <ns0:t xml:space="preserve">reasons why watching sport can bring emotional satisfaction</ns0:t>
       </ns0:r>
     </ns0:p>
     <ns0:p>
@@ -983,7 +977,7 @@
         <ns0:t xml:space="preserve"> </ns0:t>
       </ns0:r>
       <ns0:r>
-        <ns0:t xml:space="preserve">“determines what needs to happen physically”</ns0:t>
+        <ns0:t xml:space="preserve">“reasons”</ns0:t>
       </ns0:r>
       <ns0:r>
         <ns0:t xml:space="preserve">,</ns0:t>
@@ -992,7 +986,16 @@
         <ns0:t xml:space="preserve"> </ns0:t>
       </ns0:r>
       <ns0:r>
-        <ns0:t xml:space="preserve">“in response to seeing the ball”</ns0:t>
+        <ns0:t xml:space="preserve">“watching sport”</ns0:t>
+      </ns0:r>
+      <ns0:r>
+        <ns0:t xml:space="preserve">,</ns0:t>
+      </ns0:r>
+      <ns0:r>
+        <ns0:t xml:space="preserve"> </ns0:t>
+      </ns0:r>
+      <ns0:r>
+        <ns0:t xml:space="preserve">“emotional satisfaction”</ns0:t>
       </ns0:r>
       <ns0:r>
         <ns0:t xml:space="preserve">.</ns0:t>
@@ -1017,7 +1020,7 @@
         <ns0:t xml:space="preserve"> </ns0:t>
       </ns0:r>
       <ns0:r>
-        <ns0:t xml:space="preserve">Đoạn G.</ns0:t>
+        <ns0:t xml:space="preserve">Đoạn F.</ns0:t>
       </ns0:r>
     </ns0:p>
     <ns0:p>
@@ -1039,42 +1042,49 @@
         <ns0:t xml:space="preserve"> </ns0:t>
       </ns0:r>
       <ns0:r>
-        <ns0:t xml:space="preserve">“Once the batsman’s brain has classified the ball and decided on a response, it must send</ns0:t>
-      </ns0:r>
-      <ns0:r>
-        <ns0:t xml:space="preserve"> </ns0:t>
-      </ns0:r>
-      <ns0:r>
-        <ns0:rPr>
-          <ns0:b/>
-          <ns0:bCs/>
-        </ns0:rPr>
-        <ns0:t xml:space="preserve">instructions to the muscles.</ns0:t>
-      </ns0:r>
-      <ns0:r>
-        <ns0:t xml:space="preserve"> </ns0:t>
-      </ns0:r>
-      <ns0:r>
-        <ns0:t xml:space="preserve">It does this by using a</ns0:t>
-      </ns0:r>
-      <ns0:r>
-        <ns0:t xml:space="preserve"> </ns0:t>
-      </ns0:r>
-      <ns0:r>
-        <ns0:t xml:space="preserve">‘look-up table’</ns0:t>
-      </ns0:r>
-      <ns0:r>
-        <ns0:t xml:space="preserve">, a neural mechanism that links the inputs (the ball’s velocity and trajectory) to the outputs (</ns0:t>
-      </ns0:r>
-      <ns0:r>
-        <ns0:rPr>
-          <ns0:b/>
-          <ns0:bCs/>
-        </ns0:rPr>
-        <ns0:t xml:space="preserve">the movements the batsman’s arms and legs must make</ns0:t>
-      </ns0:r>
-      <ns0:r>
-        <ns0:t xml:space="preserve">).”</ns0:t>
+        <ns0:t xml:space="preserve">“Most spectators tune in for the</ns0:t>
+      </ns0:r>
+      <ns0:r>
+        <ns0:t xml:space="preserve"> </ns0:t>
+      </ns0:r>
+      <ns0:r>
+        <ns0:rPr>
+          <ns0:b/>
+          <ns0:bCs/>
+        </ns0:rPr>
+        <ns0:t xml:space="preserve">emotional roller coaster</ns0:t>
+      </ns0:r>
+      <ns0:r>
+        <ns0:t xml:space="preserve">… This</ns0:t>
+      </ns0:r>
+      <ns0:r>
+        <ns0:t xml:space="preserve"> </ns0:t>
+      </ns0:r>
+      <ns0:r>
+        <ns0:rPr>
+          <ns0:b/>
+          <ns0:bCs/>
+        </ns0:rPr>
+        <ns0:t xml:space="preserve">emotional connection</ns0:t>
+      </ns0:r>
+      <ns0:r>
+        <ns0:t xml:space="preserve"> </ns0:t>
+      </ns0:r>
+      <ns0:r>
+        <ns0:t xml:space="preserve">finds its roots in mirror neurons, which allow spectators to perceive athletes’ victorious movements and to</ns0:t>
+      </ns0:r>
+      <ns0:r>
+        <ns0:t xml:space="preserve"> </ns0:t>
+      </ns0:r>
+      <ns0:r>
+        <ns0:rPr>
+          <ns0:b/>
+          <ns0:bCs/>
+        </ns0:rPr>
+        <ns0:t xml:space="preserve">share in the emotion of their triumphs</ns0:t>
+      </ns0:r>
+      <ns0:r>
+        <ns0:t xml:space="preserve">.”</ns0:t>
       </ns0:r>
     </ns0:p>
     <ns0:p>
@@ -1096,55 +1106,7 @@
         <ns0:t xml:space="preserve"> </ns0:t>
       </ns0:r>
       <ns0:r>
-        <ns0:t xml:space="preserve">“What needs to happen physically”</ns0:t>
-      </ns0:r>
-      <ns0:r>
-        <ns0:t xml:space="preserve"> </ns0:t>
-      </ns0:r>
-      <ns0:r>
-        <ns0:t xml:space="preserve">tương đương với</ns0:t>
-      </ns0:r>
-      <ns0:r>
-        <ns0:t xml:space="preserve"> </ns0:t>
-      </ns0:r>
-      <ns0:r>
-        <ns0:t xml:space="preserve">“instructions to the muscles”</ns0:t>
-      </ns0:r>
-      <ns0:r>
-        <ns0:t xml:space="preserve"> </ns0:t>
-      </ns0:r>
-      <ns0:r>
-        <ns0:t xml:space="preserve">/</ns0:t>
-      </ns0:r>
-      <ns0:r>
-        <ns0:t xml:space="preserve"> </ns0:t>
-      </ns0:r>
-      <ns0:r>
-        <ns0:t xml:space="preserve">“the movements… must make”</ns0:t>
-      </ns0:r>
-      <ns0:r>
-        <ns0:t xml:space="preserve">.</ns0:t>
-      </ns0:r>
-      <ns0:r>
-        <ns0:t xml:space="preserve"> </ns0:t>
-      </ns0:r>
-      <ns0:r>
-        <ns0:t xml:space="preserve">“In response to seeing the ball”</ns0:t>
-      </ns0:r>
-      <ns0:r>
-        <ns0:t xml:space="preserve"> </ns0:t>
-      </ns0:r>
-      <ns0:r>
-        <ns0:t xml:space="preserve">tương đương với</ns0:t>
-      </ns0:r>
-      <ns0:r>
-        <ns0:t xml:space="preserve"> </ns0:t>
-      </ns0:r>
-      <ns0:r>
-        <ns0:t xml:space="preserve">“classified the ball and decided on a response”</ns0:t>
-      </ns0:r>
-      <ns0:r>
-        <ns0:t xml:space="preserve">.</ns0:t>
+        <ns0:t xml:space="preserve">Đoạn F trực tiếp giải thích lý do (reasons) khiến xem thể thao mang lại sự thỏa mãn cảm xúc (emotional satisfaction) — thông qua việc chia sẻ cảm xúc chiến thắng nhờ tế bào thần kinh gương.</ns0:t>
       </ns0:r>
     </ns0:p>
     <ns0:p>
@@ -1170,7 +1132,7 @@
           <ns0:b/>
           <ns0:bCs/>
         </ns0:rPr>
-        <ns0:t xml:space="preserve">G</ns0:t>
+        <ns0:t xml:space="preserve">F</ns0:t>
       </ns0:r>
     </ns0:p>
     <ns0:p>
@@ -1192,7 +1154,7 @@
         <ns0:t xml:space="preserve"> </ns0:t>
       </ns0:r>
       <ns0:r>
-        <ns0:t xml:space="preserve">a comparison between the speed of brain processes and that of electrical devices</ns0:t>
+        <ns0:t xml:space="preserve">an explanation of why beginners struggle with sports tasks</ns0:t>
       </ns0:r>
     </ns0:p>
     <ns0:p>
@@ -1214,7 +1176,7 @@
         <ns0:t xml:space="preserve"> </ns0:t>
       </ns0:r>
       <ns0:r>
-        <ns0:t xml:space="preserve">“comparison”</ns0:t>
+        <ns0:t xml:space="preserve">“explanation”</ns0:t>
       </ns0:r>
       <ns0:r>
         <ns0:t xml:space="preserve">,</ns0:t>
@@ -1223,7 +1185,7 @@
         <ns0:t xml:space="preserve"> </ns0:t>
       </ns0:r>
       <ns0:r>
-        <ns0:t xml:space="preserve">“speed of brain processes”</ns0:t>
+        <ns0:t xml:space="preserve">“beginners”</ns0:t>
       </ns0:r>
       <ns0:r>
         <ns0:t xml:space="preserve">,</ns0:t>
@@ -1232,7 +1194,16 @@
         <ns0:t xml:space="preserve"> </ns0:t>
       </ns0:r>
       <ns0:r>
-        <ns0:t xml:space="preserve">“electrical devices”</ns0:t>
+        <ns0:t xml:space="preserve">“struggle”</ns0:t>
+      </ns0:r>
+      <ns0:r>
+        <ns0:t xml:space="preserve">,</ns0:t>
+      </ns0:r>
+      <ns0:r>
+        <ns0:t xml:space="preserve"> </ns0:t>
+      </ns0:r>
+      <ns0:r>
+        <ns0:t xml:space="preserve">“sports tasks”</ns0:t>
       </ns0:r>
       <ns0:r>
         <ns0:t xml:space="preserve">.</ns0:t>
@@ -1257,7 +1228,7 @@
         <ns0:t xml:space="preserve"> </ns0:t>
       </ns0:r>
       <ns0:r>
-        <ns0:t xml:space="preserve">Đoạn A.</ns0:t>
+        <ns0:t xml:space="preserve">Đoạn B.</ns0:t>
       </ns0:r>
     </ns0:p>
     <ns0:p>
@@ -1279,20 +1250,55 @@
         <ns0:t xml:space="preserve"> </ns0:t>
       </ns0:r>
       <ns0:r>
-        <ns0:t xml:space="preserve">“Clearly, the brain has processing pathways that perform computations even faster than</ns0:t>
-      </ns0:r>
-      <ns0:r>
-        <ns0:t xml:space="preserve"> </ns0:t>
-      </ns0:r>
-      <ns0:r>
-        <ns0:rPr>
-          <ns0:b/>
-          <ns0:bCs/>
-        </ns0:rPr>
-        <ns0:t xml:space="preserve">the most sophisticated computers.</ns0:t>
-      </ns0:r>
-      <ns0:r>
-        <ns0:t xml:space="preserve">”</ns0:t>
+        <ns0:t xml:space="preserve">“…for</ns0:t>
+      </ns0:r>
+      <ns0:r>
+        <ns0:t xml:space="preserve"> </ns0:t>
+      </ns0:r>
+      <ns0:r>
+        <ns0:rPr>
+          <ns0:b/>
+          <ns0:bCs/>
+        </ns0:rPr>
+        <ns0:t xml:space="preserve">novices</ns0:t>
+      </ns0:r>
+      <ns0:r>
+        <ns0:t xml:space="preserve"> </ns0:t>
+      </ns0:r>
+      <ns0:r>
+        <ns0:t xml:space="preserve">(beginners), smoothly manoeuvring the asymmetrical metal club presents a</ns0:t>
+      </ns0:r>
+      <ns0:r>
+        <ns0:t xml:space="preserve"> </ns0:t>
+      </ns0:r>
+      <ns0:r>
+        <ns0:rPr>
+          <ns0:b/>
+          <ns0:bCs/>
+        </ns0:rPr>
+        <ns0:t xml:space="preserve">nearly impossible challenge</ns0:t>
+      </ns0:r>
+      <ns0:r>
+        <ns0:t xml:space="preserve"> </ns0:t>
+      </ns0:r>
+      <ns0:r>
+        <ns0:t xml:space="preserve">(struggle).</ns0:t>
+      </ns0:r>
+      <ns0:r>
+        <ns0:t xml:space="preserve"> </ns0:t>
+      </ns0:r>
+      <ns0:r>
+        <ns0:rPr>
+          <ns0:b/>
+          <ns0:bCs/>
+        </ns0:rPr>
+        <ns0:t xml:space="preserve">This is because</ns0:t>
+      </ns0:r>
+      <ns0:r>
+        <ns0:t xml:space="preserve"> </ns0:t>
+      </ns0:r>
+      <ns0:r>
+        <ns0:t xml:space="preserve">(explanation) novices rely on conscious effort, utilising brain regions adjacent to the premotor cortex.”</ns0:t>
       </ns0:r>
     </ns0:p>
     <ns0:p>
@@ -1314,22 +1320,13 @@
         <ns0:t xml:space="preserve"> </ns0:t>
       </ns0:r>
       <ns0:r>
-        <ns0:t xml:space="preserve">“Electrical devices”</ns0:t>
-      </ns0:r>
-      <ns0:r>
-        <ns0:t xml:space="preserve"> </ns0:t>
-      </ns0:r>
-      <ns0:r>
-        <ns0:t xml:space="preserve">tương đương với</ns0:t>
-      </ns0:r>
-      <ns0:r>
-        <ns0:t xml:space="preserve"> </ns0:t>
-      </ns0:r>
-      <ns0:r>
-        <ns0:t xml:space="preserve">“computers”</ns0:t>
-      </ns0:r>
-      <ns0:r>
-        <ns0:t xml:space="preserve">. Bài văn khẳng định bộ não xử lý nhanh hơn cả máy tính tinh vi nhất — đây là một phép so sánh (comparison) trực tiếp.</ns0:t>
+        <ns0:t xml:space="preserve">Đoạn B đưa ra giải thích rõ ràng (</ns0:t>
+      </ns0:r>
+      <ns0:r>
+        <ns0:t xml:space="preserve">“This is because”</ns0:t>
+      </ns0:r>
+      <ns0:r>
+        <ns0:t xml:space="preserve">) tại sao người mới bắt đầu gặp khó khăn: họ phải dựa vào nỗ lực có ý thức, không có đường dẫn thần kinh vận động chuyên sâu như chuyên gia.</ns0:t>
       </ns0:r>
     </ns0:p>
     <ns0:p>
@@ -1355,7 +1352,7 @@
           <ns0:b/>
           <ns0:bCs/>
         </ns0:rPr>
-        <ns0:t xml:space="preserve">A</ns0:t>
+        <ns0:t xml:space="preserve">B</ns0:t>
       </ns0:r>
     </ns0:p>
     <ns0:p>
@@ -1377,7 +1374,7 @@
         <ns0:t xml:space="preserve"> </ns0:t>
       </ns0:r>
       <ns0:r>
-        <ns0:t xml:space="preserve">the reason for believing the brain can process information so quickly</ns0:t>
+        <ns0:t xml:space="preserve">a factor that can work alongside mirroring in sports competitions to maintain peak performance</ns0:t>
       </ns0:r>
     </ns0:p>
     <ns0:p>
@@ -1399,7 +1396,7 @@
         <ns0:t xml:space="preserve"> </ns0:t>
       </ns0:r>
       <ns0:r>
-        <ns0:t xml:space="preserve">“reason”</ns0:t>
+        <ns0:t xml:space="preserve">“factor”</ns0:t>
       </ns0:r>
       <ns0:r>
         <ns0:t xml:space="preserve">,</ns0:t>
@@ -1408,7 +1405,7 @@
         <ns0:t xml:space="preserve"> </ns0:t>
       </ns0:r>
       <ns0:r>
-        <ns0:t xml:space="preserve">“believing”</ns0:t>
+        <ns0:t xml:space="preserve">“work alongside”</ns0:t>
       </ns0:r>
       <ns0:r>
         <ns0:t xml:space="preserve">,</ns0:t>
@@ -1417,7 +1414,16 @@
         <ns0:t xml:space="preserve"> </ns0:t>
       </ns0:r>
       <ns0:r>
-        <ns0:t xml:space="preserve">“brain can process information so quickly”</ns0:t>
+        <ns0:t xml:space="preserve">“mirroring”</ns0:t>
+      </ns0:r>
+      <ns0:r>
+        <ns0:t xml:space="preserve">,</ns0:t>
+      </ns0:r>
+      <ns0:r>
+        <ns0:t xml:space="preserve"> </ns0:t>
+      </ns0:r>
+      <ns0:r>
+        <ns0:t xml:space="preserve">“maintain peak performance”</ns0:t>
       </ns0:r>
       <ns0:r>
         <ns0:t xml:space="preserve">.</ns0:t>
@@ -1442,7 +1448,7 @@
         <ns0:t xml:space="preserve"> </ns0:t>
       </ns0:r>
       <ns0:r>
-        <ns0:t xml:space="preserve">Đoạn H.</ns0:t>
+        <ns0:t xml:space="preserve">Đoạn E.</ns0:t>
       </ns0:r>
     </ns0:p>
     <ns0:p>
@@ -1464,33 +1470,55 @@
         <ns0:t xml:space="preserve"> </ns0:t>
       </ns0:r>
       <ns0:r>
-        <ns0:t xml:space="preserve">“…it is clear that the batsman’s rapid decision-making does not depend on the speed of the individual process, which is rather slow on the computer timescale. Instead,</ns0:t>
-      </ns0:r>
-      <ns0:r>
-        <ns0:t xml:space="preserve"> </ns0:t>
-      </ns0:r>
-      <ns0:r>
-        <ns0:rPr>
-          <ns0:b/>
-          <ns0:bCs/>
-        </ns0:rPr>
-        <ns0:t xml:space="preserve">it depends on how few neurons are needed</ns0:t>
-      </ns0:r>
-      <ns0:r>
-        <ns0:t xml:space="preserve">, and therefore on</ns0:t>
-      </ns0:r>
-      <ns0:r>
-        <ns0:t xml:space="preserve"> </ns0:t>
-      </ns0:r>
-      <ns0:r>
-        <ns0:rPr>
-          <ns0:b/>
-          <ns0:bCs/>
-        </ns0:rPr>
-        <ns0:t xml:space="preserve">how few sequential neural steps are required</ns0:t>
-      </ns0:r>
-      <ns0:r>
-        <ns0:t xml:space="preserve">.”</ns0:t>
+        <ns0:t xml:space="preserve">“The most</ns0:t>
+      </ns0:r>
+      <ns0:r>
+        <ns0:t xml:space="preserve"> </ns0:t>
+      </ns0:r>
+      <ns0:r>
+        <ns0:rPr>
+          <ns0:b/>
+          <ns0:bCs/>
+        </ns0:rPr>
+        <ns0:t xml:space="preserve">accomplished athletes</ns0:t>
+      </ns0:r>
+      <ns0:r>
+        <ns0:t xml:space="preserve"> </ns0:t>
+      </ns0:r>
+      <ns0:r>
+        <ns0:t xml:space="preserve">(peak performance) possess a premotor cortex capable of envisioning victorious movements (mirroring),</ns0:t>
+      </ns0:r>
+      <ns0:r>
+        <ns0:t xml:space="preserve"> </ns0:t>
+      </ns0:r>
+      <ns0:r>
+        <ns0:rPr>
+          <ns0:b/>
+          <ns0:bCs/>
+        </ns0:rPr>
+        <ns0:t xml:space="preserve">supplemented by</ns0:t>
+      </ns0:r>
+      <ns0:r>
+        <ns0:t xml:space="preserve"> </ns0:t>
+      </ns0:r>
+      <ns0:r>
+        <ns0:t xml:space="preserve">(work alongside) the</ns0:t>
+      </ns0:r>
+      <ns0:r>
+        <ns0:t xml:space="preserve"> </ns0:t>
+      </ns0:r>
+      <ns0:r>
+        <ns0:rPr>
+          <ns0:b/>
+          <ns0:bCs/>
+        </ns0:rPr>
+        <ns0:t xml:space="preserve">physical attributes</ns0:t>
+      </ns0:r>
+      <ns0:r>
+        <ns0:t xml:space="preserve"> </ns0:t>
+      </ns0:r>
+      <ns0:r>
+        <ns0:t xml:space="preserve">(a factor) required to translate those movements into reality.”</ns0:t>
       </ns0:r>
     </ns0:p>
     <ns0:p>
@@ -1512,7 +1540,7 @@
         <ns0:t xml:space="preserve"> </ns0:t>
       </ns0:r>
       <ns0:r>
-        <ns0:t xml:space="preserve">Đoạn H giải thích lý do (reason) tại sao bộ não có thể xử lý nhanh: không phải vì mỗi bước xử lý nhanh, mà vì nó cần rất ít neuron và ít bước tuần tự.</ns0:t>
+        <ns0:t xml:space="preserve">Yếu tố (factor) là các thuộc tính thể chất (physical attributes) hoạt động cùng với (supplemented by) quá trình phản chiếu (mirroring) để duy trì phong độ đỉnh cao.</ns0:t>
       </ns0:r>
     </ns0:p>
     <ns0:p>
@@ -1538,7 +1566,7 @@
           <ns0:b/>
           <ns0:bCs/>
         </ns0:rPr>
-        <ns0:t xml:space="preserve">H</ns0:t>
+        <ns0:t xml:space="preserve">E</ns0:t>
       </ns0:r>
     </ns0:p>
     <ns0:p>
@@ -1560,7 +1588,7 @@
         <ns0:t xml:space="preserve"> </ns0:t>
       </ns0:r>
       <ns0:r>
-        <ns0:t xml:space="preserve">a claim about the role of binding in rapid decision-making</ns0:t>
+        <ns0:t xml:space="preserve">a comparison between the mirror neurons of human beings and primates</ns0:t>
       </ns0:r>
     </ns0:p>
     <ns0:p>
@@ -1582,7 +1610,7 @@
         <ns0:t xml:space="preserve"> </ns0:t>
       </ns0:r>
       <ns0:r>
-        <ns0:t xml:space="preserve">“claim”</ns0:t>
+        <ns0:t xml:space="preserve">“comparison”</ns0:t>
       </ns0:r>
       <ns0:r>
         <ns0:t xml:space="preserve">,</ns0:t>
@@ -1591,7 +1619,7 @@
         <ns0:t xml:space="preserve"> </ns0:t>
       </ns0:r>
       <ns0:r>
-        <ns0:t xml:space="preserve">“role of binding”</ns0:t>
+        <ns0:t xml:space="preserve">“mirror neurons”</ns0:t>
       </ns0:r>
       <ns0:r>
         <ns0:t xml:space="preserve">,</ns0:t>
@@ -1600,7 +1628,16 @@
         <ns0:t xml:space="preserve"> </ns0:t>
       </ns0:r>
       <ns0:r>
-        <ns0:t xml:space="preserve">“rapid decision-making”</ns0:t>
+        <ns0:t xml:space="preserve">“human beings”</ns0:t>
+      </ns0:r>
+      <ns0:r>
+        <ns0:t xml:space="preserve">,</ns0:t>
+      </ns0:r>
+      <ns0:r>
+        <ns0:t xml:space="preserve"> </ns0:t>
+      </ns0:r>
+      <ns0:r>
+        <ns0:t xml:space="preserve">“primates”</ns0:t>
       </ns0:r>
       <ns0:r>
         <ns0:t xml:space="preserve">.</ns0:t>
@@ -1625,7 +1662,7 @@
         <ns0:t xml:space="preserve"> </ns0:t>
       </ns0:r>
       <ns0:r>
-        <ns0:t xml:space="preserve">Đoạn J.</ns0:t>
+        <ns0:t xml:space="preserve">Đoạn C.</ns0:t>
       </ns0:r>
     </ns0:p>
     <ns0:p>
@@ -1647,20 +1684,64 @@
         <ns0:t xml:space="preserve"> </ns0:t>
       </ns0:r>
       <ns0:r>
-        <ns0:t xml:space="preserve">“Recent research suggests that, far from being a problem,</ns0:t>
-      </ns0:r>
-      <ns0:r>
-        <ns0:t xml:space="preserve"> </ns0:t>
-      </ns0:r>
-      <ns0:r>
-        <ns0:rPr>
-          <ns0:b/>
-          <ns0:bCs/>
-        </ns0:rPr>
-        <ns0:t xml:space="preserve">the binding seems to be an important part of the way fast decisions are made.</ns0:t>
-      </ns0:r>
-      <ns0:r>
-        <ns0:t xml:space="preserve">”</ns0:t>
+        <ns0:t xml:space="preserve">“…mirror neurons are activated when a</ns0:t>
+      </ns0:r>
+      <ns0:r>
+        <ns0:t xml:space="preserve"> </ns0:t>
+      </ns0:r>
+      <ns0:r>
+        <ns0:rPr>
+          <ns0:b/>
+          <ns0:bCs/>
+        </ns0:rPr>
+        <ns0:t xml:space="preserve">primate</ns0:t>
+      </ns0:r>
+      <ns0:r>
+        <ns0:t xml:space="preserve"> </ns0:t>
+      </ns0:r>
+      <ns0:r>
+        <ns0:t xml:space="preserve">performs a particular action…”</ns0:t>
+      </ns0:r>
+      <ns0:r>
+        <ns0:t xml:space="preserve"> </ns0:t>
+      </ns0:r>
+      <ns0:r>
+        <ns0:t xml:space="preserve">→</ns0:t>
+      </ns0:r>
+      <ns0:r>
+        <ns0:t xml:space="preserve"> </ns0:t>
+      </ns0:r>
+      <ns0:r>
+        <ns0:t xml:space="preserve">“</ns0:t>
+      </ns0:r>
+      <ns0:r>
+        <ns0:rPr>
+          <ns0:b/>
+          <ns0:bCs/>
+        </ns0:rPr>
+        <ns0:t xml:space="preserve">Humans</ns0:t>
+      </ns0:r>
+      <ns0:r>
+        <ns0:t xml:space="preserve"> </ns0:t>
+      </ns0:r>
+      <ns0:r>
+        <ns0:t xml:space="preserve">possess an</ns0:t>
+      </ns0:r>
+      <ns0:r>
+        <ns0:t xml:space="preserve"> </ns0:t>
+      </ns0:r>
+      <ns0:r>
+        <ns0:rPr>
+          <ns0:b/>
+          <ns0:bCs/>
+        </ns0:rPr>
+        <ns0:t xml:space="preserve">even more intricate</ns0:t>
+      </ns0:r>
+      <ns0:r>
+        <ns0:t xml:space="preserve"> </ns0:t>
+      </ns0:r>
+      <ns0:r>
+        <ns0:t xml:space="preserve">mirror neuron system…”</ns0:t>
       </ns0:r>
     </ns0:p>
     <ns0:p>
@@ -1682,43 +1763,7 @@
         <ns0:t xml:space="preserve"> </ns0:t>
       </ns0:r>
       <ns0:r>
-        <ns0:t xml:space="preserve">Đây là khẳng định (claim) rằng</ns0:t>
-      </ns0:r>
-      <ns0:r>
-        <ns0:t xml:space="preserve"> </ns0:t>
-      </ns0:r>
-      <ns0:r>
-        <ns0:t xml:space="preserve">“binding”</ns0:t>
-      </ns0:r>
-      <ns0:r>
-        <ns0:t xml:space="preserve"> </ns0:t>
-      </ns0:r>
-      <ns0:r>
-        <ns0:t xml:space="preserve">đóng vai trò quan trọng (</ns0:t>
-      </ns0:r>
-      <ns0:r>
-        <ns0:t xml:space="preserve">“important part”</ns0:t>
-      </ns0:r>
-      <ns0:r>
-        <ns0:t xml:space="preserve">) trong quá trình ra quyết định nhanh (</ns0:t>
-      </ns0:r>
-      <ns0:r>
-        <ns0:t xml:space="preserve">“fast decisions are made”</ns0:t>
-      </ns0:r>
-      <ns0:r>
-        <ns0:t xml:space="preserve"> </ns0:t>
-      </ns0:r>
-      <ns0:r>
-        <ns0:t xml:space="preserve">=</ns0:t>
-      </ns0:r>
-      <ns0:r>
-        <ns0:t xml:space="preserve"> </ns0:t>
-      </ns0:r>
-      <ns0:r>
-        <ns0:t xml:space="preserve">“rapid decision-making”</ns0:t>
-      </ns0:r>
-      <ns0:r>
-        <ns0:t xml:space="preserve">).</ns0:t>
+        <ns0:t xml:space="preserve">Đoạn C thực hiện phép so sánh trực tiếp: tế bào thần kinh gương ở linh trưởng vs. ở người (con người có hệ thống phức tạp hơn).</ns0:t>
       </ns0:r>
     </ns0:p>
     <ns0:p>
@@ -1744,7 +1789,7 @@
           <ns0:b/>
           <ns0:bCs/>
         </ns0:rPr>
-        <ns0:t xml:space="preserve">J</ns0:t>
+        <ns0:t xml:space="preserve">C</ns0:t>
       </ns0:r>
     </ns0:p>
     <ns0:p>
@@ -1766,7 +1811,7 @@
         <ns0:t xml:space="preserve"> </ns0:t>
       </ns0:r>
       <ns0:r>
-        <ns0:t xml:space="preserve">a definition of the general term for the initial contact between the ball and the batsman’s brain</ns0:t>
+        <ns0:t xml:space="preserve">mention of integrating visual and motor processes to understand athletic movements</ns0:t>
       </ns0:r>
     </ns0:p>
     <ns0:p>
@@ -1788,7 +1833,7 @@
         <ns0:t xml:space="preserve"> </ns0:t>
       </ns0:r>
       <ns0:r>
-        <ns0:t xml:space="preserve">“definition”</ns0:t>
+        <ns0:t xml:space="preserve">“integrating”</ns0:t>
       </ns0:r>
       <ns0:r>
         <ns0:t xml:space="preserve">,</ns0:t>
@@ -1797,7 +1842,7 @@
         <ns0:t xml:space="preserve"> </ns0:t>
       </ns0:r>
       <ns0:r>
-        <ns0:t xml:space="preserve">“general term”</ns0:t>
+        <ns0:t xml:space="preserve">“visual”</ns0:t>
       </ns0:r>
       <ns0:r>
         <ns0:t xml:space="preserve">,</ns0:t>
@@ -1806,7 +1851,16 @@
         <ns0:t xml:space="preserve"> </ns0:t>
       </ns0:r>
       <ns0:r>
-        <ns0:t xml:space="preserve">“initial contact between the ball and the batsman’s brain”</ns0:t>
+        <ns0:t xml:space="preserve">“motor processes”</ns0:t>
+      </ns0:r>
+      <ns0:r>
+        <ns0:t xml:space="preserve">,</ns0:t>
+      </ns0:r>
+      <ns0:r>
+        <ns0:t xml:space="preserve"> </ns0:t>
+      </ns0:r>
+      <ns0:r>
+        <ns0:t xml:space="preserve">“understand athletic movements”</ns0:t>
       </ns0:r>
       <ns0:r>
         <ns0:t xml:space="preserve">.</ns0:t>
@@ -1853,68 +1907,71 @@
         <ns0:t xml:space="preserve"> </ns0:t>
       </ns0:r>
       <ns0:r>
-        <ns0:t xml:space="preserve">“</ns0:t>
-      </ns0:r>
-      <ns0:r>
-        <ns0:rPr>
-          <ns0:b/>
-          <ns0:bCs/>
-        </ns0:rPr>
-        <ns0:t xml:space="preserve">‘Vision’</ns0:t>
-      </ns0:r>
-      <ns0:r>
-        <ns0:t xml:space="preserve"> </ns0:t>
-      </ns0:r>
-      <ns0:r>
-        <ns0:t xml:space="preserve">is perhaps a misleading term to describe these rapid processes. In fact, what happens in the</ns0:t>
-      </ns0:r>
-      <ns0:r>
-        <ns0:t xml:space="preserve"> </ns0:t>
-      </ns0:r>
-      <ns0:r>
-        <ns0:rPr>
-          <ns0:b/>
-          <ns0:bCs/>
-        </ns0:rPr>
-        <ns0:t xml:space="preserve">few milliseconds after the eyes receive the light bouncing off a moving ball</ns0:t>
-      </ns0:r>
-      <ns0:r>
-        <ns0:t xml:space="preserve"> </ns0:t>
-      </ns0:r>
-      <ns0:r>
-        <ns0:t xml:space="preserve">is</ns0:t>
-      </ns0:r>
-      <ns0:r>
-        <ns0:t xml:space="preserve"> </ns0:t>
-      </ns0:r>
-      <ns0:r>
-        <ns0:rPr>
-          <ns0:b/>
-          <ns0:bCs/>
-        </ns0:rPr>
-        <ns0:t xml:space="preserve">not image forming</ns0:t>
-      </ns0:r>
-      <ns0:r>
-        <ns0:t xml:space="preserve"> </ns0:t>
-      </ns0:r>
-      <ns0:r>
-        <ns0:t xml:space="preserve">at all, but merely a</ns0:t>
-      </ns0:r>
-      <ns0:r>
-        <ns0:t xml:space="preserve"> </ns0:t>
-      </ns0:r>
-      <ns0:r>
-        <ns0:rPr>
-          <ns0:b/>
-          <ns0:bCs/>
-        </ns0:rPr>
-        <ns0:t xml:space="preserve">rapid classification</ns0:t>
-      </ns0:r>
-      <ns0:r>
-        <ns0:t xml:space="preserve"> </ns0:t>
-      </ns0:r>
-      <ns0:r>
-        <ns0:t xml:space="preserve">of a noisy visual signal.”</ns0:t>
+        <ns0:t xml:space="preserve">“…to</ns0:t>
+      </ns0:r>
+      <ns0:r>
+        <ns0:t xml:space="preserve"> </ns0:t>
+      </ns0:r>
+      <ns0:r>
+        <ns0:rPr>
+          <ns0:b/>
+          <ns0:bCs/>
+        </ns0:rPr>
+        <ns0:t xml:space="preserve">comprehend the movements of sports stars</ns0:t>
+      </ns0:r>
+      <ns0:r>
+        <ns0:t xml:space="preserve"> </ns0:t>
+      </ns0:r>
+      <ns0:r>
+        <ns0:t xml:space="preserve">(understand athletic movements), we need to</ns0:t>
+      </ns0:r>
+      <ns0:r>
+        <ns0:t xml:space="preserve"> </ns0:t>
+      </ns0:r>
+      <ns0:r>
+        <ns0:rPr>
+          <ns0:b/>
+          <ns0:bCs/>
+        </ns0:rPr>
+        <ns0:t xml:space="preserve">align</ns0:t>
+      </ns0:r>
+      <ns0:r>
+        <ns0:t xml:space="preserve"> </ns0:t>
+      </ns0:r>
+      <ns0:r>
+        <ns0:t xml:space="preserve">(integrating) the</ns0:t>
+      </ns0:r>
+      <ns0:r>
+        <ns0:t xml:space="preserve"> </ns0:t>
+      </ns0:r>
+      <ns0:r>
+        <ns0:rPr>
+          <ns0:b/>
+          <ns0:bCs/>
+        </ns0:rPr>
+        <ns0:t xml:space="preserve">visual representation</ns0:t>
+      </ns0:r>
+      <ns0:r>
+        <ns0:t xml:space="preserve"> </ns0:t>
+      </ns0:r>
+      <ns0:r>
+        <ns0:t xml:space="preserve">of the observed action with our own</ns0:t>
+      </ns0:r>
+      <ns0:r>
+        <ns0:t xml:space="preserve"> </ns0:t>
+      </ns0:r>
+      <ns0:r>
+        <ns0:rPr>
+          <ns0:b/>
+          <ns0:bCs/>
+        </ns0:rPr>
+        <ns0:t xml:space="preserve">motor representation</ns0:t>
+      </ns0:r>
+      <ns0:r>
+        <ns0:t xml:space="preserve"> </ns0:t>
+      </ns0:r>
+      <ns0:r>
+        <ns0:t xml:space="preserve">of the same action.”</ns0:t>
       </ns0:r>
     </ns0:p>
     <ns0:p>
@@ -1936,19 +1993,13 @@
         <ns0:t xml:space="preserve"> </ns0:t>
       </ns0:r>
       <ns0:r>
-        <ns0:t xml:space="preserve">Đoạn E đưa ra định nghĩa (definition) cho thuật ngữ chung (general term) là</ns0:t>
-      </ns0:r>
-      <ns0:r>
-        <ns0:t xml:space="preserve"> </ns0:t>
-      </ns0:r>
-      <ns0:r>
-        <ns0:t xml:space="preserve">“Vision”</ns0:t>
-      </ns0:r>
-      <ns0:r>
-        <ns0:t xml:space="preserve"> </ns0:t>
-      </ns0:r>
-      <ns0:r>
-        <ns0:t xml:space="preserve">— tức quá trình tiếp xúc ban đầu giữa bóng và não — và giải thích rằng thực chất nó là một sự phân loại nhanh tín hiệu thị giác.</ns0:t>
+        <ns0:t xml:space="preserve">“Align visual representation with motor representation”</ns0:t>
+      </ns0:r>
+      <ns0:r>
+        <ns0:t xml:space="preserve"> </ns0:t>
+      </ns0:r>
+      <ns0:r>
+        <ns0:t xml:space="preserve">= tích hợp (integrating) quy trình thị giác và vận động để hiểu (comprehend) các động tác thể thao.</ns0:t>
       </ns0:r>
     </ns0:p>
     <ns0:p>
@@ -1996,7 +2047,7 @@
         <ns0:t xml:space="preserve"> </ns0:t>
       </ns0:r>
       <ns0:r>
-        <ns0:t xml:space="preserve">a description of the neural process of passing a signal from one neuron to another</ns0:t>
+        <ns0:t xml:space="preserve">reference to the first discovery of brain activity associated with mirror neurons</ns0:t>
       </ns0:r>
     </ns0:p>
     <ns0:p>
@@ -2018,7 +2069,7 @@
         <ns0:t xml:space="preserve"> </ns0:t>
       </ns0:r>
       <ns0:r>
-        <ns0:t xml:space="preserve">“description”</ns0:t>
+        <ns0:t xml:space="preserve">“first discovery”</ns0:t>
       </ns0:r>
       <ns0:r>
         <ns0:t xml:space="preserve">,</ns0:t>
@@ -2027,7 +2078,7 @@
         <ns0:t xml:space="preserve"> </ns0:t>
       </ns0:r>
       <ns0:r>
-        <ns0:t xml:space="preserve">“neural process”</ns0:t>
+        <ns0:t xml:space="preserve">“brain activity”</ns0:t>
       </ns0:r>
       <ns0:r>
         <ns0:t xml:space="preserve">,</ns0:t>
@@ -2036,7 +2087,7 @@
         <ns0:t xml:space="preserve"> </ns0:t>
       </ns0:r>
       <ns0:r>
-        <ns0:t xml:space="preserve">“passing a signal from one neuron to another”</ns0:t>
+        <ns0:t xml:space="preserve">“mirror neurons”</ns0:t>
       </ns0:r>
       <ns0:r>
         <ns0:t xml:space="preserve">.</ns0:t>
@@ -2061,7 +2112,7 @@
         <ns0:t xml:space="preserve"> </ns0:t>
       </ns0:r>
       <ns0:r>
-        <ns0:t xml:space="preserve">Đoạn B.</ns0:t>
+        <ns0:t xml:space="preserve">Đoạn D.</ns0:t>
       </ns0:r>
     </ns0:p>
     <ns0:p>
@@ -2083,50 +2134,55 @@
         <ns0:t xml:space="preserve"> </ns0:t>
       </ns0:r>
       <ns0:r>
-        <ns0:t xml:space="preserve">“The electrical signals involved cannot jump from one neuron to another; instead, they</ns0:t>
-      </ns0:r>
-      <ns0:r>
-        <ns0:t xml:space="preserve"> </ns0:t>
-      </ns0:r>
-      <ns0:r>
-        <ns0:rPr>
-          <ns0:b/>
-          <ns0:bCs/>
-        </ns0:rPr>
-        <ns0:t xml:space="preserve">‘fire’</ns0:t>
-      </ns0:r>
-      <ns0:r>
-        <ns0:rPr>
-          <ns0:b/>
-          <ns0:bCs/>
-        </ns0:rPr>
-        <ns0:t xml:space="preserve"> </ns0:t>
-      </ns0:r>
-      <ns0:r>
-        <ns0:rPr>
-          <ns0:b/>
-          <ns0:bCs/>
-        </ns0:rPr>
-        <ns0:t xml:space="preserve">an intermediate chemical messenger – a neurotransmitter – which diffuses across the synaptic gap</ns0:t>
-      </ns0:r>
-      <ns0:r>
-        <ns0:t xml:space="preserve"> </ns0:t>
-      </ns0:r>
-      <ns0:r>
-        <ns0:t xml:space="preserve">between neurons and</ns0:t>
-      </ns0:r>
-      <ns0:r>
-        <ns0:t xml:space="preserve"> </ns0:t>
-      </ns0:r>
-      <ns0:r>
-        <ns0:rPr>
-          <ns0:b/>
-          <ns0:bCs/>
-        </ns0:rPr>
-        <ns0:t xml:space="preserve">triggers a new electrical signal in the next neuron.</ns0:t>
-      </ns0:r>
-      <ns0:r>
-        <ns0:t xml:space="preserve">”</ns0:t>
+        <ns0:t xml:space="preserve">“This</ns0:t>
+      </ns0:r>
+      <ns0:r>
+        <ns0:t xml:space="preserve"> </ns0:t>
+      </ns0:r>
+      <ns0:r>
+        <ns0:rPr>
+          <ns0:b/>
+          <ns0:bCs/>
+        </ns0:rPr>
+        <ns0:t xml:space="preserve">neural mirroring</ns0:t>
+      </ns0:r>
+      <ns0:r>
+        <ns0:t xml:space="preserve"> </ns0:t>
+      </ns0:r>
+      <ns0:r>
+        <ns0:t xml:space="preserve">was</ns0:t>
+      </ns0:r>
+      <ns0:r>
+        <ns0:t xml:space="preserve"> </ns0:t>
+      </ns0:r>
+      <ns0:r>
+        <ns0:rPr>
+          <ns0:b/>
+          <ns0:bCs/>
+        </ns0:rPr>
+        <ns0:t xml:space="preserve">initially identified in 1954</ns0:t>
+      </ns0:r>
+      <ns0:r>
+        <ns0:t xml:space="preserve"> </ns0:t>
+      </ns0:r>
+      <ns0:r>
+        <ns0:t xml:space="preserve">(first discovery) by French physiologists Gastaut and Bert, who noticed specific alpha and mu</ns0:t>
+      </ns0:r>
+      <ns0:r>
+        <ns0:t xml:space="preserve"> </ns0:t>
+      </ns0:r>
+      <ns0:r>
+        <ns0:rPr>
+          <ns0:b/>
+          <ns0:bCs/>
+        </ns0:rPr>
+        <ns0:t xml:space="preserve">brain wave patterns</ns0:t>
+      </ns0:r>
+      <ns0:r>
+        <ns0:t xml:space="preserve"> </ns0:t>
+      </ns0:r>
+      <ns0:r>
+        <ns0:t xml:space="preserve">(brain activity) in humans.”</ns0:t>
       </ns0:r>
     </ns0:p>
     <ns0:p>
@@ -2148,7 +2204,7 @@
         <ns0:t xml:space="preserve"> </ns0:t>
       </ns0:r>
       <ns0:r>
-        <ns0:t xml:space="preserve">Đoạn B mô tả chi tiết cơ chế truyền tín hiệu (passing a signal) từ neuron này sang neuron khác, thông qua chất dẫn truyền thần kinh (neurotransmitter) qua khe synap.</ns0:t>
+        <ns0:t xml:space="preserve">Đoạn D đề cập đến lần phát hiện đầu tiên (initially identified = first discovery) hoạt động não liên quan đến tế bào thần kinh gương.</ns0:t>
       </ns0:r>
     </ns0:p>
     <ns0:p>
@@ -2174,17 +2230,17 @@
           <ns0:b/>
           <ns0:bCs/>
         </ns0:rPr>
-        <ns0:t xml:space="preserve">B</ns0:t>
+        <ns0:t xml:space="preserve">D</ns0:t>
       </ns0:r>
     </ns0:p>
     <ns0:bookmarkEnd ns0:id="16"/>
-    <ns0:bookmarkStart ns0:id="17" ns0:name="câu-hỏi-3336-matching-sentence-endings"/>
+    <ns0:bookmarkStart ns0:id="17" ns0:name="câu-hỏi-3335-multiple-choice"/>
     <ns0:p>
       <ns0:pPr>
         <ns0:pStyle ns0:val="Heading3"/>
       </ns0:pPr>
       <ns0:r>
-        <ns0:t xml:space="preserve">2. Câu hỏi 33–36 (Matching Sentence Endings)</ns0:t>
+        <ns0:t xml:space="preserve">2. Câu hỏi 33–35 (Multiple Choice)</ns0:t>
       </ns0:r>
     </ns0:p>
     <ns0:p>
@@ -2206,7 +2262,7 @@
         <ns0:t xml:space="preserve"> </ns0:t>
       </ns0:r>
       <ns0:r>
-        <ns0:t xml:space="preserve">A neuron will fire …………</ns0:t>
+        <ns0:t xml:space="preserve">What point does the writer make about professional athletes in Paragraph B?</ns0:t>
       </ns0:r>
     </ns0:p>
     <ns0:p>
@@ -2228,7 +2284,7 @@
         <ns0:t xml:space="preserve"> </ns0:t>
       </ns0:r>
       <ns0:r>
-        <ns0:t xml:space="preserve">“neuron”</ns0:t>
+        <ns0:t xml:space="preserve">“professional athletes”</ns0:t>
       </ns0:r>
       <ns0:r>
         <ns0:t xml:space="preserve">,</ns0:t>
@@ -2237,7 +2293,7 @@
         <ns0:t xml:space="preserve"> </ns0:t>
       </ns0:r>
       <ns0:r>
-        <ns0:t xml:space="preserve">“will fire”</ns0:t>
+        <ns0:t xml:space="preserve">“Paragraph B”</ns0:t>
       </ns0:r>
       <ns0:r>
         <ns0:t xml:space="preserve">.</ns0:t>
@@ -2262,7 +2318,7 @@
         <ns0:t xml:space="preserve"> </ns0:t>
       </ns0:r>
       <ns0:r>
-        <ns0:t xml:space="preserve">Đoạn C.</ns0:t>
+        <ns0:t xml:space="preserve">Đoạn B.</ns0:t>
       </ns0:r>
     </ns0:p>
     <ns0:p>
@@ -2284,39 +2340,30 @@
         <ns0:t xml:space="preserve"> </ns0:t>
       </ns0:r>
       <ns0:r>
-        <ns0:t xml:space="preserve">“If, during a given interval of time, a neuron receives enough</ns0:t>
-      </ns0:r>
-      <ns0:r>
-        <ns0:t xml:space="preserve"> </ns0:t>
-      </ns0:r>
-      <ns0:r>
-        <ns0:rPr>
-          <ns0:b/>
-          <ns0:bCs/>
-        </ns0:rPr>
-        <ns0:t xml:space="preserve">net positive stimulation</ns0:t>
-      </ns0:r>
-      <ns0:r>
-        <ns0:t xml:space="preserve"> </ns0:t>
-      </ns0:r>
-      <ns0:r>
-        <ns0:t xml:space="preserve">through its synapses from other neurons, it will fire; but the</ns0:t>
-      </ns0:r>
-      <ns0:r>
-        <ns0:t xml:space="preserve"> </ns0:t>
-      </ns0:r>
-      <ns0:r>
-        <ns0:rPr>
-          <ns0:b/>
-          <ns0:bCs/>
-        </ns0:rPr>
-        <ns0:t xml:space="preserve">net stimulation must exceed a certain threshold</ns0:t>
-      </ns0:r>
-      <ns0:r>
-        <ns0:t xml:space="preserve"> </ns0:t>
-      </ns0:r>
-      <ns0:r>
-        <ns0:t xml:space="preserve">for it to do so.”</ns0:t>
+        <ns0:t xml:space="preserve">“</ns0:t>
+      </ns0:r>
+      <ns0:r>
+        <ns0:rPr>
+          <ns0:b/>
+          <ns0:bCs/>
+        </ns0:rPr>
+        <ns0:t xml:space="preserve">Experts</ns0:t>
+      </ns0:r>
+      <ns0:r>
+        <ns0:t xml:space="preserve">, by contrast, instinctively execute perfectly balanced movements… Their swing occurs with the serenity of a refined autopilot,</ns0:t>
+      </ns0:r>
+      <ns0:r>
+        <ns0:t xml:space="preserve"> </ns0:t>
+      </ns0:r>
+      <ns0:r>
+        <ns0:rPr>
+          <ns0:b/>
+          <ns0:bCs/>
+        </ns0:rPr>
+        <ns0:t xml:space="preserve">requiring no conscious control</ns0:t>
+      </ns0:r>
+      <ns0:r>
+        <ns0:t xml:space="preserve">.”</ns0:t>
       </ns0:r>
     </ns0:p>
     <ns0:p>
@@ -2332,13 +2379,61 @@
           <ns0:b/>
           <ns0:bCs/>
         </ns0:rPr>
-        <ns0:t xml:space="preserve">Phân tích:</ns0:t>
-      </ns0:r>
-      <ns0:r>
-        <ns0:t xml:space="preserve"> </ns0:t>
-      </ns0:r>
-      <ns0:r>
-        <ns0:t xml:space="preserve">“Threshold”</ns0:t>
+        <ns0:t xml:space="preserve">Phân tích đáp án:</ns0:t>
+      </ns0:r>
+    </ns0:p>
+    <ns0:p>
+      <ns0:pPr>
+        <ns0:pStyle ns0:val="Compact"/>
+        <ns0:numPr>
+          <ns0:ilvl ns0:val="2"/>
+          <ns0:numId ns0:val="1010"/>
+        </ns0:numPr>
+      </ns0:pPr>
+      <ns0:r>
+        <ns0:t xml:space="preserve">Option A: Sai — họ không lên kế hoạch tỉ mỉ cho từng giai đoạn (no conscious control).</ns0:t>
+      </ns0:r>
+    </ns0:p>
+    <ns0:p>
+      <ns0:pPr>
+        <ns0:pStyle ns0:val="Compact"/>
+        <ns0:numPr>
+          <ns0:ilvl ns0:val="2"/>
+          <ns0:numId ns0:val="1010"/>
+        </ns0:numPr>
+      </ns0:pPr>
+      <ns0:r>
+        <ns0:t xml:space="preserve">Option B: Đoạn B không đề cập đến luyện tập thường xuyên để duy trì kỹ năng — thông tin này không có → ✘</ns0:t>
+      </ns0:r>
+    </ns0:p>
+    <ns0:p>
+      <ns0:pPr>
+        <ns0:pStyle ns0:val="Compact"/>
+        <ns0:numPr>
+          <ns0:ilvl ns0:val="2"/>
+          <ns0:numId ns0:val="1010"/>
+        </ns0:numPr>
+      </ns0:pPr>
+      <ns0:r>
+        <ns0:t xml:space="preserve">Option C: Sai — họ không chủ động phân tích hành động của đồng nghiệp.</ns0:t>
+      </ns0:r>
+    </ns0:p>
+    <ns0:p>
+      <ns0:pPr>
+        <ns0:pStyle ns0:val="Compact"/>
+        <ns0:numPr>
+          <ns0:ilvl ns0:val="2"/>
+          <ns0:numId ns0:val="1010"/>
+        </ns0:numPr>
+      </ns0:pPr>
+      <ns0:r>
+        <ns0:t xml:space="preserve">Option D:</ns0:t>
+      </ns0:r>
+      <ns0:r>
+        <ns0:t xml:space="preserve"> </ns0:t>
+      </ns0:r>
+      <ns0:r>
+        <ns0:t xml:space="preserve">“Requiring no conscious control”</ns0:t>
       </ns0:r>
       <ns0:r>
         <ns0:t xml:space="preserve"> </ns0:t>
@@ -2350,31 +2445,13 @@
         <ns0:t xml:space="preserve"> </ns0:t>
       </ns0:r>
       <ns0:r>
-        <ns0:t xml:space="preserve">“certain limit”</ns0:t>
-      </ns0:r>
-      <ns0:r>
-        <ns0:t xml:space="preserve">.</ns0:t>
-      </ns0:r>
-      <ns0:r>
-        <ns0:t xml:space="preserve"> </ns0:t>
-      </ns0:r>
-      <ns0:r>
-        <ns0:t xml:space="preserve">“Net positive stimulation must exceed a certain threshold”</ns0:t>
-      </ns0:r>
-      <ns0:r>
-        <ns0:t xml:space="preserve"> </ns0:t>
-      </ns0:r>
-      <ns0:r>
-        <ns0:t xml:space="preserve">=</ns0:t>
-      </ns0:r>
-      <ns0:r>
-        <ns0:t xml:space="preserve"> </ns0:t>
-      </ns0:r>
-      <ns0:r>
-        <ns0:t xml:space="preserve">“amount of positive stimulation is more than a certain limit”</ns0:t>
-      </ns0:r>
-      <ns0:r>
-        <ns0:t xml:space="preserve">.</ns0:t>
+        <ns0:t xml:space="preserve">“without conscious contemplation”</ns0:t>
+      </ns0:r>
+      <ns0:r>
+        <ns0:t xml:space="preserve"> </ns0:t>
+      </ns0:r>
+      <ns0:r>
+        <ns0:t xml:space="preserve">→ ✔</ns0:t>
       </ns0:r>
     </ns0:p>
     <ns0:p>
@@ -2401,12 +2478,6 @@
           <ns0:bCs/>
         </ns0:rPr>
         <ns0:t xml:space="preserve">D</ns0:t>
-      </ns0:r>
-      <ns0:r>
-        <ns0:t xml:space="preserve"> </ns0:t>
-      </ns0:r>
-      <ns0:r>
-        <ns0:t xml:space="preserve">(if the amount of positive stimulation is more than a certain limit.)</ns0:t>
       </ns0:r>
     </ns0:p>
     <ns0:p>
@@ -2428,15 +2499,15 @@
         <ns0:t xml:space="preserve"> </ns0:t>
       </ns0:r>
       <ns0:r>
-        <ns0:t xml:space="preserve">A visual signal is classified …………</ns0:t>
-      </ns0:r>
-    </ns0:p>
-    <ns0:p>
-      <ns0:pPr>
-        <ns0:pStyle ns0:val="Compact"/>
-        <ns0:numPr>
-          <ns0:ilvl ns0:val="1"/>
-          <ns0:numId ns0:val="1010"/>
+        <ns0:t xml:space="preserve">The writer mentions the example of a remarkable golfer to illustrate…</ns0:t>
+      </ns0:r>
+    </ns0:p>
+    <ns0:p>
+      <ns0:pPr>
+        <ns0:pStyle ns0:val="Compact"/>
+        <ns0:numPr>
+          <ns0:ilvl ns0:val="1"/>
+          <ns0:numId ns0:val="1011"/>
         </ns0:numPr>
       </ns0:pPr>
       <ns0:r>
@@ -2450,7 +2521,7 @@
         <ns0:t xml:space="preserve"> </ns0:t>
       </ns0:r>
       <ns0:r>
-        <ns0:t xml:space="preserve">“visual signal”</ns0:t>
+        <ns0:t xml:space="preserve">“remarkable golfer”</ns0:t>
       </ns0:r>
       <ns0:r>
         <ns0:t xml:space="preserve">,</ns0:t>
@@ -2459,7 +2530,7 @@
         <ns0:t xml:space="preserve"> </ns0:t>
       </ns0:r>
       <ns0:r>
-        <ns0:t xml:space="preserve">“classified”</ns0:t>
+        <ns0:t xml:space="preserve">“illustrate”</ns0:t>
       </ns0:r>
       <ns0:r>
         <ns0:t xml:space="preserve">.</ns0:t>
@@ -2470,7 +2541,7 @@
         <ns0:pStyle ns0:val="Compact"/>
         <ns0:numPr>
           <ns0:ilvl ns0:val="1"/>
-          <ns0:numId ns0:val="1010"/>
+          <ns0:numId ns0:val="1011"/>
         </ns0:numPr>
       </ns0:pPr>
       <ns0:r>
@@ -2492,7 +2563,7 @@
         <ns0:pStyle ns0:val="Compact"/>
         <ns0:numPr>
           <ns0:ilvl ns0:val="1"/>
-          <ns0:numId ns0:val="1010"/>
+          <ns0:numId ns0:val="1011"/>
         </ns0:numPr>
       </ns0:pPr>
       <ns0:r>
@@ -2506,66 +2577,79 @@
         <ns0:t xml:space="preserve"> </ns0:t>
       </ns0:r>
       <ns0:r>
-        <ns0:t xml:space="preserve">“This signal is first broken up… It is then put back together in a rapid procedure to</ns0:t>
-      </ns0:r>
-      <ns0:r>
-        <ns0:t xml:space="preserve"> </ns0:t>
-      </ns0:r>
-      <ns0:r>
-        <ns0:rPr>
-          <ns0:b/>
-          <ns0:bCs/>
-        </ns0:rPr>
-        <ns0:t xml:space="preserve">create a possible match with a</ns0:t>
-      </ns0:r>
-      <ns0:r>
-        <ns0:rPr>
-          <ns0:b/>
-          <ns0:bCs/>
-        </ns0:rPr>
-        <ns0:t xml:space="preserve"> </ns0:t>
-      </ns0:r>
-      <ns0:r>
-        <ns0:rPr>
-          <ns0:b/>
-          <ns0:bCs/>
-        </ns0:rPr>
-        <ns0:t xml:space="preserve">‘template’</ns0:t>
-      </ns0:r>
-      <ns0:r>
-        <ns0:rPr>
-          <ns0:b/>
-          <ns0:bCs/>
-        </ns0:rPr>
-        <ns0:t xml:space="preserve">, or an acquired generic representation</ns0:t>
-      </ns0:r>
-      <ns0:r>
-        <ns0:t xml:space="preserve"> </ns0:t>
-      </ns0:r>
-      <ns0:r>
-        <ns0:t xml:space="preserve">of a moving ball, stored in the brain.”</ns0:t>
-      </ns0:r>
-    </ns0:p>
-    <ns0:p>
-      <ns0:pPr>
-        <ns0:pStyle ns0:val="Compact"/>
-        <ns0:numPr>
-          <ns0:ilvl ns0:val="1"/>
-          <ns0:numId ns0:val="1010"/>
-        </ns0:numPr>
-      </ns0:pPr>
-      <ns0:r>
-        <ns0:rPr>
-          <ns0:b/>
-          <ns0:bCs/>
-        </ns0:rPr>
-        <ns0:t xml:space="preserve">Phân tích:</ns0:t>
-      </ns0:r>
-      <ns0:r>
-        <ns0:t xml:space="preserve"> </ns0:t>
-      </ns0:r>
-      <ns0:r>
-        <ns0:t xml:space="preserve">“A possible match with a template”</ns0:t>
+        <ns0:t xml:space="preserve">“They also enable observers to</ns0:t>
+      </ns0:r>
+      <ns0:r>
+        <ns0:t xml:space="preserve"> </ns0:t>
+      </ns0:r>
+      <ns0:r>
+        <ns0:rPr>
+          <ns0:b/>
+          <ns0:bCs/>
+        </ns0:rPr>
+        <ns0:t xml:space="preserve">enhance their athletic abilities through the process of observation</ns0:t>
+      </ns0:r>
+      <ns0:r>
+        <ns0:t xml:space="preserve">. It turns out that</ns0:t>
+      </ns0:r>
+      <ns0:r>
+        <ns0:t xml:space="preserve"> </ns0:t>
+      </ns0:r>
+      <ns0:r>
+        <ns0:rPr>
+          <ns0:b/>
+          <ns0:bCs/>
+        </ns0:rPr>
+        <ns0:t xml:space="preserve">watching a remarkable golfer improves our own golfing skills</ns0:t>
+      </ns0:r>
+      <ns0:r>
+        <ns0:t xml:space="preserve">…”</ns0:t>
+      </ns0:r>
+    </ns0:p>
+    <ns0:p>
+      <ns0:pPr>
+        <ns0:pStyle ns0:val="Compact"/>
+        <ns0:numPr>
+          <ns0:ilvl ns0:val="1"/>
+          <ns0:numId ns0:val="1011"/>
+        </ns0:numPr>
+      </ns0:pPr>
+      <ns0:r>
+        <ns0:rPr>
+          <ns0:b/>
+          <ns0:bCs/>
+        </ns0:rPr>
+        <ns0:t xml:space="preserve">Phân tích đáp án:</ns0:t>
+      </ns0:r>
+    </ns0:p>
+    <ns0:p>
+      <ns0:pPr>
+        <ns0:pStyle ns0:val="Compact"/>
+        <ns0:numPr>
+          <ns0:ilvl ns0:val="2"/>
+          <ns0:numId ns0:val="1012"/>
+        </ns0:numPr>
+      </ns0:pPr>
+      <ns0:r>
+        <ns0:t xml:space="preserve">Option A: Bắt chước trong hình thành ý thức được nhắc sau đó, không phải điều ví dụ này minh họa → ✘</ns0:t>
+      </ns0:r>
+    </ns0:p>
+    <ns0:p>
+      <ns0:pPr>
+        <ns0:pStyle ns0:val="Compact"/>
+        <ns0:numPr>
+          <ns0:ilvl ns0:val="2"/>
+          <ns0:numId ns0:val="1012"/>
+        </ns0:numPr>
+      </ns0:pPr>
+      <ns0:r>
+        <ns0:t xml:space="preserve">Option B:</ns0:t>
+      </ns0:r>
+      <ns0:r>
+        <ns0:t xml:space="preserve"> </ns0:t>
+      </ns0:r>
+      <ns0:r>
+        <ns0:t xml:space="preserve">“Enhance their athletic abilities through the process of observation”</ns0:t>
       </ns0:r>
       <ns0:r>
         <ns0:t xml:space="preserve"> </ns0:t>
@@ -2577,18 +2661,45 @@
         <ns0:t xml:space="preserve"> </ns0:t>
       </ns0:r>
       <ns0:r>
-        <ns0:t xml:space="preserve">“matching it with an existing representation in the brain”</ns0:t>
-      </ns0:r>
-      <ns0:r>
-        <ns0:t xml:space="preserve">.</ns0:t>
-      </ns0:r>
-    </ns0:p>
-    <ns0:p>
-      <ns0:pPr>
-        <ns0:pStyle ns0:val="Compact"/>
-        <ns0:numPr>
-          <ns0:ilvl ns0:val="1"/>
-          <ns0:numId ns0:val="1010"/>
+        <ns0:t xml:space="preserve">“improvement of sporting ability through watching sport”</ns0:t>
+      </ns0:r>
+      <ns0:r>
+        <ns0:t xml:space="preserve"> </ns0:t>
+      </ns0:r>
+      <ns0:r>
+        <ns0:t xml:space="preserve">→ ✔</ns0:t>
+      </ns0:r>
+    </ns0:p>
+    <ns0:p>
+      <ns0:pPr>
+        <ns0:pStyle ns0:val="Compact"/>
+        <ns0:numPr>
+          <ns0:ilvl ns0:val="2"/>
+          <ns0:numId ns0:val="1012"/>
+        </ns0:numPr>
+      </ns0:pPr>
+      <ns0:r>
+        <ns0:t xml:space="preserve">Option C: Sự cộng hưởng hệ thống vận động được nhắc trước đó, không phải mục đích của ví dụ → ✘</ns0:t>
+      </ns0:r>
+    </ns0:p>
+    <ns0:p>
+      <ns0:pPr>
+        <ns0:pStyle ns0:val="Compact"/>
+        <ns0:numPr>
+          <ns0:ilvl ns0:val="2"/>
+          <ns0:numId ns0:val="1012"/>
+        </ns0:numPr>
+      </ns0:pPr>
+      <ns0:r>
+        <ns0:t xml:space="preserve">Option D: Không có thông tin về động lực hoặc tình yêu với golf → ✘</ns0:t>
+      </ns0:r>
+    </ns0:p>
+    <ns0:p>
+      <ns0:pPr>
+        <ns0:pStyle ns0:val="Compact"/>
+        <ns0:numPr>
+          <ns0:ilvl ns0:val="1"/>
+          <ns0:numId ns0:val="1011"/>
         </ns0:numPr>
       </ns0:pPr>
       <ns0:r>
@@ -2606,13 +2717,7 @@
           <ns0:b/>
           <ns0:bCs/>
         </ns0:rPr>
-        <ns0:t xml:space="preserve">C</ns0:t>
-      </ns0:r>
-      <ns0:r>
-        <ns0:t xml:space="preserve"> </ns0:t>
-      </ns0:r>
-      <ns0:r>
-        <ns0:t xml:space="preserve">(by matching it with an existing representation in the brain.)</ns0:t>
+        <ns0:t xml:space="preserve">B</ns0:t>
       </ns0:r>
     </ns0:p>
     <ns0:p>
@@ -2634,15 +2739,15 @@
         <ns0:t xml:space="preserve"> </ns0:t>
       </ns0:r>
       <ns0:r>
-        <ns0:t xml:space="preserve">Prior learning has helped establish …………</ns0:t>
-      </ns0:r>
-    </ns0:p>
-    <ns0:p>
-      <ns0:pPr>
-        <ns0:pStyle ns0:val="Compact"/>
-        <ns0:numPr>
-          <ns0:ilvl ns0:val="1"/>
-          <ns0:numId ns0:val="1011"/>
+        <ns0:t xml:space="preserve">The principal motivation for watching sport mentioned by the writer is…</ns0:t>
+      </ns0:r>
+    </ns0:p>
+    <ns0:p>
+      <ns0:pPr>
+        <ns0:pStyle ns0:val="Compact"/>
+        <ns0:numPr>
+          <ns0:ilvl ns0:val="1"/>
+          <ns0:numId ns0:val="1013"/>
         </ns0:numPr>
       </ns0:pPr>
       <ns0:r>
@@ -2656,7 +2761,7 @@
         <ns0:t xml:space="preserve"> </ns0:t>
       </ns0:r>
       <ns0:r>
-        <ns0:t xml:space="preserve">“Prior learning”</ns0:t>
+        <ns0:t xml:space="preserve">“principal motivation”</ns0:t>
       </ns0:r>
       <ns0:r>
         <ns0:t xml:space="preserve">,</ns0:t>
@@ -2665,7 +2770,7 @@
         <ns0:t xml:space="preserve"> </ns0:t>
       </ns0:r>
       <ns0:r>
-        <ns0:t xml:space="preserve">“establish”</ns0:t>
+        <ns0:t xml:space="preserve">“watching sport”</ns0:t>
       </ns0:r>
       <ns0:r>
         <ns0:t xml:space="preserve">.</ns0:t>
@@ -2676,7 +2781,7 @@
         <ns0:pStyle ns0:val="Compact"/>
         <ns0:numPr>
           <ns0:ilvl ns0:val="1"/>
-          <ns0:numId ns0:val="1011"/>
+          <ns0:numId ns0:val="1013"/>
         </ns0:numPr>
       </ns0:pPr>
       <ns0:r>
@@ -2690,15 +2795,15 @@
         <ns0:t xml:space="preserve"> </ns0:t>
       </ns0:r>
       <ns0:r>
-        <ns0:t xml:space="preserve">Đoạn G.</ns0:t>
-      </ns0:r>
-    </ns0:p>
-    <ns0:p>
-      <ns0:pPr>
-        <ns0:pStyle ns0:val="Compact"/>
-        <ns0:numPr>
-          <ns0:ilvl ns0:val="1"/>
-          <ns0:numId ns0:val="1011"/>
+        <ns0:t xml:space="preserve">Đoạn F.</ns0:t>
+      </ns0:r>
+    </ns0:p>
+    <ns0:p>
+      <ns0:pPr>
+        <ns0:pStyle ns0:val="Compact"/>
+        <ns0:numPr>
+          <ns0:ilvl ns0:val="1"/>
+          <ns0:numId ns0:val="1013"/>
         </ns0:numPr>
       </ns0:pPr>
       <ns0:r>
@@ -2712,6 +2817,252 @@
         <ns0:t xml:space="preserve"> </ns0:t>
       </ns0:r>
       <ns0:r>
+        <ns0:t xml:space="preserve">“However, how many among us watch sport in order to enhance our athletic abilities?</ns0:t>
+      </ns0:r>
+      <ns0:r>
+        <ns0:t xml:space="preserve"> </ns0:t>
+      </ns0:r>
+      <ns0:r>
+        <ns0:rPr>
+          <ns0:b/>
+          <ns0:bCs/>
+        </ns0:rPr>
+        <ns0:t xml:space="preserve">Most spectators tune in for the emotional roller coaster</ns0:t>
+      </ns0:r>
+      <ns0:r>
+        <ns0:t xml:space="preserve">, the human drama it encompasses.”</ns0:t>
+      </ns0:r>
+    </ns0:p>
+    <ns0:p>
+      <ns0:pPr>
+        <ns0:pStyle ns0:val="Compact"/>
+        <ns0:numPr>
+          <ns0:ilvl ns0:val="1"/>
+          <ns0:numId ns0:val="1013"/>
+        </ns0:numPr>
+      </ns0:pPr>
+      <ns0:r>
+        <ns0:rPr>
+          <ns0:b/>
+          <ns0:bCs/>
+        </ns0:rPr>
+        <ns0:t xml:space="preserve">Phân tích đáp án:</ns0:t>
+      </ns0:r>
+    </ns0:p>
+    <ns0:p>
+      <ns0:pPr>
+        <ns0:pStyle ns0:val="Compact"/>
+        <ns0:numPr>
+          <ns0:ilvl ns0:val="2"/>
+          <ns0:numId ns0:val="1014"/>
+        </ns0:numPr>
+      </ns0:pPr>
+      <ns0:r>
+        <ns0:t xml:space="preserve">Option A: Tác giả phủ nhận điều này ngay đầu đoạn F → ✘</ns0:t>
+      </ns0:r>
+    </ns0:p>
+    <ns0:p>
+      <ns0:pPr>
+        <ns0:pStyle ns0:val="Compact"/>
+        <ns0:numPr>
+          <ns0:ilvl ns0:val="2"/>
+          <ns0:numId ns0:val="1014"/>
+        </ns0:numPr>
+      </ns0:pPr>
+      <ns0:r>
+        <ns0:t xml:space="preserve">Option B: Đoàn kết là kết quả, không phải động lực chính → ✘</ns0:t>
+      </ns0:r>
+    </ns0:p>
+    <ns0:p>
+      <ns0:pPr>
+        <ns0:pStyle ns0:val="Compact"/>
+        <ns0:numPr>
+          <ns0:ilvl ns0:val="2"/>
+          <ns0:numId ns0:val="1014"/>
+        </ns0:numPr>
+      </ns0:pPr>
+      <ns0:r>
+        <ns0:t xml:space="preserve">Option C:</ns0:t>
+      </ns0:r>
+      <ns0:r>
+        <ns0:t xml:space="preserve"> </ns0:t>
+      </ns0:r>
+      <ns0:r>
+        <ns0:t xml:space="preserve">“Tune in for the emotional roller coaster”</ns0:t>
+      </ns0:r>
+      <ns0:r>
+        <ns0:t xml:space="preserve"> </ns0:t>
+      </ns0:r>
+      <ns0:r>
+        <ns0:t xml:space="preserve">=</ns0:t>
+      </ns0:r>
+      <ns0:r>
+        <ns0:t xml:space="preserve"> </ns0:t>
+      </ns0:r>
+      <ns0:r>
+        <ns0:t xml:space="preserve">“experience intense positive emotions”</ns0:t>
+      </ns0:r>
+      <ns0:r>
+        <ns0:t xml:space="preserve"> </ns0:t>
+      </ns0:r>
+      <ns0:r>
+        <ns0:t xml:space="preserve">→ ✔</ns0:t>
+      </ns0:r>
+    </ns0:p>
+    <ns0:p>
+      <ns0:pPr>
+        <ns0:pStyle ns0:val="Compact"/>
+        <ns0:numPr>
+          <ns0:ilvl ns0:val="2"/>
+          <ns0:numId ns0:val="1014"/>
+        </ns0:numPr>
+      </ns0:pPr>
+      <ns0:r>
+        <ns0:t xml:space="preserve">Option D: Không có thông tin → ✘</ns0:t>
+      </ns0:r>
+    </ns0:p>
+    <ns0:p>
+      <ns0:pPr>
+        <ns0:pStyle ns0:val="Compact"/>
+        <ns0:numPr>
+          <ns0:ilvl ns0:val="1"/>
+          <ns0:numId ns0:val="1013"/>
+        </ns0:numPr>
+      </ns0:pPr>
+      <ns0:r>
+        <ns0:rPr>
+          <ns0:b/>
+          <ns0:bCs/>
+        </ns0:rPr>
+        <ns0:t xml:space="preserve">Đáp án:</ns0:t>
+      </ns0:r>
+      <ns0:r>
+        <ns0:t xml:space="preserve"> </ns0:t>
+      </ns0:r>
+      <ns0:r>
+        <ns0:rPr>
+          <ns0:b/>
+          <ns0:bCs/>
+        </ns0:rPr>
+        <ns0:t xml:space="preserve">C</ns0:t>
+      </ns0:r>
+    </ns0:p>
+    <ns0:bookmarkEnd ns0:id="17"/>
+    <ns0:bookmarkStart ns0:id="18" ns0:name="câu-hỏi-3640-yes-no-not-given"/>
+    <ns0:p>
+      <ns0:pPr>
+        <ns0:pStyle ns0:val="Heading3"/>
+      </ns0:pPr>
+      <ns0:r>
+        <ns0:t xml:space="preserve">3. Câu hỏi 36–40 (YES / NO / NOT GIVEN)</ns0:t>
+      </ns0:r>
+    </ns0:p>
+    <ns0:p>
+      <ns0:pPr>
+        <ns0:pStyle ns0:val="Compact"/>
+        <ns0:numPr>
+          <ns0:ilvl ns0:val="0"/>
+          <ns0:numId ns0:val="1015"/>
+        </ns0:numPr>
+      </ns0:pPr>
+      <ns0:r>
+        <ns0:rPr>
+          <ns0:b/>
+          <ns0:bCs/>
+        </ns0:rPr>
+        <ns0:t xml:space="preserve">Câu 36:</ns0:t>
+      </ns0:r>
+      <ns0:r>
+        <ns0:t xml:space="preserve"> </ns0:t>
+      </ns0:r>
+      <ns0:r>
+        <ns0:t xml:space="preserve">The emergence of Homer’s epic poetry occurred in the same historical period as the beginning of the Olympic Games.</ns0:t>
+      </ns0:r>
+    </ns0:p>
+    <ns0:p>
+      <ns0:pPr>
+        <ns0:pStyle ns0:val="Compact"/>
+        <ns0:numPr>
+          <ns0:ilvl ns0:val="1"/>
+          <ns0:numId ns0:val="1016"/>
+        </ns0:numPr>
+      </ns0:pPr>
+      <ns0:r>
+        <ns0:rPr>
+          <ns0:b/>
+          <ns0:bCs/>
+        </ns0:rPr>
+        <ns0:t xml:space="preserve">Từ khóa:</ns0:t>
+      </ns0:r>
+      <ns0:r>
+        <ns0:t xml:space="preserve"> </ns0:t>
+      </ns0:r>
+      <ns0:r>
+        <ns0:t xml:space="preserve">“Homer’s epic poetry”</ns0:t>
+      </ns0:r>
+      <ns0:r>
+        <ns0:t xml:space="preserve">,</ns0:t>
+      </ns0:r>
+      <ns0:r>
+        <ns0:t xml:space="preserve"> </ns0:t>
+      </ns0:r>
+      <ns0:r>
+        <ns0:t xml:space="preserve">“same historical period”</ns0:t>
+      </ns0:r>
+      <ns0:r>
+        <ns0:t xml:space="preserve">,</ns0:t>
+      </ns0:r>
+      <ns0:r>
+        <ns0:t xml:space="preserve"> </ns0:t>
+      </ns0:r>
+      <ns0:r>
+        <ns0:t xml:space="preserve">“beginning of the Olympic Games”</ns0:t>
+      </ns0:r>
+      <ns0:r>
+        <ns0:t xml:space="preserve">.</ns0:t>
+      </ns0:r>
+    </ns0:p>
+    <ns0:p>
+      <ns0:pPr>
+        <ns0:pStyle ns0:val="Compact"/>
+        <ns0:numPr>
+          <ns0:ilvl ns0:val="1"/>
+          <ns0:numId ns0:val="1016"/>
+        </ns0:numPr>
+      </ns0:pPr>
+      <ns0:r>
+        <ns0:rPr>
+          <ns0:b/>
+          <ns0:bCs/>
+        </ns0:rPr>
+        <ns0:t xml:space="preserve">Định vị:</ns0:t>
+      </ns0:r>
+      <ns0:r>
+        <ns0:t xml:space="preserve"> </ns0:t>
+      </ns0:r>
+      <ns0:r>
+        <ns0:t xml:space="preserve">Đoạn A.</ns0:t>
+      </ns0:r>
+    </ns0:p>
+    <ns0:p>
+      <ns0:pPr>
+        <ns0:pStyle ns0:val="Compact"/>
+        <ns0:numPr>
+          <ns0:ilvl ns0:val="1"/>
+          <ns0:numId ns0:val="1016"/>
+        </ns0:numPr>
+      </ns0:pPr>
+      <ns0:r>
+        <ns0:rPr>
+          <ns0:b/>
+          <ns0:bCs/>
+        </ns0:rPr>
+        <ns0:t xml:space="preserve">Dẫn chứng:</ns0:t>
+      </ns0:r>
+      <ns0:r>
+        <ns0:t xml:space="preserve"> </ns0:t>
+      </ns0:r>
+      <ns0:r>
         <ns0:t xml:space="preserve">“</ns0:t>
       </ns0:r>
       <ns0:r>
@@ -2719,39 +3070,412 @@
           <ns0:b/>
           <ns0:bCs/>
         </ns0:rPr>
-        <ns0:t xml:space="preserve">Prior learning</ns0:t>
-      </ns0:r>
-      <ns0:r>
-        <ns0:t xml:space="preserve"> </ns0:t>
-      </ns0:r>
-      <ns0:r>
-        <ns0:t xml:space="preserve">has established the</ns0:t>
-      </ns0:r>
-      <ns0:r>
-        <ns0:t xml:space="preserve"> </ns0:t>
-      </ns0:r>
-      <ns0:r>
-        <ns0:rPr>
-          <ns0:b/>
-          <ns0:bCs/>
-        </ns0:rPr>
-        <ns0:t xml:space="preserve">neural connections</ns0:t>
-      </ns0:r>
-      <ns0:r>
-        <ns0:t xml:space="preserve"> </ns0:t>
-      </ns0:r>
-      <ns0:r>
-        <ns0:t xml:space="preserve">needed to</ns0:t>
-      </ns0:r>
-      <ns0:r>
-        <ns0:t xml:space="preserve"> </ns0:t>
-      </ns0:r>
-      <ns0:r>
-        <ns0:rPr>
-          <ns0:b/>
-          <ns0:bCs/>
-        </ns0:rPr>
-        <ns0:t xml:space="preserve">link the appropriate inputs with the correct outputs.</ns0:t>
+        <ns0:t xml:space="preserve">During the epoch when the poet Homer unveiled his grand epic</ns0:t>
+      </ns0:r>
+      <ns0:r>
+        <ns0:t xml:space="preserve">, the ancient Greeks</ns0:t>
+      </ns0:r>
+      <ns0:r>
+        <ns0:t xml:space="preserve"> </ns0:t>
+      </ns0:r>
+      <ns0:r>
+        <ns0:rPr>
+          <ns0:b/>
+          <ns0:bCs/>
+        </ns0:rPr>
+        <ns0:t xml:space="preserve">initiated a festival</ns0:t>
+      </ns0:r>
+      <ns0:r>
+        <ns0:t xml:space="preserve">… This event,</ns0:t>
+      </ns0:r>
+      <ns0:r>
+        <ns0:t xml:space="preserve"> </ns0:t>
+      </ns0:r>
+      <ns0:r>
+        <ns0:rPr>
+          <ns0:b/>
+          <ns0:bCs/>
+        </ns0:rPr>
+        <ns0:t xml:space="preserve">known as the Olympics</ns0:t>
+      </ns0:r>
+      <ns0:r>
+        <ns0:t xml:space="preserve">…”</ns0:t>
+      </ns0:r>
+    </ns0:p>
+    <ns0:p>
+      <ns0:pPr>
+        <ns0:pStyle ns0:val="Compact"/>
+        <ns0:numPr>
+          <ns0:ilvl ns0:val="1"/>
+          <ns0:numId ns0:val="1016"/>
+        </ns0:numPr>
+      </ns0:pPr>
+      <ns0:r>
+        <ns0:rPr>
+          <ns0:b/>
+          <ns0:bCs/>
+        </ns0:rPr>
+        <ns0:t xml:space="preserve">Phân tích:</ns0:t>
+      </ns0:r>
+      <ns0:r>
+        <ns0:t xml:space="preserve"> </ns0:t>
+      </ns0:r>
+      <ns0:r>
+        <ns0:t xml:space="preserve">“During the epoch”</ns0:t>
+      </ns0:r>
+      <ns0:r>
+        <ns0:t xml:space="preserve"> </ns0:t>
+      </ns0:r>
+      <ns0:r>
+        <ns0:t xml:space="preserve">(trong kỳ nguyên) mang nghĩa cùng thời đại (same historical period). Bài đọc xác nhận hai sự kiện xảy ra cùng thời kỳ.</ns0:t>
+      </ns0:r>
+    </ns0:p>
+    <ns0:p>
+      <ns0:pPr>
+        <ns0:pStyle ns0:val="Compact"/>
+        <ns0:numPr>
+          <ns0:ilvl ns0:val="1"/>
+          <ns0:numId ns0:val="1016"/>
+        </ns0:numPr>
+      </ns0:pPr>
+      <ns0:r>
+        <ns0:rPr>
+          <ns0:b/>
+          <ns0:bCs/>
+        </ns0:rPr>
+        <ns0:t xml:space="preserve">Đáp án:</ns0:t>
+      </ns0:r>
+      <ns0:r>
+        <ns0:t xml:space="preserve"> </ns0:t>
+      </ns0:r>
+      <ns0:r>
+        <ns0:rPr>
+          <ns0:b/>
+          <ns0:bCs/>
+        </ns0:rPr>
+        <ns0:t xml:space="preserve">YES</ns0:t>
+      </ns0:r>
+    </ns0:p>
+    <ns0:p>
+      <ns0:pPr>
+        <ns0:pStyle ns0:val="Compact"/>
+        <ns0:numPr>
+          <ns0:ilvl ns0:val="0"/>
+          <ns0:numId ns0:val="1015"/>
+        </ns0:numPr>
+      </ns0:pPr>
+      <ns0:r>
+        <ns0:rPr>
+          <ns0:b/>
+          <ns0:bCs/>
+        </ns0:rPr>
+        <ns0:t xml:space="preserve">Câu 37:</ns0:t>
+      </ns0:r>
+      <ns0:r>
+        <ns0:t xml:space="preserve"> </ns0:t>
+      </ns0:r>
+      <ns0:r>
+        <ns0:t xml:space="preserve">The Italian scientists concluded that the motor actions encoded within the premotor cortex have no discernible link to unrelated collections of neurons.</ns0:t>
+      </ns0:r>
+    </ns0:p>
+    <ns0:p>
+      <ns0:pPr>
+        <ns0:pStyle ns0:val="Compact"/>
+        <ns0:numPr>
+          <ns0:ilvl ns0:val="1"/>
+          <ns0:numId ns0:val="1017"/>
+        </ns0:numPr>
+      </ns0:pPr>
+      <ns0:r>
+        <ns0:rPr>
+          <ns0:b/>
+          <ns0:bCs/>
+        </ns0:rPr>
+        <ns0:t xml:space="preserve">Từ khóa:</ns0:t>
+      </ns0:r>
+      <ns0:r>
+        <ns0:t xml:space="preserve"> </ns0:t>
+      </ns0:r>
+      <ns0:r>
+        <ns0:t xml:space="preserve">“Italian scientists”</ns0:t>
+      </ns0:r>
+      <ns0:r>
+        <ns0:t xml:space="preserve">,</ns0:t>
+      </ns0:r>
+      <ns0:r>
+        <ns0:t xml:space="preserve"> </ns0:t>
+      </ns0:r>
+      <ns0:r>
+        <ns0:t xml:space="preserve">“motor actions”</ns0:t>
+      </ns0:r>
+      <ns0:r>
+        <ns0:t xml:space="preserve">,</ns0:t>
+      </ns0:r>
+      <ns0:r>
+        <ns0:t xml:space="preserve"> </ns0:t>
+      </ns0:r>
+      <ns0:r>
+        <ns0:t xml:space="preserve">“premotor cortex”</ns0:t>
+      </ns0:r>
+      <ns0:r>
+        <ns0:t xml:space="preserve">,</ns0:t>
+      </ns0:r>
+      <ns0:r>
+        <ns0:t xml:space="preserve"> </ns0:t>
+      </ns0:r>
+      <ns0:r>
+        <ns0:t xml:space="preserve">“no discernible link”</ns0:t>
+      </ns0:r>
+      <ns0:r>
+        <ns0:t xml:space="preserve">,</ns0:t>
+      </ns0:r>
+      <ns0:r>
+        <ns0:t xml:space="preserve"> </ns0:t>
+      </ns0:r>
+      <ns0:r>
+        <ns0:t xml:space="preserve">“unrelated collections of neurons”</ns0:t>
+      </ns0:r>
+      <ns0:r>
+        <ns0:t xml:space="preserve">.</ns0:t>
+      </ns0:r>
+    </ns0:p>
+    <ns0:p>
+      <ns0:pPr>
+        <ns0:pStyle ns0:val="Compact"/>
+        <ns0:numPr>
+          <ns0:ilvl ns0:val="1"/>
+          <ns0:numId ns0:val="1017"/>
+        </ns0:numPr>
+      </ns0:pPr>
+      <ns0:r>
+        <ns0:rPr>
+          <ns0:b/>
+          <ns0:bCs/>
+        </ns0:rPr>
+        <ns0:t xml:space="preserve">Định vị:</ns0:t>
+      </ns0:r>
+      <ns0:r>
+        <ns0:t xml:space="preserve"> </ns0:t>
+      </ns0:r>
+      <ns0:r>
+        <ns0:t xml:space="preserve">Đoạn B.</ns0:t>
+      </ns0:r>
+    </ns0:p>
+    <ns0:p>
+      <ns0:pPr>
+        <ns0:pStyle ns0:val="Compact"/>
+        <ns0:numPr>
+          <ns0:ilvl ns0:val="1"/>
+          <ns0:numId ns0:val="1017"/>
+        </ns0:numPr>
+      </ns0:pPr>
+      <ns0:r>
+        <ns0:rPr>
+          <ns0:b/>
+          <ns0:bCs/>
+        </ns0:rPr>
+        <ns0:t xml:space="preserve">Dẫn chứng:</ns0:t>
+      </ns0:r>
+      <ns0:r>
+        <ns0:t xml:space="preserve"> </ns0:t>
+      </ns0:r>
+      <ns0:r>
+        <ns0:t xml:space="preserve">Đoạn B đề cập đến các nhà khoa học Ý và premotor cortex, nhưng</ns0:t>
+      </ns0:r>
+      <ns0:r>
+        <ns0:t xml:space="preserve"> </ns0:t>
+      </ns0:r>
+      <ns0:r>
+        <ns0:rPr>
+          <ns0:b/>
+          <ns0:bCs/>
+        </ns0:rPr>
+        <ns0:t xml:space="preserve">không hề đề cập</ns0:t>
+      </ns0:r>
+      <ns0:r>
+        <ns0:t xml:space="preserve"> </ns0:t>
+      </ns0:r>
+      <ns0:r>
+        <ns0:t xml:space="preserve">đến mối liên hệ (hay sự thiếu liên hệ) của các hành động vận động với</ns0:t>
+      </ns0:r>
+      <ns0:r>
+        <ns0:t xml:space="preserve"> </ns0:t>
+      </ns0:r>
+      <ns0:r>
+        <ns0:t xml:space="preserve">“unrelated collections of neurons”</ns0:t>
+      </ns0:r>
+      <ns0:r>
+        <ns0:t xml:space="preserve">.</ns0:t>
+      </ns0:r>
+    </ns0:p>
+    <ns0:p>
+      <ns0:pPr>
+        <ns0:pStyle ns0:val="Compact"/>
+        <ns0:numPr>
+          <ns0:ilvl ns0:val="1"/>
+          <ns0:numId ns0:val="1017"/>
+        </ns0:numPr>
+      </ns0:pPr>
+      <ns0:r>
+        <ns0:rPr>
+          <ns0:b/>
+          <ns0:bCs/>
+        </ns0:rPr>
+        <ns0:t xml:space="preserve">Đáp án:</ns0:t>
+      </ns0:r>
+      <ns0:r>
+        <ns0:t xml:space="preserve"> </ns0:t>
+      </ns0:r>
+      <ns0:r>
+        <ns0:rPr>
+          <ns0:b/>
+          <ns0:bCs/>
+        </ns0:rPr>
+        <ns0:t xml:space="preserve">NOT GIVEN</ns0:t>
+      </ns0:r>
+    </ns0:p>
+    <ns0:p>
+      <ns0:pPr>
+        <ns0:pStyle ns0:val="Compact"/>
+        <ns0:numPr>
+          <ns0:ilvl ns0:val="0"/>
+          <ns0:numId ns0:val="1015"/>
+        </ns0:numPr>
+      </ns0:pPr>
+      <ns0:r>
+        <ns0:rPr>
+          <ns0:b/>
+          <ns0:bCs/>
+        </ns0:rPr>
+        <ns0:t xml:space="preserve">Câu 38:</ns0:t>
+      </ns0:r>
+      <ns0:r>
+        <ns0:t xml:space="preserve"> </ns0:t>
+      </ns0:r>
+      <ns0:r>
+        <ns0:t xml:space="preserve">Spectators can achieve flawless golf swings merely by watching the Masters Tournament without physical practice.</ns0:t>
+      </ns0:r>
+    </ns0:p>
+    <ns0:p>
+      <ns0:pPr>
+        <ns0:pStyle ns0:val="Compact"/>
+        <ns0:numPr>
+          <ns0:ilvl ns0:val="1"/>
+          <ns0:numId ns0:val="1018"/>
+        </ns0:numPr>
+      </ns0:pPr>
+      <ns0:r>
+        <ns0:rPr>
+          <ns0:b/>
+          <ns0:bCs/>
+        </ns0:rPr>
+        <ns0:t xml:space="preserve">Từ khóa:</ns0:t>
+      </ns0:r>
+      <ns0:r>
+        <ns0:t xml:space="preserve"> </ns0:t>
+      </ns0:r>
+      <ns0:r>
+        <ns0:t xml:space="preserve">“Spectators”</ns0:t>
+      </ns0:r>
+      <ns0:r>
+        <ns0:t xml:space="preserve">,</ns0:t>
+      </ns0:r>
+      <ns0:r>
+        <ns0:t xml:space="preserve"> </ns0:t>
+      </ns0:r>
+      <ns0:r>
+        <ns0:t xml:space="preserve">“flawless golf swings”</ns0:t>
+      </ns0:r>
+      <ns0:r>
+        <ns0:t xml:space="preserve">,</ns0:t>
+      </ns0:r>
+      <ns0:r>
+        <ns0:t xml:space="preserve"> </ns0:t>
+      </ns0:r>
+      <ns0:r>
+        <ns0:t xml:space="preserve">“merely by watching”</ns0:t>
+      </ns0:r>
+      <ns0:r>
+        <ns0:t xml:space="preserve">,</ns0:t>
+      </ns0:r>
+      <ns0:r>
+        <ns0:t xml:space="preserve"> </ns0:t>
+      </ns0:r>
+      <ns0:r>
+        <ns0:t xml:space="preserve">“without physical practice”</ns0:t>
+      </ns0:r>
+      <ns0:r>
+        <ns0:t xml:space="preserve">.</ns0:t>
+      </ns0:r>
+    </ns0:p>
+    <ns0:p>
+      <ns0:pPr>
+        <ns0:pStyle ns0:val="Compact"/>
+        <ns0:numPr>
+          <ns0:ilvl ns0:val="1"/>
+          <ns0:numId ns0:val="1018"/>
+        </ns0:numPr>
+      </ns0:pPr>
+      <ns0:r>
+        <ns0:rPr>
+          <ns0:b/>
+          <ns0:bCs/>
+        </ns0:rPr>
+        <ns0:t xml:space="preserve">Định vị:</ns0:t>
+      </ns0:r>
+      <ns0:r>
+        <ns0:t xml:space="preserve"> </ns0:t>
+      </ns0:r>
+      <ns0:r>
+        <ns0:t xml:space="preserve">Đoạn B &amp; E.</ns0:t>
+      </ns0:r>
+    </ns0:p>
+    <ns0:p>
+      <ns0:pPr>
+        <ns0:pStyle ns0:val="Compact"/>
+        <ns0:numPr>
+          <ns0:ilvl ns0:val="1"/>
+          <ns0:numId ns0:val="1018"/>
+        </ns0:numPr>
+      </ns0:pPr>
+      <ns0:r>
+        <ns0:rPr>
+          <ns0:b/>
+          <ns0:bCs/>
+        </ns0:rPr>
+        <ns0:t xml:space="preserve">Dẫn chứng:</ns0:t>
+      </ns0:r>
+      <ns0:r>
+        <ns0:t xml:space="preserve"> </ns0:t>
+      </ns0:r>
+      <ns0:r>
+        <ns0:t xml:space="preserve">“For those who</ns0:t>
+      </ns0:r>
+      <ns0:r>
+        <ns0:t xml:space="preserve"> </ns0:t>
+      </ns0:r>
+      <ns0:r>
+        <ns0:rPr>
+          <ns0:b/>
+          <ns0:bCs/>
+        </ns0:rPr>
+        <ns0:t xml:space="preserve">only watch</ns0:t>
+      </ns0:r>
+      <ns0:r>
+        <ns0:t xml:space="preserve"> </ns0:t>
+      </ns0:r>
+      <ns0:r>
+        <ns0:t xml:space="preserve">the Masters Tournament on television, playing golf may appear deceptively effortless.</ns0:t>
+      </ns0:r>
+      <ns0:r>
+        <ns0:t xml:space="preserve"> </ns0:t>
+      </ns0:r>
+      <ns0:r>
+        <ns0:rPr>
+          <ns0:b/>
+          <ns0:bCs/>
+        </ns0:rPr>
+        <ns0:t xml:space="preserve">However, for novices, smoothly manoeuvring the asymmetrical metal club presents a nearly impossible challenge.</ns0:t>
       </ns0:r>
       <ns0:r>
         <ns0:t xml:space="preserve">”</ns0:t>
@@ -2762,7 +3486,7 @@
         <ns0:pStyle ns0:val="Compact"/>
         <ns0:numPr>
           <ns0:ilvl ns0:val="1"/>
-          <ns0:numId ns0:val="1011"/>
+          <ns0:numId ns0:val="1018"/>
         </ns0:numPr>
       </ns0:pPr>
       <ns0:r>
@@ -2776,7 +3500,412 @@
         <ns0:t xml:space="preserve"> </ns0:t>
       </ns0:r>
       <ns0:r>
-        <ns0:t xml:space="preserve">“Neural connections needed to link… inputs with… outputs”</ns0:t>
+        <ns0:t xml:space="preserve">Bài đọc khẳng định người chỉ xem (novices) sẽ thấy chơi golf</ns0:t>
+      </ns0:r>
+      <ns0:r>
+        <ns0:t xml:space="preserve"> </ns0:t>
+      </ns0:r>
+      <ns0:r>
+        <ns0:t xml:space="preserve">“gần như bất khả thi”</ns0:t>
+      </ns0:r>
+      <ns0:r>
+        <ns0:t xml:space="preserve"> </ns0:t>
+      </ns0:r>
+      <ns0:r>
+        <ns0:t xml:space="preserve">— mâu thuẫn trực tiếp với nhận định trong câu hỏi.</ns0:t>
+      </ns0:r>
+    </ns0:p>
+    <ns0:p>
+      <ns0:pPr>
+        <ns0:pStyle ns0:val="Compact"/>
+        <ns0:numPr>
+          <ns0:ilvl ns0:val="1"/>
+          <ns0:numId ns0:val="1018"/>
+        </ns0:numPr>
+      </ns0:pPr>
+      <ns0:r>
+        <ns0:rPr>
+          <ns0:b/>
+          <ns0:bCs/>
+        </ns0:rPr>
+        <ns0:t xml:space="preserve">Đáp án:</ns0:t>
+      </ns0:r>
+      <ns0:r>
+        <ns0:t xml:space="preserve"> </ns0:t>
+      </ns0:r>
+      <ns0:r>
+        <ns0:rPr>
+          <ns0:b/>
+          <ns0:bCs/>
+        </ns0:rPr>
+        <ns0:t xml:space="preserve">NO</ns0:t>
+      </ns0:r>
+    </ns0:p>
+    <ns0:p>
+      <ns0:pPr>
+        <ns0:pStyle ns0:val="Compact"/>
+        <ns0:numPr>
+          <ns0:ilvl ns0:val="0"/>
+          <ns0:numId ns0:val="1015"/>
+        </ns0:numPr>
+      </ns0:pPr>
+      <ns0:r>
+        <ns0:rPr>
+          <ns0:b/>
+          <ns0:bCs/>
+        </ns0:rPr>
+        <ns0:t xml:space="preserve">Câu 39:</ns0:t>
+      </ns0:r>
+      <ns0:r>
+        <ns0:t xml:space="preserve"> </ns0:t>
+      </ns0:r>
+      <ns0:r>
+        <ns0:t xml:space="preserve">Some neuroscientists believe that certain types of still images might activate mirror neurons under specific experimental conditions.</ns0:t>
+      </ns0:r>
+    </ns0:p>
+    <ns0:p>
+      <ns0:pPr>
+        <ns0:pStyle ns0:val="Compact"/>
+        <ns0:numPr>
+          <ns0:ilvl ns0:val="1"/>
+          <ns0:numId ns0:val="1019"/>
+        </ns0:numPr>
+      </ns0:pPr>
+      <ns0:r>
+        <ns0:rPr>
+          <ns0:b/>
+          <ns0:bCs/>
+        </ns0:rPr>
+        <ns0:t xml:space="preserve">Từ khóa:</ns0:t>
+      </ns0:r>
+      <ns0:r>
+        <ns0:t xml:space="preserve"> </ns0:t>
+      </ns0:r>
+      <ns0:r>
+        <ns0:t xml:space="preserve">“neuroscientists”</ns0:t>
+      </ns0:r>
+      <ns0:r>
+        <ns0:t xml:space="preserve">,</ns0:t>
+      </ns0:r>
+      <ns0:r>
+        <ns0:t xml:space="preserve"> </ns0:t>
+      </ns0:r>
+      <ns0:r>
+        <ns0:t xml:space="preserve">“still images”</ns0:t>
+      </ns0:r>
+      <ns0:r>
+        <ns0:t xml:space="preserve">,</ns0:t>
+      </ns0:r>
+      <ns0:r>
+        <ns0:t xml:space="preserve"> </ns0:t>
+      </ns0:r>
+      <ns0:r>
+        <ns0:t xml:space="preserve">“activate mirror neurons”</ns0:t>
+      </ns0:r>
+      <ns0:r>
+        <ns0:t xml:space="preserve">.</ns0:t>
+      </ns0:r>
+    </ns0:p>
+    <ns0:p>
+      <ns0:pPr>
+        <ns0:pStyle ns0:val="Compact"/>
+        <ns0:numPr>
+          <ns0:ilvl ns0:val="1"/>
+          <ns0:numId ns0:val="1019"/>
+        </ns0:numPr>
+      </ns0:pPr>
+      <ns0:r>
+        <ns0:rPr>
+          <ns0:b/>
+          <ns0:bCs/>
+        </ns0:rPr>
+        <ns0:t xml:space="preserve">Định vị:</ns0:t>
+      </ns0:r>
+      <ns0:r>
+        <ns0:t xml:space="preserve"> </ns0:t>
+      </ns0:r>
+      <ns0:r>
+        <ns0:t xml:space="preserve">Đoạn C.</ns0:t>
+      </ns0:r>
+    </ns0:p>
+    <ns0:p>
+      <ns0:pPr>
+        <ns0:pStyle ns0:val="Compact"/>
+        <ns0:numPr>
+          <ns0:ilvl ns0:val="1"/>
+          <ns0:numId ns0:val="1019"/>
+        </ns0:numPr>
+      </ns0:pPr>
+      <ns0:r>
+        <ns0:rPr>
+          <ns0:b/>
+          <ns0:bCs/>
+        </ns0:rPr>
+        <ns0:t xml:space="preserve">Dẫn chứng:</ns0:t>
+      </ns0:r>
+      <ns0:r>
+        <ns0:t xml:space="preserve"> </ns0:t>
+      </ns0:r>
+      <ns0:r>
+        <ns0:t xml:space="preserve">“If we stare at a photograph, a</ns0:t>
+      </ns0:r>
+      <ns0:r>
+        <ns0:t xml:space="preserve"> </ns0:t>
+      </ns0:r>
+      <ns0:r>
+        <ns0:rPr>
+          <ns0:b/>
+          <ns0:bCs/>
+        </ns0:rPr>
+        <ns0:t xml:space="preserve">static image</ns0:t>
+      </ns0:r>
+      <ns0:r>
+        <ns0:t xml:space="preserve"> </ns0:t>
+      </ns0:r>
+      <ns0:r>
+        <ns0:t xml:space="preserve">(still image) of a runner striding ahead, our</ns0:t>
+      </ns0:r>
+      <ns0:r>
+        <ns0:t xml:space="preserve"> </ns0:t>
+      </ns0:r>
+      <ns0:r>
+        <ns0:rPr>
+          <ns0:b/>
+          <ns0:bCs/>
+        </ns0:rPr>
+        <ns0:t xml:space="preserve">mirror neurons remain utterly silent</ns0:t>
+      </ns0:r>
+      <ns0:r>
+        <ns0:t xml:space="preserve">.”</ns0:t>
+      </ns0:r>
+    </ns0:p>
+    <ns0:p>
+      <ns0:pPr>
+        <ns0:pStyle ns0:val="Compact"/>
+        <ns0:numPr>
+          <ns0:ilvl ns0:val="1"/>
+          <ns0:numId ns0:val="1019"/>
+        </ns0:numPr>
+      </ns0:pPr>
+      <ns0:r>
+        <ns0:rPr>
+          <ns0:b/>
+          <ns0:bCs/>
+        </ns0:rPr>
+        <ns0:t xml:space="preserve">Phân tích:</ns0:t>
+      </ns0:r>
+      <ns0:r>
+        <ns0:t xml:space="preserve"> </ns0:t>
+      </ns0:r>
+      <ns0:r>
+        <ns0:t xml:space="preserve">Bài đọc khẳng định hình ảnh tĩnh KHÔNG kích hoạt tế bào thần kinh gương — mâu thuẫn với nhận định trong câu hỏi.</ns0:t>
+      </ns0:r>
+    </ns0:p>
+    <ns0:p>
+      <ns0:pPr>
+        <ns0:pStyle ns0:val="Compact"/>
+        <ns0:numPr>
+          <ns0:ilvl ns0:val="1"/>
+          <ns0:numId ns0:val="1019"/>
+        </ns0:numPr>
+      </ns0:pPr>
+      <ns0:r>
+        <ns0:rPr>
+          <ns0:b/>
+          <ns0:bCs/>
+        </ns0:rPr>
+        <ns0:t xml:space="preserve">Đáp án:</ns0:t>
+      </ns0:r>
+      <ns0:r>
+        <ns0:t xml:space="preserve"> </ns0:t>
+      </ns0:r>
+      <ns0:r>
+        <ns0:rPr>
+          <ns0:b/>
+          <ns0:bCs/>
+        </ns0:rPr>
+        <ns0:t xml:space="preserve">NO</ns0:t>
+      </ns0:r>
+    </ns0:p>
+    <ns0:p>
+      <ns0:pPr>
+        <ns0:pStyle ns0:val="Compact"/>
+        <ns0:numPr>
+          <ns0:ilvl ns0:val="0"/>
+          <ns0:numId ns0:val="1015"/>
+        </ns0:numPr>
+      </ns0:pPr>
+      <ns0:r>
+        <ns0:rPr>
+          <ns0:b/>
+          <ns0:bCs/>
+        </ns0:rPr>
+        <ns0:t xml:space="preserve">Câu 40:</ns0:t>
+      </ns0:r>
+      <ns0:r>
+        <ns0:t xml:space="preserve"> </ns0:t>
+      </ns0:r>
+      <ns0:r>
+        <ns0:t xml:space="preserve">The mu system is suppressed while we are dynamically involved in a particular activity.</ns0:t>
+      </ns0:r>
+    </ns0:p>
+    <ns0:p>
+      <ns0:pPr>
+        <ns0:pStyle ns0:val="Compact"/>
+        <ns0:numPr>
+          <ns0:ilvl ns0:val="1"/>
+          <ns0:numId ns0:val="1020"/>
+        </ns0:numPr>
+      </ns0:pPr>
+      <ns0:r>
+        <ns0:rPr>
+          <ns0:b/>
+          <ns0:bCs/>
+        </ns0:rPr>
+        <ns0:t xml:space="preserve">Từ khóa:</ns0:t>
+      </ns0:r>
+      <ns0:r>
+        <ns0:t xml:space="preserve"> </ns0:t>
+      </ns0:r>
+      <ns0:r>
+        <ns0:t xml:space="preserve">“mu system”</ns0:t>
+      </ns0:r>
+      <ns0:r>
+        <ns0:t xml:space="preserve">,</ns0:t>
+      </ns0:r>
+      <ns0:r>
+        <ns0:t xml:space="preserve"> </ns0:t>
+      </ns0:r>
+      <ns0:r>
+        <ns0:t xml:space="preserve">“suppressed”</ns0:t>
+      </ns0:r>
+      <ns0:r>
+        <ns0:t xml:space="preserve">,</ns0:t>
+      </ns0:r>
+      <ns0:r>
+        <ns0:t xml:space="preserve"> </ns0:t>
+      </ns0:r>
+      <ns0:r>
+        <ns0:t xml:space="preserve">“dynamically involved”</ns0:t>
+      </ns0:r>
+      <ns0:r>
+        <ns0:t xml:space="preserve">,</ns0:t>
+      </ns0:r>
+      <ns0:r>
+        <ns0:t xml:space="preserve"> </ns0:t>
+      </ns0:r>
+      <ns0:r>
+        <ns0:t xml:space="preserve">“particular activity”</ns0:t>
+      </ns0:r>
+      <ns0:r>
+        <ns0:t xml:space="preserve">.</ns0:t>
+      </ns0:r>
+    </ns0:p>
+    <ns0:p>
+      <ns0:pPr>
+        <ns0:pStyle ns0:val="Compact"/>
+        <ns0:numPr>
+          <ns0:ilvl ns0:val="1"/>
+          <ns0:numId ns0:val="1020"/>
+        </ns0:numPr>
+      </ns0:pPr>
+      <ns0:r>
+        <ns0:rPr>
+          <ns0:b/>
+          <ns0:bCs/>
+        </ns0:rPr>
+        <ns0:t xml:space="preserve">Định vị:</ns0:t>
+      </ns0:r>
+      <ns0:r>
+        <ns0:t xml:space="preserve"> </ns0:t>
+      </ns0:r>
+      <ns0:r>
+        <ns0:t xml:space="preserve">Đoạn D.</ns0:t>
+      </ns0:r>
+    </ns0:p>
+    <ns0:p>
+      <ns0:pPr>
+        <ns0:pStyle ns0:val="Compact"/>
+        <ns0:numPr>
+          <ns0:ilvl ns0:val="1"/>
+          <ns0:numId ns0:val="1020"/>
+        </ns0:numPr>
+      </ns0:pPr>
+      <ns0:r>
+        <ns0:rPr>
+          <ns0:b/>
+          <ns0:bCs/>
+        </ns0:rPr>
+        <ns0:t xml:space="preserve">Dẫn chứng:</ns0:t>
+      </ns0:r>
+      <ns0:r>
+        <ns0:t xml:space="preserve"> </ns0:t>
+      </ns0:r>
+      <ns0:r>
+        <ns0:t xml:space="preserve">“The</ns0:t>
+      </ns0:r>
+      <ns0:r>
+        <ns0:t xml:space="preserve"> </ns0:t>
+      </ns0:r>
+      <ns0:r>
+        <ns0:rPr>
+          <ns0:b/>
+          <ns0:bCs/>
+        </ns0:rPr>
+        <ns0:t xml:space="preserve">mu signal</ns0:t>
+      </ns0:r>
+      <ns0:r>
+        <ns0:t xml:space="preserve">… remaining active during periods of bodily stillness but</ns0:t>
+      </ns0:r>
+      <ns0:r>
+        <ns0:t xml:space="preserve"> </ns0:t>
+      </ns0:r>
+      <ns0:r>
+        <ns0:rPr>
+          <ns0:b/>
+          <ns0:bCs/>
+        </ns0:rPr>
+        <ns0:t xml:space="preserve">dissipating when we undertake active pursuits</ns0:t>
+      </ns0:r>
+      <ns0:r>
+        <ns0:t xml:space="preserve"> </ns0:t>
+      </ns0:r>
+      <ns0:r>
+        <ns0:t xml:space="preserve">like playing a sport…”</ns0:t>
+      </ns0:r>
+    </ns0:p>
+    <ns0:p>
+      <ns0:pPr>
+        <ns0:pStyle ns0:val="Compact"/>
+        <ns0:numPr>
+          <ns0:ilvl ns0:val="1"/>
+          <ns0:numId ns0:val="1020"/>
+        </ns0:numPr>
+      </ns0:pPr>
+      <ns0:r>
+        <ns0:rPr>
+          <ns0:b/>
+          <ns0:bCs/>
+        </ns0:rPr>
+        <ns0:t xml:space="preserve">Phân tích:</ns0:t>
+      </ns0:r>
+      <ns0:r>
+        <ns0:t xml:space="preserve"> </ns0:t>
+      </ns0:r>
+      <ns0:r>
+        <ns0:t xml:space="preserve">“Dissipating”</ns0:t>
+      </ns0:r>
+      <ns0:r>
+        <ns0:t xml:space="preserve"> </ns0:t>
+      </ns0:r>
+      <ns0:r>
+        <ns0:t xml:space="preserve">= biến mất/bị triệt tiêu (suppressed).</ns0:t>
+      </ns0:r>
+      <ns0:r>
+        <ns0:t xml:space="preserve"> </ns0:t>
+      </ns0:r>
+      <ns0:r>
+        <ns0:t xml:space="preserve">“Undertake active pursuits”</ns0:t>
       </ns0:r>
       <ns0:r>
         <ns0:t xml:space="preserve"> </ns0:t>
@@ -2788,18 +3917,18 @@
         <ns0:t xml:space="preserve"> </ns0:t>
       </ns0:r>
       <ns0:r>
-        <ns0:t xml:space="preserve">“the connections between inputs and outputs”</ns0:t>
-      </ns0:r>
-      <ns0:r>
-        <ns0:t xml:space="preserve">.</ns0:t>
-      </ns0:r>
-    </ns0:p>
-    <ns0:p>
-      <ns0:pPr>
-        <ns0:pStyle ns0:val="Compact"/>
-        <ns0:numPr>
-          <ns0:ilvl ns0:val="1"/>
-          <ns0:numId ns0:val="1011"/>
+        <ns0:t xml:space="preserve">“dynamically involved in a particular activity”</ns0:t>
+      </ns0:r>
+      <ns0:r>
+        <ns0:t xml:space="preserve">. Bài đọc xác nhận điều này.</ns0:t>
+      </ns0:r>
+    </ns0:p>
+    <ns0:p>
+      <ns0:pPr>
+        <ns0:pStyle ns0:val="Compact"/>
+        <ns0:numPr>
+          <ns0:ilvl ns0:val="1"/>
+          <ns0:numId ns0:val="1020"/>
         </ns0:numPr>
       </ns0:pPr>
       <ns0:r>
@@ -2817,1020 +3946,7 @@
           <ns0:b/>
           <ns0:bCs/>
         </ns0:rPr>
-        <ns0:t xml:space="preserve">A</ns0:t>
-      </ns0:r>
-      <ns0:r>
-        <ns0:t xml:space="preserve"> </ns0:t>
-      </ns0:r>
-      <ns0:r>
-        <ns0:t xml:space="preserve">(the connections between inputs and outputs.)</ns0:t>
-      </ns0:r>
-    </ns0:p>
-    <ns0:p>
-      <ns0:pPr>
-        <ns0:pStyle ns0:val="Compact"/>
-        <ns0:numPr>
-          <ns0:ilvl ns0:val="0"/>
-          <ns0:numId ns0:val="1008"/>
-        </ns0:numPr>
-      </ns0:pPr>
-      <ns0:r>
-        <ns0:rPr>
-          <ns0:b/>
-          <ns0:bCs/>
-        </ns0:rPr>
-        <ns0:t xml:space="preserve">Câu 36:</ns0:t>
-      </ns0:r>
-      <ns0:r>
-        <ns0:t xml:space="preserve"> </ns0:t>
-      </ns0:r>
-      <ns0:r>
-        <ns0:t xml:space="preserve">The look-up table links …………</ns0:t>
-      </ns0:r>
-    </ns0:p>
-    <ns0:p>
-      <ns0:pPr>
-        <ns0:pStyle ns0:val="Compact"/>
-        <ns0:numPr>
-          <ns0:ilvl ns0:val="1"/>
-          <ns0:numId ns0:val="1012"/>
-        </ns0:numPr>
-      </ns0:pPr>
-      <ns0:r>
-        <ns0:rPr>
-          <ns0:b/>
-          <ns0:bCs/>
-        </ns0:rPr>
-        <ns0:t xml:space="preserve">Từ khóa:</ns0:t>
-      </ns0:r>
-      <ns0:r>
-        <ns0:t xml:space="preserve"> </ns0:t>
-      </ns0:r>
-      <ns0:r>
-        <ns0:t xml:space="preserve">“look-up table”</ns0:t>
-      </ns0:r>
-      <ns0:r>
-        <ns0:t xml:space="preserve">,</ns0:t>
-      </ns0:r>
-      <ns0:r>
-        <ns0:t xml:space="preserve"> </ns0:t>
-      </ns0:r>
-      <ns0:r>
-        <ns0:t xml:space="preserve">“links”</ns0:t>
-      </ns0:r>
-      <ns0:r>
-        <ns0:t xml:space="preserve">.</ns0:t>
-      </ns0:r>
-    </ns0:p>
-    <ns0:p>
-      <ns0:pPr>
-        <ns0:pStyle ns0:val="Compact"/>
-        <ns0:numPr>
-          <ns0:ilvl ns0:val="1"/>
-          <ns0:numId ns0:val="1012"/>
-        </ns0:numPr>
-      </ns0:pPr>
-      <ns0:r>
-        <ns0:rPr>
-          <ns0:b/>
-          <ns0:bCs/>
-        </ns0:rPr>
-        <ns0:t xml:space="preserve">Định vị:</ns0:t>
-      </ns0:r>
-      <ns0:r>
-        <ns0:t xml:space="preserve"> </ns0:t>
-      </ns0:r>
-      <ns0:r>
-        <ns0:t xml:space="preserve">Đoạn G.</ns0:t>
-      </ns0:r>
-    </ns0:p>
-    <ns0:p>
-      <ns0:pPr>
-        <ns0:pStyle ns0:val="Compact"/>
-        <ns0:numPr>
-          <ns0:ilvl ns0:val="1"/>
-          <ns0:numId ns0:val="1012"/>
-        </ns0:numPr>
-      </ns0:pPr>
-      <ns0:r>
-        <ns0:rPr>
-          <ns0:b/>
-          <ns0:bCs/>
-        </ns0:rPr>
-        <ns0:t xml:space="preserve">Dẫn chứng:</ns0:t>
-      </ns0:r>
-      <ns0:r>
-        <ns0:t xml:space="preserve"> </ns0:t>
-      </ns0:r>
-      <ns0:r>
-        <ns0:t xml:space="preserve">“…using a</ns0:t>
-      </ns0:r>
-      <ns0:r>
-        <ns0:t xml:space="preserve"> </ns0:t>
-      </ns0:r>
-      <ns0:r>
-        <ns0:t xml:space="preserve">‘look-up table’</ns0:t>
-      </ns0:r>
-      <ns0:r>
-        <ns0:t xml:space="preserve">, a neural mechanism that</ns0:t>
-      </ns0:r>
-      <ns0:r>
-        <ns0:t xml:space="preserve"> </ns0:t>
-      </ns0:r>
-      <ns0:r>
-        <ns0:rPr>
-          <ns0:b/>
-          <ns0:bCs/>
-        </ns0:rPr>
-        <ns0:t xml:space="preserve">links the inputs (the ball’s velocity and trajectory) to the outputs (the movements the batsman’s arms and legs must make)</ns0:t>
-      </ns0:r>
-      <ns0:r>
-        <ns0:t xml:space="preserve">.”</ns0:t>
-      </ns0:r>
-    </ns0:p>
-    <ns0:p>
-      <ns0:pPr>
-        <ns0:pStyle ns0:val="Compact"/>
-        <ns0:numPr>
-          <ns0:ilvl ns0:val="1"/>
-          <ns0:numId ns0:val="1012"/>
-        </ns0:numPr>
-      </ns0:pPr>
-      <ns0:r>
-        <ns0:rPr>
-          <ns0:b/>
-          <ns0:bCs/>
-        </ns0:rPr>
-        <ns0:t xml:space="preserve">Phân tích:</ns0:t>
-      </ns0:r>
-      <ns0:r>
-        <ns0:t xml:space="preserve"> </ns0:t>
-      </ns0:r>
-      <ns0:r>
-        <ns0:t xml:space="preserve">“Links… the ball’s velocity and trajectory… to… the movements”</ns0:t>
-      </ns0:r>
-      <ns0:r>
-        <ns0:t xml:space="preserve"> </ns0:t>
-      </ns0:r>
-      <ns0:r>
-        <ns0:t xml:space="preserve">=</ns0:t>
-      </ns0:r>
-      <ns0:r>
-        <ns0:t xml:space="preserve"> </ns0:t>
-      </ns0:r>
-      <ns0:r>
-        <ns0:t xml:space="preserve">“the muscle movements required with an identified ball trajectory”</ns0:t>
-      </ns0:r>
-      <ns0:r>
-        <ns0:t xml:space="preserve">.</ns0:t>
-      </ns0:r>
-    </ns0:p>
-    <ns0:p>
-      <ns0:pPr>
-        <ns0:pStyle ns0:val="Compact"/>
-        <ns0:numPr>
-          <ns0:ilvl ns0:val="1"/>
-          <ns0:numId ns0:val="1012"/>
-        </ns0:numPr>
-      </ns0:pPr>
-      <ns0:r>
-        <ns0:rPr>
-          <ns0:b/>
-          <ns0:bCs/>
-        </ns0:rPr>
-        <ns0:t xml:space="preserve">Đáp án:</ns0:t>
-      </ns0:r>
-      <ns0:r>
-        <ns0:t xml:space="preserve"> </ns0:t>
-      </ns0:r>
-      <ns0:r>
-        <ns0:rPr>
-          <ns0:b/>
-          <ns0:bCs/>
-        </ns0:rPr>
-        <ns0:t xml:space="preserve">E</ns0:t>
-      </ns0:r>
-      <ns0:r>
-        <ns0:t xml:space="preserve"> </ns0:t>
-      </ns0:r>
-      <ns0:r>
-        <ns0:t xml:space="preserve">(the muscle movements required with an identified ball trajectory.)</ns0:t>
-      </ns0:r>
-    </ns0:p>
-    <ns0:bookmarkEnd ns0:id="17"/>
-    <ns0:bookmarkStart ns0:id="18" ns0:name="câu-hỏi-3740-multiple-choice"/>
-    <ns0:p>
-      <ns0:pPr>
-        <ns0:pStyle ns0:val="Heading3"/>
-      </ns0:pPr>
-      <ns0:r>
-        <ns0:t xml:space="preserve">3. Câu hỏi 37–40 (Multiple Choice)</ns0:t>
-      </ns0:r>
-    </ns0:p>
-    <ns0:p>
-      <ns0:pPr>
-        <ns0:pStyle ns0:val="Compact"/>
-        <ns0:numPr>
-          <ns0:ilvl ns0:val="0"/>
-          <ns0:numId ns0:val="1013"/>
-        </ns0:numPr>
-      </ns0:pPr>
-      <ns0:r>
-        <ns0:rPr>
-          <ns0:b/>
-          <ns0:bCs/>
-        </ns0:rPr>
-        <ns0:t xml:space="preserve">Câu 37:</ns0:t>
-      </ns0:r>
-      <ns0:r>
-        <ns0:t xml:space="preserve"> </ns0:t>
-      </ns0:r>
-      <ns0:r>
-        <ns0:t xml:space="preserve">Why is the batsman’s decision-making process described as</ns0:t>
-      </ns0:r>
-      <ns0:r>
-        <ns0:t xml:space="preserve"> </ns0:t>
-      </ns0:r>
-      <ns0:r>
-        <ns0:t xml:space="preserve">‘a very close-run thing’</ns0:t>
-      </ns0:r>
-      <ns0:r>
-        <ns0:t xml:space="preserve">?</ns0:t>
-      </ns0:r>
-    </ns0:p>
-    <ns0:p>
-      <ns0:pPr>
-        <ns0:pStyle ns0:val="Compact"/>
-        <ns0:numPr>
-          <ns0:ilvl ns0:val="1"/>
-          <ns0:numId ns0:val="1014"/>
-        </ns0:numPr>
-      </ns0:pPr>
-      <ns0:r>
-        <ns0:rPr>
-          <ns0:b/>
-          <ns0:bCs/>
-        </ns0:rPr>
-        <ns0:t xml:space="preserve">Từ khóa:</ns0:t>
-      </ns0:r>
-      <ns0:r>
-        <ns0:t xml:space="preserve"> </ns0:t>
-      </ns0:r>
-      <ns0:r>
-        <ns0:t xml:space="preserve">“very close-run thing”</ns0:t>
-      </ns0:r>
-      <ns0:r>
-        <ns0:t xml:space="preserve">.</ns0:t>
-      </ns0:r>
-    </ns0:p>
-    <ns0:p>
-      <ns0:pPr>
-        <ns0:pStyle ns0:val="Compact"/>
-        <ns0:numPr>
-          <ns0:ilvl ns0:val="1"/>
-          <ns0:numId ns0:val="1014"/>
-        </ns0:numPr>
-      </ns0:pPr>
-      <ns0:r>
-        <ns0:rPr>
-          <ns0:b/>
-          <ns0:bCs/>
-        </ns0:rPr>
-        <ns0:t xml:space="preserve">Định vị:</ns0:t>
-      </ns0:r>
-      <ns0:r>
-        <ns0:t xml:space="preserve"> </ns0:t>
-      </ns0:r>
-      <ns0:r>
-        <ns0:t xml:space="preserve">Đoạn H.</ns0:t>
-      </ns0:r>
-    </ns0:p>
-    <ns0:p>
-      <ns0:pPr>
-        <ns0:pStyle ns0:val="Compact"/>
-        <ns0:numPr>
-          <ns0:ilvl ns0:val="1"/>
-          <ns0:numId ns0:val="1014"/>
-        </ns0:numPr>
-      </ns0:pPr>
-      <ns0:r>
-        <ns0:rPr>
-          <ns0:b/>
-          <ns0:bCs/>
-        </ns0:rPr>
-        <ns0:t xml:space="preserve">Dẫn chứng:</ns0:t>
-      </ns0:r>
-      <ns0:r>
-        <ns0:t xml:space="preserve"> </ns0:t>
-      </ns0:r>
-      <ns0:r>
-        <ns0:t xml:space="preserve">“…it is a very close-run thing. This is because the neural processing</ns0:t>
-      </ns0:r>
-      <ns0:r>
-        <ns0:t xml:space="preserve"> </ns0:t>
-      </ns0:r>
-      <ns0:r>
-        <ns0:rPr>
-          <ns0:b/>
-          <ns0:bCs/>
-        </ns0:rPr>
-        <ns0:t xml:space="preserve">has to compete for time with the physical movement</ns0:t>
-      </ns0:r>
-      <ns0:r>
-        <ns0:t xml:space="preserve"> </ns0:t>
-      </ns0:r>
-      <ns0:r>
-        <ns0:t xml:space="preserve">of bat and body. The whole movement… may take more than 500 ms, and the ball may arrive in only 600 ms. This</ns0:t>
-      </ns0:r>
-      <ns0:r>
-        <ns0:t xml:space="preserve"> </ns0:t>
-      </ns0:r>
-      <ns0:r>
-        <ns0:rPr>
-          <ns0:b/>
-          <ns0:bCs/>
-        </ns0:rPr>
-        <ns0:t xml:space="preserve">leaves around 100 ms</ns0:t>
-      </ns0:r>
-      <ns0:r>
-        <ns0:t xml:space="preserve">, or time for perhaps 50 neural computations.”</ns0:t>
-      </ns0:r>
-    </ns0:p>
-    <ns0:p>
-      <ns0:pPr>
-        <ns0:pStyle ns0:val="Compact"/>
-        <ns0:numPr>
-          <ns0:ilvl ns0:val="1"/>
-          <ns0:numId ns0:val="1014"/>
-        </ns0:numPr>
-      </ns0:pPr>
-      <ns0:r>
-        <ns0:rPr>
-          <ns0:b/>
-          <ns0:bCs/>
-        </ns0:rPr>
-        <ns0:t xml:space="preserve">Phân tích:</ns0:t>
-      </ns0:r>
-      <ns0:r>
-        <ns0:t xml:space="preserve"> </ns0:t>
-      </ns0:r>
-      <ns0:r>
-        <ns0:t xml:space="preserve">Lý do là bộ não chỉ còn khoảng 100 ms cho xử lý thần kinh — thời gian xử lý thần kinh của tay vận vận vừa đủ (</ns0:t>
-      </ns0:r>
-      <ns0:r>
-        <ns0:t xml:space="preserve">“barely sufficient”</ns0:t>
-      </ns0:r>
-      <ns0:r>
-        <ns0:t xml:space="preserve">). Option B đúng.</ns0:t>
-      </ns0:r>
-    </ns0:p>
-    <ns0:p>
-      <ns0:pPr>
-        <ns0:pStyle ns0:val="Compact"/>
-        <ns0:numPr>
-          <ns0:ilvl ns0:val="1"/>
-          <ns0:numId ns0:val="1014"/>
-        </ns0:numPr>
-      </ns0:pPr>
-      <ns0:r>
-        <ns0:rPr>
-          <ns0:b/>
-          <ns0:bCs/>
-        </ns0:rPr>
-        <ns0:t xml:space="preserve">Đáp án:</ns0:t>
-      </ns0:r>
-      <ns0:r>
-        <ns0:t xml:space="preserve"> </ns0:t>
-      </ns0:r>
-      <ns0:r>
-        <ns0:rPr>
-          <ns0:b/>
-          <ns0:bCs/>
-        </ns0:rPr>
-        <ns0:t xml:space="preserve">B</ns0:t>
-      </ns0:r>
-    </ns0:p>
-    <ns0:p>
-      <ns0:pPr>
-        <ns0:pStyle ns0:val="Compact"/>
-        <ns0:numPr>
-          <ns0:ilvl ns0:val="0"/>
-          <ns0:numId ns0:val="1013"/>
-        </ns0:numPr>
-      </ns0:pPr>
-      <ns0:r>
-        <ns0:rPr>
-          <ns0:b/>
-          <ns0:bCs/>
-        </ns0:rPr>
-        <ns0:t xml:space="preserve">Câu 38:</ns0:t>
-      </ns0:r>
-      <ns0:r>
-        <ns0:t xml:space="preserve"> </ns0:t>
-      </ns0:r>
-      <ns0:r>
-        <ns0:t xml:space="preserve">What characterises the way the brain carries out fast processing activities?</ns0:t>
-      </ns0:r>
-    </ns0:p>
-    <ns0:p>
-      <ns0:pPr>
-        <ns0:pStyle ns0:val="Compact"/>
-        <ns0:numPr>
-          <ns0:ilvl ns0:val="1"/>
-          <ns0:numId ns0:val="1015"/>
-        </ns0:numPr>
-      </ns0:pPr>
-      <ns0:r>
-        <ns0:rPr>
-          <ns0:b/>
-          <ns0:bCs/>
-        </ns0:rPr>
-        <ns0:t xml:space="preserve">Từ khóa:</ns0:t>
-      </ns0:r>
-      <ns0:r>
-        <ns0:t xml:space="preserve"> </ns0:t>
-      </ns0:r>
-      <ns0:r>
-        <ns0:t xml:space="preserve">“characterises”</ns0:t>
-      </ns0:r>
-      <ns0:r>
-        <ns0:t xml:space="preserve">,</ns0:t>
-      </ns0:r>
-      <ns0:r>
-        <ns0:t xml:space="preserve"> </ns0:t>
-      </ns0:r>
-      <ns0:r>
-        <ns0:t xml:space="preserve">“fast processing activities”</ns0:t>
-      </ns0:r>
-      <ns0:r>
-        <ns0:t xml:space="preserve">.</ns0:t>
-      </ns0:r>
-    </ns0:p>
-    <ns0:p>
-      <ns0:pPr>
-        <ns0:pStyle ns0:val="Compact"/>
-        <ns0:numPr>
-          <ns0:ilvl ns0:val="1"/>
-          <ns0:numId ns0:val="1015"/>
-        </ns0:numPr>
-      </ns0:pPr>
-      <ns0:r>
-        <ns0:rPr>
-          <ns0:b/>
-          <ns0:bCs/>
-        </ns0:rPr>
-        <ns0:t xml:space="preserve">Định vị:</ns0:t>
-      </ns0:r>
-      <ns0:r>
-        <ns0:t xml:space="preserve"> </ns0:t>
-      </ns0:r>
-      <ns0:r>
-        <ns0:t xml:space="preserve">Đoạn H.</ns0:t>
-      </ns0:r>
-    </ns0:p>
-    <ns0:p>
-      <ns0:pPr>
-        <ns0:pStyle ns0:val="Compact"/>
-        <ns0:numPr>
-          <ns0:ilvl ns0:val="1"/>
-          <ns0:numId ns0:val="1015"/>
-        </ns0:numPr>
-      </ns0:pPr>
-      <ns0:r>
-        <ns0:rPr>
-          <ns0:b/>
-          <ns0:bCs/>
-        </ns0:rPr>
-        <ns0:t xml:space="preserve">Dẫn chứng:</ns0:t>
-      </ns0:r>
-      <ns0:r>
-        <ns0:t xml:space="preserve"> </ns0:t>
-      </ns0:r>
-      <ns0:r>
-        <ns0:t xml:space="preserve">“…it depends on</ns0:t>
-      </ns0:r>
-      <ns0:r>
-        <ns0:t xml:space="preserve"> </ns0:t>
-      </ns0:r>
-      <ns0:r>
-        <ns0:rPr>
-          <ns0:b/>
-          <ns0:bCs/>
-        </ns0:rPr>
-        <ns0:t xml:space="preserve">how few neurons are needed</ns0:t>
-      </ns0:r>
-      <ns0:r>
-        <ns0:t xml:space="preserve">, and therefore on how few sequential neural steps are required.”</ns0:t>
-      </ns0:r>
-    </ns0:p>
-    <ns0:p>
-      <ns0:pPr>
-        <ns0:pStyle ns0:val="Compact"/>
-        <ns0:numPr>
-          <ns0:ilvl ns0:val="1"/>
-          <ns0:numId ns0:val="1015"/>
-        </ns0:numPr>
-      </ns0:pPr>
-      <ns0:r>
-        <ns0:rPr>
-          <ns0:b/>
-          <ns0:bCs/>
-        </ns0:rPr>
-        <ns0:t xml:space="preserve">Phân tích:</ns0:t>
-      </ns0:r>
-      <ns0:r>
-        <ns0:t xml:space="preserve"> </ns0:t>
-      </ns0:r>
-      <ns0:r>
-        <ns0:t xml:space="preserve">Đặc trưng (characterises) của xử lý nhanh là sử dụng một số lượng hạn chế neuron (</ns0:t>
-      </ns0:r>
-      <ns0:r>
-        <ns0:t xml:space="preserve">“few neurons”</ns0:t>
-      </ns0:r>
-      <ns0:r>
-        <ns0:t xml:space="preserve"> </ns0:t>
-      </ns0:r>
-      <ns0:r>
-        <ns0:t xml:space="preserve">=</ns0:t>
-      </ns0:r>
-      <ns0:r>
-        <ns0:t xml:space="preserve"> </ns0:t>
-      </ns0:r>
-      <ns0:r>
-        <ns0:t xml:space="preserve">“limited number of neurons”</ns0:t>
-      </ns0:r>
-      <ns0:r>
-        <ns0:t xml:space="preserve">). Option A đúng.</ns0:t>
-      </ns0:r>
-    </ns0:p>
-    <ns0:p>
-      <ns0:pPr>
-        <ns0:pStyle ns0:val="Compact"/>
-        <ns0:numPr>
-          <ns0:ilvl ns0:val="1"/>
-          <ns0:numId ns0:val="1015"/>
-        </ns0:numPr>
-      </ns0:pPr>
-      <ns0:r>
-        <ns0:rPr>
-          <ns0:b/>
-          <ns0:bCs/>
-        </ns0:rPr>
-        <ns0:t xml:space="preserve">Đáp án:</ns0:t>
-      </ns0:r>
-      <ns0:r>
-        <ns0:t xml:space="preserve"> </ns0:t>
-      </ns0:r>
-      <ns0:r>
-        <ns0:rPr>
-          <ns0:b/>
-          <ns0:bCs/>
-        </ns0:rPr>
-        <ns0:t xml:space="preserve">A</ns0:t>
-      </ns0:r>
-    </ns0:p>
-    <ns0:p>
-      <ns0:pPr>
-        <ns0:pStyle ns0:val="Compact"/>
-        <ns0:numPr>
-          <ns0:ilvl ns0:val="0"/>
-          <ns0:numId ns0:val="1013"/>
-        </ns0:numPr>
-      </ns0:pPr>
-      <ns0:r>
-        <ns0:rPr>
-          <ns0:b/>
-          <ns0:bCs/>
-        </ns0:rPr>
-        <ns0:t xml:space="preserve">Câu 39:</ns0:t>
-      </ns0:r>
-      <ns0:r>
-        <ns0:t xml:space="preserve"> </ns0:t>
-      </ns0:r>
-      <ns0:r>
-        <ns0:t xml:space="preserve">The binding problem is about how</ns0:t>
-      </ns0:r>
-    </ns0:p>
-    <ns0:p>
-      <ns0:pPr>
-        <ns0:pStyle ns0:val="Compact"/>
-        <ns0:numPr>
-          <ns0:ilvl ns0:val="1"/>
-          <ns0:numId ns0:val="1016"/>
-        </ns0:numPr>
-      </ns0:pPr>
-      <ns0:r>
-        <ns0:rPr>
-          <ns0:b/>
-          <ns0:bCs/>
-        </ns0:rPr>
-        <ns0:t xml:space="preserve">Từ khóa:</ns0:t>
-      </ns0:r>
-      <ns0:r>
-        <ns0:t xml:space="preserve"> </ns0:t>
-      </ns0:r>
-      <ns0:r>
-        <ns0:t xml:space="preserve">“binding problem”</ns0:t>
-      </ns0:r>
-      <ns0:r>
-        <ns0:t xml:space="preserve">.</ns0:t>
-      </ns0:r>
-    </ns0:p>
-    <ns0:p>
-      <ns0:pPr>
-        <ns0:pStyle ns0:val="Compact"/>
-        <ns0:numPr>
-          <ns0:ilvl ns0:val="1"/>
-          <ns0:numId ns0:val="1016"/>
-        </ns0:numPr>
-      </ns0:pPr>
-      <ns0:r>
-        <ns0:rPr>
-          <ns0:b/>
-          <ns0:bCs/>
-        </ns0:rPr>
-        <ns0:t xml:space="preserve">Định vị:</ns0:t>
-      </ns0:r>
-      <ns0:r>
-        <ns0:t xml:space="preserve"> </ns0:t>
-      </ns0:r>
-      <ns0:r>
-        <ns0:t xml:space="preserve">Đoạn I.</ns0:t>
-      </ns0:r>
-    </ns0:p>
-    <ns0:p>
-      <ns0:pPr>
-        <ns0:pStyle ns0:val="Compact"/>
-        <ns0:numPr>
-          <ns0:ilvl ns0:val="1"/>
-          <ns0:numId ns0:val="1016"/>
-        </ns0:numPr>
-      </ns0:pPr>
-      <ns0:r>
-        <ns0:rPr>
-          <ns0:b/>
-          <ns0:bCs/>
-        </ns0:rPr>
-        <ns0:t xml:space="preserve">Dẫn chứng:</ns0:t>
-      </ns0:r>
-      <ns0:r>
-        <ns0:t xml:space="preserve"> </ns0:t>
-      </ns0:r>
-      <ns0:r>
-        <ns0:t xml:space="preserve">“This debate was focused on the question of the binding problem: how, if the brain processes features separately, does a</ns0:t>
-      </ns0:r>
-      <ns0:r>
-        <ns0:t xml:space="preserve"> </ns0:t>
-      </ns0:r>
-      <ns0:r>
-        <ns0:rPr>
-          <ns0:b/>
-          <ns0:bCs/>
-        </ns0:rPr>
-        <ns0:t xml:space="preserve">coherent image of a single object</ns0:t>
-      </ns0:r>
-      <ns0:r>
-        <ns0:t xml:space="preserve"> </ns0:t>
-      </ns0:r>
-      <ns0:r>
-        <ns0:t xml:space="preserve">emerge?”</ns0:t>
-      </ns0:r>
-    </ns0:p>
-    <ns0:p>
-      <ns0:pPr>
-        <ns0:pStyle ns0:val="Compact"/>
-        <ns0:numPr>
-          <ns0:ilvl ns0:val="1"/>
-          <ns0:numId ns0:val="1016"/>
-        </ns0:numPr>
-      </ns0:pPr>
-      <ns0:r>
-        <ns0:rPr>
-          <ns0:b/>
-          <ns0:bCs/>
-        </ns0:rPr>
-        <ns0:t xml:space="preserve">Phân tích:</ns0:t>
-      </ns0:r>
-      <ns0:r>
-        <ns0:t xml:space="preserve"> </ns0:t>
-      </ns0:r>
-      <ns0:r>
-        <ns0:t xml:space="preserve">“Binding problem”</ns0:t>
-      </ns0:r>
-      <ns0:r>
-        <ns0:t xml:space="preserve"> </ns0:t>
-      </ns0:r>
-      <ns0:r>
-        <ns0:t xml:space="preserve">liên quan đến cách bộ não tích hợp (</ns0:t>
-      </ns0:r>
-      <ns0:r>
-        <ns0:t xml:space="preserve">“integrates”</ns0:t>
-      </ns0:r>
-      <ns0:r>
-        <ns0:t xml:space="preserve">) các nhận thức khác nhau (</ns0:t>
-      </ns0:r>
-      <ns0:r>
-        <ns0:t xml:space="preserve">“features separately”</ns0:t>
-      </ns0:r>
-      <ns0:r>
-        <ns0:t xml:space="preserve"> </ns0:t>
-      </ns0:r>
-      <ns0:r>
-        <ns0:t xml:space="preserve">=</ns0:t>
-      </ns0:r>
-      <ns0:r>
-        <ns0:t xml:space="preserve"> </ns0:t>
-      </ns0:r>
-      <ns0:r>
-        <ns0:t xml:space="preserve">“diverse perceptions”</ns0:t>
-      </ns0:r>
-      <ns0:r>
-        <ns0:t xml:space="preserve">) thành một hình ảnh nhất quán về một vật thể (</ns0:t>
-      </ns0:r>
-      <ns0:r>
-        <ns0:t xml:space="preserve">“coherent image of a single object”</ns0:t>
-      </ns0:r>
-      <ns0:r>
-        <ns0:t xml:space="preserve"> </ns0:t>
-      </ns0:r>
-      <ns0:r>
-        <ns0:t xml:space="preserve">=</ns0:t>
-      </ns0:r>
-      <ns0:r>
-        <ns0:t xml:space="preserve"> </ns0:t>
-      </ns0:r>
-      <ns0:r>
-        <ns0:t xml:space="preserve">“a single object”</ns0:t>
-      </ns0:r>
-      <ns0:r>
-        <ns0:t xml:space="preserve">). Option B đúng.</ns0:t>
-      </ns0:r>
-    </ns0:p>
-    <ns0:p>
-      <ns0:pPr>
-        <ns0:pStyle ns0:val="Compact"/>
-        <ns0:numPr>
-          <ns0:ilvl ns0:val="1"/>
-          <ns0:numId ns0:val="1016"/>
-        </ns0:numPr>
-      </ns0:pPr>
-      <ns0:r>
-        <ns0:rPr>
-          <ns0:b/>
-          <ns0:bCs/>
-        </ns0:rPr>
-        <ns0:t xml:space="preserve">Đáp án:</ns0:t>
-      </ns0:r>
-      <ns0:r>
-        <ns0:t xml:space="preserve"> </ns0:t>
-      </ns0:r>
-      <ns0:r>
-        <ns0:rPr>
-          <ns0:b/>
-          <ns0:bCs/>
-        </ns0:rPr>
-        <ns0:t xml:space="preserve">B</ns0:t>
-      </ns0:r>
-    </ns0:p>
-    <ns0:p>
-      <ns0:pPr>
-        <ns0:pStyle ns0:val="Compact"/>
-        <ns0:numPr>
-          <ns0:ilvl ns0:val="0"/>
-          <ns0:numId ns0:val="1013"/>
-        </ns0:numPr>
-      </ns0:pPr>
-      <ns0:r>
-        <ns0:rPr>
-          <ns0:b/>
-          <ns0:bCs/>
-        </ns0:rPr>
-        <ns0:t xml:space="preserve">Câu 40:</ns0:t>
-      </ns0:r>
-      <ns0:r>
-        <ns0:t xml:space="preserve"> </ns0:t>
-      </ns0:r>
-      <ns0:r>
-        <ns0:t xml:space="preserve">What does the writer claim about perceptions of everyday events?</ns0:t>
-      </ns0:r>
-    </ns0:p>
-    <ns0:p>
-      <ns0:pPr>
-        <ns0:pStyle ns0:val="Compact"/>
-        <ns0:numPr>
-          <ns0:ilvl ns0:val="1"/>
-          <ns0:numId ns0:val="1017"/>
-        </ns0:numPr>
-      </ns0:pPr>
-      <ns0:r>
-        <ns0:rPr>
-          <ns0:b/>
-          <ns0:bCs/>
-        </ns0:rPr>
-        <ns0:t xml:space="preserve">Từ khóa:</ns0:t>
-      </ns0:r>
-      <ns0:r>
-        <ns0:t xml:space="preserve"> </ns0:t>
-      </ns0:r>
-      <ns0:r>
-        <ns0:t xml:space="preserve">“perceptions of everyday events”</ns0:t>
-      </ns0:r>
-      <ns0:r>
-        <ns0:t xml:space="preserve">.</ns0:t>
-      </ns0:r>
-    </ns0:p>
-    <ns0:p>
-      <ns0:pPr>
-        <ns0:pStyle ns0:val="Compact"/>
-        <ns0:numPr>
-          <ns0:ilvl ns0:val="1"/>
-          <ns0:numId ns0:val="1017"/>
-        </ns0:numPr>
-      </ns0:pPr>
-      <ns0:r>
-        <ns0:rPr>
-          <ns0:b/>
-          <ns0:bCs/>
-        </ns0:rPr>
-        <ns0:t xml:space="preserve">Định vị:</ns0:t>
-      </ns0:r>
-      <ns0:r>
-        <ns0:t xml:space="preserve"> </ns0:t>
-      </ns0:r>
-      <ns0:r>
-        <ns0:t xml:space="preserve">Đoạn J.</ns0:t>
-      </ns0:r>
-    </ns0:p>
-    <ns0:p>
-      <ns0:pPr>
-        <ns0:pStyle ns0:val="Compact"/>
-        <ns0:numPr>
-          <ns0:ilvl ns0:val="1"/>
-          <ns0:numId ns0:val="1017"/>
-        </ns0:numPr>
-      </ns0:pPr>
-      <ns0:r>
-        <ns0:rPr>
-          <ns0:b/>
-          <ns0:bCs/>
-        </ns0:rPr>
-        <ns0:t xml:space="preserve">Dẫn chứng:</ns0:t>
-      </ns0:r>
-      <ns0:r>
-        <ns0:t xml:space="preserve"> </ns0:t>
-      </ns0:r>
-      <ns0:r>
-        <ns0:t xml:space="preserve">“There is lots of evidence that this fast process is at the core of</ns0:t>
-      </ns0:r>
-      <ns0:r>
-        <ns0:t xml:space="preserve"> </ns0:t>
-      </ns0:r>
-      <ns0:r>
-        <ns0:rPr>
-          <ns0:b/>
-          <ns0:bCs/>
-        </ns0:rPr>
-        <ns0:t xml:space="preserve">normal perception</ns0:t>
-      </ns0:r>
-      <ns0:r>
-        <ns0:t xml:space="preserve"> </ns0:t>
-      </ns0:r>
-      <ns0:r>
-        <ns0:t xml:space="preserve">as well.</ns0:t>
-      </ns0:r>
-      <ns0:r>
-        <ns0:t xml:space="preserve"> </ns0:t>
-      </ns0:r>
-      <ns0:r>
-        <ns0:rPr>
-          <ns0:b/>
-          <ns0:bCs/>
-        </ns0:rPr>
-        <ns0:t xml:space="preserve">Much of what we</ns0:t>
-      </ns0:r>
-      <ns0:r>
-        <ns0:rPr>
-          <ns0:b/>
-          <ns0:bCs/>
-        </ns0:rPr>
-        <ns0:t xml:space="preserve"> </ns0:t>
-      </ns0:r>
-      <ns0:r>
-        <ns0:rPr>
-          <ns0:b/>
-          <ns0:bCs/>
-        </ns0:rPr>
-        <ns0:t xml:space="preserve">‘see’</ns0:t>
-      </ns0:r>
-      <ns0:r>
-        <ns0:rPr>
-          <ns0:b/>
-          <ns0:bCs/>
-        </ns0:rPr>
-        <ns0:t xml:space="preserve"> </ns0:t>
-      </ns0:r>
-      <ns0:r>
-        <ns0:rPr>
-          <ns0:b/>
-          <ns0:bCs/>
-        </ns0:rPr>
-        <ns0:t xml:space="preserve">throughout the day is this type of rapid neural classification</ns0:t>
-      </ns0:r>
-      <ns0:r>
-        <ns0:t xml:space="preserve">, and the brain simply fills in the rest of the image behind the scenes.”</ns0:t>
-      </ns0:r>
-    </ns0:p>
-    <ns0:p>
-      <ns0:pPr>
-        <ns0:pStyle ns0:val="Compact"/>
-        <ns0:numPr>
-          <ns0:ilvl ns0:val="1"/>
-          <ns0:numId ns0:val="1017"/>
-        </ns0:numPr>
-      </ns0:pPr>
-      <ns0:r>
-        <ns0:rPr>
-          <ns0:b/>
-          <ns0:bCs/>
-        </ns0:rPr>
-        <ns0:t xml:space="preserve">Phân tích:</ns0:t>
-      </ns0:r>
-      <ns0:r>
-        <ns0:t xml:space="preserve"> </ns0:t>
-      </ns0:r>
-      <ns0:r>
-        <ns0:t xml:space="preserve">“Normal perception”</ns0:t>
-      </ns0:r>
-      <ns0:r>
-        <ns0:t xml:space="preserve"> </ns0:t>
-      </ns0:r>
-      <ns0:r>
-        <ns0:t xml:space="preserve">=</ns0:t>
-      </ns0:r>
-      <ns0:r>
-        <ns0:t xml:space="preserve"> </ns0:t>
-      </ns0:r>
-      <ns0:r>
-        <ns0:t xml:space="preserve">“perceptions of everyday events”</ns0:t>
-      </ns0:r>
-      <ns0:r>
-        <ns0:t xml:space="preserve">.</ns0:t>
-      </ns0:r>
-      <ns0:r>
-        <ns0:t xml:space="preserve"> </ns0:t>
-      </ns0:r>
-      <ns0:r>
-        <ns0:t xml:space="preserve">“Much of what we</ns0:t>
-      </ns0:r>
-      <ns0:r>
-        <ns0:t xml:space="preserve"> </ns0:t>
-      </ns0:r>
-      <ns0:r>
-        <ns0:t xml:space="preserve">‘see’</ns0:t>
-      </ns0:r>
-      <ns0:r>
-        <ns0:t xml:space="preserve">… is this type of rapid neural classification”</ns0:t>
-      </ns0:r>
-      <ns0:r>
-        <ns0:t xml:space="preserve"> </ns0:t>
-      </ns0:r>
-      <ns0:r>
-        <ns0:t xml:space="preserve">=</ns0:t>
-      </ns0:r>
-      <ns0:r>
-        <ns0:t xml:space="preserve"> </ns0:t>
-      </ns0:r>
-      <ns0:r>
-        <ns0:t xml:space="preserve">“the brain uses rapid classification as the basis for most perceptions”</ns0:t>
-      </ns0:r>
-      <ns0:r>
-        <ns0:t xml:space="preserve">. Option B đúng.</ns0:t>
-      </ns0:r>
-    </ns0:p>
-    <ns0:p>
-      <ns0:pPr>
-        <ns0:pStyle ns0:val="Compact"/>
-        <ns0:numPr>
-          <ns0:ilvl ns0:val="1"/>
-          <ns0:numId ns0:val="1017"/>
-        </ns0:numPr>
-      </ns0:pPr>
-      <ns0:r>
-        <ns0:rPr>
-          <ns0:b/>
-          <ns0:bCs/>
-        </ns0:rPr>
-        <ns0:t xml:space="preserve">Đáp án:</ns0:t>
-      </ns0:r>
-      <ns0:r>
-        <ns0:t xml:space="preserve"> </ns0:t>
-      </ns0:r>
-      <ns0:r>
-        <ns0:rPr>
-          <ns0:b/>
-          <ns0:bCs/>
-        </ns0:rPr>
-        <ns0:t xml:space="preserve">B</ns0:t>
+        <ns0:t xml:space="preserve">YES</ns0:t>
       </ns0:r>
     </ns0:p>
     <ns0:bookmarkEnd ns0:id="18"/>
@@ -3910,7 +4026,7 @@
                 <ns0:b/>
                 <ns0:bCs/>
               </ns0:rPr>
-              <ns0:t xml:space="preserve">G</ns0:t>
+              <ns0:t xml:space="preserve">F</ns0:t>
             </ns0:r>
           </ns0:p>
         </ns0:tc>
@@ -3942,7 +4058,7 @@
                 <ns0:b/>
                 <ns0:bCs/>
               </ns0:rPr>
-              <ns0:t xml:space="preserve">A</ns0:t>
+              <ns0:t xml:space="preserve">B</ns0:t>
             </ns0:r>
           </ns0:p>
         </ns0:tc>
@@ -3974,7 +4090,7 @@
                 <ns0:b/>
                 <ns0:bCs/>
               </ns0:rPr>
-              <ns0:t xml:space="preserve">H</ns0:t>
+              <ns0:t xml:space="preserve">E</ns0:t>
             </ns0:r>
           </ns0:p>
         </ns0:tc>
@@ -4006,7 +4122,7 @@
                 <ns0:b/>
                 <ns0:bCs/>
               </ns0:rPr>
-              <ns0:t xml:space="preserve">J</ns0:t>
+              <ns0:t xml:space="preserve">C</ns0:t>
             </ns0:r>
           </ns0:p>
         </ns0:tc>
@@ -4070,7 +4186,7 @@
                 <ns0:b/>
                 <ns0:bCs/>
               </ns0:rPr>
-              <ns0:t xml:space="preserve">B</ns0:t>
+              <ns0:t xml:space="preserve">D</ns0:t>
             </ns0:r>
           </ns0:p>
         </ns0:tc>
@@ -4134,7 +4250,7 @@
                 <ns0:b/>
                 <ns0:bCs/>
               </ns0:rPr>
-              <ns0:t xml:space="preserve">C</ns0:t>
+              <ns0:t xml:space="preserve">B</ns0:t>
             </ns0:r>
           </ns0:p>
         </ns0:tc>
@@ -4166,7 +4282,7 @@
                 <ns0:b/>
                 <ns0:bCs/>
               </ns0:rPr>
-              <ns0:t xml:space="preserve">A</ns0:t>
+              <ns0:t xml:space="preserve">C</ns0:t>
             </ns0:r>
           </ns0:p>
         </ns0:tc>
@@ -4198,7 +4314,7 @@
                 <ns0:b/>
                 <ns0:bCs/>
               </ns0:rPr>
-              <ns0:t xml:space="preserve">E</ns0:t>
+              <ns0:t xml:space="preserve">YES</ns0:t>
             </ns0:r>
           </ns0:p>
         </ns0:tc>
@@ -4230,7 +4346,7 @@
                 <ns0:b/>
                 <ns0:bCs/>
               </ns0:rPr>
-              <ns0:t xml:space="preserve">B</ns0:t>
+              <ns0:t xml:space="preserve">NOT GIVEN</ns0:t>
             </ns0:r>
           </ns0:p>
         </ns0:tc>
@@ -4262,7 +4378,7 @@
                 <ns0:b/>
                 <ns0:bCs/>
               </ns0:rPr>
-              <ns0:t xml:space="preserve">A</ns0:t>
+              <ns0:t xml:space="preserve">NO</ns0:t>
             </ns0:r>
           </ns0:p>
         </ns0:tc>
@@ -4294,7 +4410,7 @@
                 <ns0:b/>
                 <ns0:bCs/>
               </ns0:rPr>
-              <ns0:t xml:space="preserve">B</ns0:t>
+              <ns0:t xml:space="preserve">NO</ns0:t>
             </ns0:r>
           </ns0:p>
         </ns0:tc>
@@ -4326,7 +4442,7 @@
                 <ns0:b/>
                 <ns0:bCs/>
               </ns0:rPr>
-              <ns0:t xml:space="preserve">B</ns0:t>
+              <ns0:t xml:space="preserve">YES</ns0:t>
             </ns0:r>
           </ns0:p>
         </ns0:tc>
@@ -4417,7 +4533,7 @@
                 <ns0:b/>
                 <ns0:bCs/>
               </ns0:rPr>
-              <ns0:t xml:space="preserve">neuron</ns0:t>
+              <ns0:t xml:space="preserve">premotor cortex</ns0:t>
             </ns0:r>
             <ns0:r>
               <ns0:t xml:space="preserve"> </ns0:t>
@@ -4434,29 +4550,29 @@
               <ns0:pStyle ns0:val="Compact"/>
             </ns0:pPr>
             <ns0:r>
-              <ns0:t xml:space="preserve">/ˈnjʊə.rɒn/</ns0:t>
-            </ns0:r>
-          </ns0:p>
-        </ns0:tc>
-        <ns0:tc>
-          <ns0:tcPr/>
-          <ns0:p>
-            <ns0:pPr>
-              <ns0:pStyle ns0:val="Compact"/>
-            </ns0:pPr>
-            <ns0:r>
-              <ns0:t xml:space="preserve">a nerve cell that transmits signals in the body (tế bào thần kinh)</ns0:t>
-            </ns0:r>
-          </ns0:p>
-        </ns0:tc>
-        <ns0:tc>
-          <ns0:tcPr/>
-          <ns0:p>
-            <ns0:pPr>
-              <ns0:pStyle ns0:val="Compact"/>
-            </ns0:pPr>
-            <ns0:r>
-              <ns0:t xml:space="preserve">Each neuron is connected to many other neurons.</ns0:t>
+              <ns0:t xml:space="preserve">/ˌpriːˈməʊ.tə ˈkɔː.teks/</ns0:t>
+            </ns0:r>
+          </ns0:p>
+        </ns0:tc>
+        <ns0:tc>
+          <ns0:tcPr/>
+          <ns0:p>
+            <ns0:pPr>
+              <ns0:pStyle ns0:val="Compact"/>
+            </ns0:pPr>
+            <ns0:r>
+              <ns0:t xml:space="preserve">the brain area that plans and prepares movements (vỏ não vận động trước — vùng não lập kế hoạch và chuẩn bị cử động)</ns0:t>
+            </ns0:r>
+          </ns0:p>
+        </ns0:tc>
+        <ns0:tc>
+          <ns0:tcPr/>
+          <ns0:p>
+            <ns0:pPr>
+              <ns0:pStyle ns0:val="Compact"/>
+            </ns0:pPr>
+            <ns0:r>
+              <ns0:t xml:space="preserve">The premotor cortex stores patterns of complex movements.</ns0:t>
             </ns0:r>
           </ns0:p>
         </ns0:tc>
@@ -4473,7 +4589,7 @@
                 <ns0:b/>
                 <ns0:bCs/>
               </ns0:rPr>
-              <ns0:t xml:space="preserve">neurotransmitter</ns0:t>
+              <ns0:t xml:space="preserve">mirror neuron</ns0:t>
             </ns0:r>
             <ns0:r>
               <ns0:t xml:space="preserve"> </ns0:t>
@@ -4490,29 +4606,29 @@
               <ns0:pStyle ns0:val="Compact"/>
             </ns0:pPr>
             <ns0:r>
-              <ns0:t xml:space="preserve">/ˌnjʊə.rəʊ.trænzˈmɪt.ər/</ns0:t>
-            </ns0:r>
-          </ns0:p>
-        </ns0:tc>
-        <ns0:tc>
-          <ns0:tcPr/>
-          <ns0:p>
-            <ns0:pPr>
-              <ns0:pStyle ns0:val="Compact"/>
-            </ns0:pPr>
-            <ns0:r>
-              <ns0:t xml:space="preserve">a chemical messenger between nerve cells (chất dẫn truyền thần kinh)</ns0:t>
-            </ns0:r>
-          </ns0:p>
-        </ns0:tc>
-        <ns0:tc>
-          <ns0:tcPr/>
-          <ns0:p>
-            <ns0:pPr>
-              <ns0:pStyle ns0:val="Compact"/>
-            </ns0:pPr>
-            <ns0:r>
-              <ns0:t xml:space="preserve">The neurotransmitter diffuses across the synaptic gap.</ns0:t>
+              <ns0:t xml:space="preserve">/ˈmɪr.ər ˈnjʊə.rɒn/</ns0:t>
+            </ns0:r>
+          </ns0:p>
+        </ns0:tc>
+        <ns0:tc>
+          <ns0:tcPr/>
+          <ns0:p>
+            <ns0:pPr>
+              <ns0:pStyle ns0:val="Compact"/>
+            </ns0:pPr>
+            <ns0:r>
+              <ns0:t xml:space="preserve">a nerve cell that fires both when performing and observing an action (tế bào thần kinh gương)</ns0:t>
+            </ns0:r>
+          </ns0:p>
+        </ns0:tc>
+        <ns0:tc>
+          <ns0:tcPr/>
+          <ns0:p>
+            <ns0:pPr>
+              <ns0:pStyle ns0:val="Compact"/>
+            </ns0:pPr>
+            <ns0:r>
+              <ns0:t xml:space="preserve">Mirror neurons fire when we watch someone else perform an action.</ns0:t>
             </ns0:r>
           </ns0:p>
         </ns0:tc>
@@ -4529,46 +4645,46 @@
                 <ns0:b/>
                 <ns0:bCs/>
               </ns0:rPr>
-              <ns0:t xml:space="preserve">synapse</ns0:t>
+              <ns0:t xml:space="preserve">neural mirroring</ns0:t>
             </ns0:r>
             <ns0:r>
               <ns0:t xml:space="preserve"> </ns0:t>
             </ns0:r>
             <ns0:r>
-              <ns0:t xml:space="preserve">(n)</ns0:t>
-            </ns0:r>
-          </ns0:p>
-        </ns0:tc>
-        <ns0:tc>
-          <ns0:tcPr/>
-          <ns0:p>
-            <ns0:pPr>
-              <ns0:pStyle ns0:val="Compact"/>
-            </ns0:pPr>
-            <ns0:r>
-              <ns0:t xml:space="preserve">/ˈsɪn.æps/</ns0:t>
-            </ns0:r>
-          </ns0:p>
-        </ns0:tc>
-        <ns0:tc>
-          <ns0:tcPr/>
-          <ns0:p>
-            <ns0:pPr>
-              <ns0:pStyle ns0:val="Compact"/>
-            </ns0:pPr>
-            <ns0:r>
-              <ns0:t xml:space="preserve">the junction between two nerve cells (khớp thần kinh / xi-náp)</ns0:t>
-            </ns0:r>
-          </ns0:p>
-        </ns0:tc>
-        <ns0:tc>
-          <ns0:tcPr/>
-          <ns0:p>
-            <ns0:pPr>
-              <ns0:pStyle ns0:val="Compact"/>
-            </ns0:pPr>
-            <ns0:r>
-              <ns0:t xml:space="preserve">A signal takes 1-2 ms to cross a synapse.</ns0:t>
+              <ns0:t xml:space="preserve">(n phr)</ns0:t>
+            </ns0:r>
+          </ns0:p>
+        </ns0:tc>
+        <ns0:tc>
+          <ns0:tcPr/>
+          <ns0:p>
+            <ns0:pPr>
+              <ns0:pStyle ns0:val="Compact"/>
+            </ns0:pPr>
+            <ns0:r>
+              <ns0:t xml:space="preserve">/ˈnjʊə.rəl ˈmɪr.ər.ɪŋ/</ns0:t>
+            </ns0:r>
+          </ns0:p>
+        </ns0:tc>
+        <ns0:tc>
+          <ns0:tcPr/>
+          <ns0:p>
+            <ns0:pPr>
+              <ns0:pStyle ns0:val="Compact"/>
+            </ns0:pPr>
+            <ns0:r>
+              <ns0:t xml:space="preserve">the brain process of simulating observed actions (quá trình phản chiếu thần kinh)</ns0:t>
+            </ns0:r>
+          </ns0:p>
+        </ns0:tc>
+        <ns0:tc>
+          <ns0:tcPr/>
+          <ns0:p>
+            <ns0:pPr>
+              <ns0:pStyle ns0:val="Compact"/>
+            </ns0:pPr>
+            <ns0:r>
+              <ns0:t xml:space="preserve">Neural mirroring allows spectators to feel part of the athletic event.</ns0:t>
             </ns0:r>
           </ns0:p>
         </ns0:tc>
@@ -4585,46 +4701,46 @@
                 <ns0:b/>
                 <ns0:bCs/>
               </ns0:rPr>
-              <ns0:t xml:space="preserve">excitatory</ns0:t>
+              <ns0:t xml:space="preserve">direct matching hypothesis</ns0:t>
             </ns0:r>
             <ns0:r>
               <ns0:t xml:space="preserve"> </ns0:t>
             </ns0:r>
             <ns0:r>
-              <ns0:t xml:space="preserve">(adj)</ns0:t>
-            </ns0:r>
-          </ns0:p>
-        </ns0:tc>
-        <ns0:tc>
-          <ns0:tcPr/>
-          <ns0:p>
-            <ns0:pPr>
-              <ns0:pStyle ns0:val="Compact"/>
-            </ns0:pPr>
-            <ns0:r>
-              <ns0:t xml:space="preserve">/ɪkˈsaɪ.tə.tər.i/</ns0:t>
-            </ns0:r>
-          </ns0:p>
-        </ns0:tc>
-        <ns0:tc>
-          <ns0:tcPr/>
-          <ns0:p>
-            <ns0:pPr>
-              <ns0:pStyle ns0:val="Compact"/>
-            </ns0:pPr>
-            <ns0:r>
-              <ns0:t xml:space="preserve">causing stimulation or activation (kích thích / gây hưng phấn)</ns0:t>
-            </ns0:r>
-          </ns0:p>
-        </ns0:tc>
-        <ns0:tc>
-          <ns0:tcPr/>
-          <ns0:p>
-            <ns0:pPr>
-              <ns0:pStyle ns0:val="Compact"/>
-            </ns0:pPr>
-            <ns0:r>
-              <ns0:t xml:space="preserve">Signals may be either excitatory or inhibitory.</ns0:t>
+              <ns0:t xml:space="preserve">(n phr)</ns0:t>
+            </ns0:r>
+          </ns0:p>
+        </ns0:tc>
+        <ns0:tc>
+          <ns0:tcPr/>
+          <ns0:p>
+            <ns0:pPr>
+              <ns0:pStyle ns0:val="Compact"/>
+            </ns0:pPr>
+            <ns0:r>
+              <ns0:t xml:space="preserve">/dɪˈrekt ˈmæt.ʃɪŋ haɪˈpɒθ.ɪ.sɪs/</ns0:t>
+            </ns0:r>
+          </ns0:p>
+        </ns0:tc>
+        <ns0:tc>
+          <ns0:tcPr/>
+          <ns0:p>
+            <ns0:pPr>
+              <ns0:pStyle ns0:val="Compact"/>
+            </ns0:pPr>
+            <ns0:r>
+              <ns0:t xml:space="preserve">the theory that understanding actions requires matching visual and motor representations (giả thuyết đối chiếu trực tiếp)</ns0:t>
+            </ns0:r>
+          </ns0:p>
+        </ns0:tc>
+        <ns0:tc>
+          <ns0:tcPr/>
+          <ns0:p>
+            <ns0:pPr>
+              <ns0:pStyle ns0:val="Compact"/>
+            </ns0:pPr>
+            <ns0:r>
+              <ns0:t xml:space="preserve">According to the direct matching hypothesis, we understand movements by simulating them.</ns0:t>
             </ns0:r>
           </ns0:p>
         </ns0:tc>
@@ -4641,46 +4757,46 @@
                 <ns0:b/>
                 <ns0:bCs/>
               </ns0:rPr>
-              <ns0:t xml:space="preserve">inhibitory</ns0:t>
+              <ns0:t xml:space="preserve">amygdala</ns0:t>
             </ns0:r>
             <ns0:r>
               <ns0:t xml:space="preserve"> </ns0:t>
             </ns0:r>
             <ns0:r>
-              <ns0:t xml:space="preserve">(adj)</ns0:t>
-            </ns0:r>
-          </ns0:p>
-        </ns0:tc>
-        <ns0:tc>
-          <ns0:tcPr/>
-          <ns0:p>
-            <ns0:pPr>
-              <ns0:pStyle ns0:val="Compact"/>
-            </ns0:pPr>
-            <ns0:r>
-              <ns0:t xml:space="preserve">/ɪnˈhɪb.ɪ.tər.i/</ns0:t>
-            </ns0:r>
-          </ns0:p>
-        </ns0:tc>
-        <ns0:tc>
-          <ns0:tcPr/>
-          <ns0:p>
-            <ns0:pPr>
-              <ns0:pStyle ns0:val="Compact"/>
-            </ns0:pPr>
-            <ns0:r>
-              <ns0:t xml:space="preserve">suppressing or restraining a process (ức chế)</ns0:t>
-            </ns0:r>
-          </ns0:p>
-        </ns0:tc>
-        <ns0:tc>
-          <ns0:tcPr/>
-          <ns0:p>
-            <ns0:pPr>
-              <ns0:pStyle ns0:val="Compact"/>
-            </ns0:pPr>
-            <ns0:r>
-              <ns0:t xml:space="preserve">Inhibitory signals reduce the chance of a neuron firing.</ns0:t>
+              <ns0:t xml:space="preserve">(n)</ns0:t>
+            </ns0:r>
+          </ns0:p>
+        </ns0:tc>
+        <ns0:tc>
+          <ns0:tcPr/>
+          <ns0:p>
+            <ns0:pPr>
+              <ns0:pStyle ns0:val="Compact"/>
+            </ns0:pPr>
+            <ns0:r>
+              <ns0:t xml:space="preserve">/əˈmɪɡ.də.lə/</ns0:t>
+            </ns0:r>
+          </ns0:p>
+        </ns0:tc>
+        <ns0:tc>
+          <ns0:tcPr/>
+          <ns0:p>
+            <ns0:pPr>
+              <ns0:pStyle ns0:val="Compact"/>
+            </ns0:pPr>
+            <ns0:r>
+              <ns0:t xml:space="preserve">the brain region central to emotional processing (hạch hạnh nhân — vùng não xử lý cảm xúc)</ns0:t>
+            </ns0:r>
+          </ns0:p>
+        </ns0:tc>
+        <ns0:tc>
+          <ns0:tcPr/>
+          <ns0:p>
+            <ns0:pPr>
+              <ns0:pStyle ns0:val="Compact"/>
+            </ns0:pPr>
+            <ns0:r>
+              <ns0:t xml:space="preserve">The amygdala links mirror neurons to emotional responses.</ns0:t>
             </ns0:r>
           </ns0:p>
         </ns0:tc>
@@ -4697,46 +4813,46 @@
                 <ns0:b/>
                 <ns0:bCs/>
               </ns0:rPr>
-              <ns0:t xml:space="preserve">threshold</ns0:t>
+              <ns0:t xml:space="preserve">electrophysiological</ns0:t>
             </ns0:r>
             <ns0:r>
               <ns0:t xml:space="preserve"> </ns0:t>
             </ns0:r>
             <ns0:r>
-              <ns0:t xml:space="preserve">(n)</ns0:t>
-            </ns0:r>
-          </ns0:p>
-        </ns0:tc>
-        <ns0:tc>
-          <ns0:tcPr/>
-          <ns0:p>
-            <ns0:pPr>
-              <ns0:pStyle ns0:val="Compact"/>
-            </ns0:pPr>
-            <ns0:r>
-              <ns0:t xml:space="preserve">/ˈθreʃ.həʊld/</ns0:t>
-            </ns0:r>
-          </ns0:p>
-        </ns0:tc>
-        <ns0:tc>
-          <ns0:tcPr/>
-          <ns0:p>
-            <ns0:pPr>
-              <ns0:pStyle ns0:val="Compact"/>
-            </ns0:pPr>
-            <ns0:r>
-              <ns0:t xml:space="preserve">the minimum level needed to produce an effect (ngưỡng)</ns0:t>
-            </ns0:r>
-          </ns0:p>
-        </ns0:tc>
-        <ns0:tc>
-          <ns0:tcPr/>
-          <ns0:p>
-            <ns0:pPr>
-              <ns0:pStyle ns0:val="Compact"/>
-            </ns0:pPr>
-            <ns0:r>
-              <ns0:t xml:space="preserve">The net stimulation must exceed a certain threshold.</ns0:t>
+              <ns0:t xml:space="preserve">(adj)</ns0:t>
+            </ns0:r>
+          </ns0:p>
+        </ns0:tc>
+        <ns0:tc>
+          <ns0:tcPr/>
+          <ns0:p>
+            <ns0:pPr>
+              <ns0:pStyle ns0:val="Compact"/>
+            </ns0:pPr>
+            <ns0:r>
+              <ns0:t xml:space="preserve">/ɪˌlek.trəˌfɪz.iˈɒl.ə.dʒɪ.kəl/</ns0:t>
+            </ns0:r>
+          </ns0:p>
+        </ns0:tc>
+        <ns0:tc>
+          <ns0:tcPr/>
+          <ns0:p>
+            <ns0:pPr>
+              <ns0:pStyle ns0:val="Compact"/>
+            </ns0:pPr>
+            <ns0:r>
+              <ns0:t xml:space="preserve">relating to electrical activities of living cells (thuộc về điện sinh lý học)</ns0:t>
+            </ns0:r>
+          </ns0:p>
+        </ns0:tc>
+        <ns0:tc>
+          <ns0:tcPr/>
+          <ns0:p>
+            <ns0:pPr>
+              <ns0:pStyle ns0:val="Compact"/>
+            </ns0:pPr>
+            <ns0:r>
+              <ns0:t xml:space="preserve">Electrophysiological studies revealed the role of mirror neurons in sport watching.</ns0:t>
             </ns0:r>
           </ns0:p>
         </ns0:tc>
@@ -4753,46 +4869,46 @@
                 <ns0:b/>
                 <ns0:bCs/>
               </ns0:rPr>
-              <ns0:t xml:space="preserve">template</ns0:t>
+              <ns0:t xml:space="preserve">dissipate</ns0:t>
             </ns0:r>
             <ns0:r>
               <ns0:t xml:space="preserve"> </ns0:t>
             </ns0:r>
             <ns0:r>
-              <ns0:t xml:space="preserve">(n)</ns0:t>
-            </ns0:r>
-          </ns0:p>
-        </ns0:tc>
-        <ns0:tc>
-          <ns0:tcPr/>
-          <ns0:p>
-            <ns0:pPr>
-              <ns0:pStyle ns0:val="Compact"/>
-            </ns0:pPr>
-            <ns0:r>
-              <ns0:t xml:space="preserve">/ˈtem.plət/</ns0:t>
-            </ns0:r>
-          </ns0:p>
-        </ns0:tc>
-        <ns0:tc>
-          <ns0:tcPr/>
-          <ns0:p>
-            <ns0:pPr>
-              <ns0:pStyle ns0:val="Compact"/>
-            </ns0:pPr>
-            <ns0:r>
-              <ns0:t xml:space="preserve">a stored pattern used for matching (khuôn mẫu / bản mẫu)</ns0:t>
-            </ns0:r>
-          </ns0:p>
-        </ns0:tc>
-        <ns0:tc>
-          <ns0:tcPr/>
-          <ns0:p>
-            <ns0:pPr>
-              <ns0:pStyle ns0:val="Compact"/>
-            </ns0:pPr>
-            <ns0:r>
-              <ns0:t xml:space="preserve">The brain looks for a match with a stored template.</ns0:t>
+              <ns0:t xml:space="preserve">(v)</ns0:t>
+            </ns0:r>
+          </ns0:p>
+        </ns0:tc>
+        <ns0:tc>
+          <ns0:tcPr/>
+          <ns0:p>
+            <ns0:pPr>
+              <ns0:pStyle ns0:val="Compact"/>
+            </ns0:pPr>
+            <ns0:r>
+              <ns0:t xml:space="preserve">/ˈdɪs.ɪ.peɪt/</ns0:t>
+            </ns0:r>
+          </ns0:p>
+        </ns0:tc>
+        <ns0:tc>
+          <ns0:tcPr/>
+          <ns0:p>
+            <ns0:pPr>
+              <ns0:pStyle ns0:val="Compact"/>
+            </ns0:pPr>
+            <ns0:r>
+              <ns0:t xml:space="preserve">to gradually disappear or be reduced (tan biến, tiêu tán)</ns0:t>
+            </ns0:r>
+          </ns0:p>
+        </ns0:tc>
+        <ns0:tc>
+          <ns0:tcPr/>
+          <ns0:p>
+            <ns0:pPr>
+              <ns0:pStyle ns0:val="Compact"/>
+            </ns0:pPr>
+            <ns0:r>
+              <ns0:t xml:space="preserve">The mu signal dissipates when we become physically active.</ns0:t>
             </ns0:r>
           </ns0:p>
         </ns0:tc>
@@ -4809,46 +4925,46 @@
                 <ns0:b/>
                 <ns0:bCs/>
               </ns0:rPr>
-              <ns0:t xml:space="preserve">trajectory</ns0:t>
+              <ns0:t xml:space="preserve">coalesce</ns0:t>
             </ns0:r>
             <ns0:r>
               <ns0:t xml:space="preserve"> </ns0:t>
             </ns0:r>
             <ns0:r>
-              <ns0:t xml:space="preserve">(n)</ns0:t>
-            </ns0:r>
-          </ns0:p>
-        </ns0:tc>
-        <ns0:tc>
-          <ns0:tcPr/>
-          <ns0:p>
-            <ns0:pPr>
-              <ns0:pStyle ns0:val="Compact"/>
-            </ns0:pPr>
-            <ns0:r>
-              <ns0:t xml:space="preserve">/trəˈdʒek.tər.i/</ns0:t>
-            </ns0:r>
-          </ns0:p>
-        </ns0:tc>
-        <ns0:tc>
-          <ns0:tcPr/>
-          <ns0:p>
-            <ns0:pPr>
-              <ns0:pStyle ns0:val="Compact"/>
-            </ns0:pPr>
-            <ns0:r>
-              <ns0:t xml:space="preserve">the path followed by a moving object (quỹ đạo)</ns0:t>
-            </ns0:r>
-          </ns0:p>
-        </ns0:tc>
-        <ns0:tc>
-          <ns0:tcPr/>
-          <ns0:p>
-            <ns0:pPr>
-              <ns0:pStyle ns0:val="Compact"/>
-            </ns0:pPr>
-            <ns0:r>
-              <ns0:t xml:space="preserve">The look-up table uses the ball’s velocity and trajectory.</ns0:t>
+              <ns0:t xml:space="preserve">(v)</ns0:t>
+            </ns0:r>
+          </ns0:p>
+        </ns0:tc>
+        <ns0:tc>
+          <ns0:tcPr/>
+          <ns0:p>
+            <ns0:pPr>
+              <ns0:pStyle ns0:val="Compact"/>
+            </ns0:pPr>
+            <ns0:r>
+              <ns0:t xml:space="preserve">/ˌkəʊ.əˈles/</ns0:t>
+            </ns0:r>
+          </ns0:p>
+        </ns0:tc>
+        <ns0:tc>
+          <ns0:tcPr/>
+          <ns0:p>
+            <ns0:pPr>
+              <ns0:pStyle ns0:val="Compact"/>
+            </ns0:pPr>
+            <ns0:r>
+              <ns0:t xml:space="preserve">to come together to form one unified whole (hợp nhất, kết hợp lại)</ns0:t>
+            </ns0:r>
+          </ns0:p>
+        </ns0:tc>
+        <ns0:tc>
+          <ns0:tcPr/>
+          <ns0:p>
+            <ns0:pPr>
+              <ns0:pStyle ns0:val="Compact"/>
+            </ns0:pPr>
+            <ns0:r>
+              <ns0:t xml:space="preserve">Action and imagination coalesce to drive peak athletic performance.</ns0:t>
             </ns0:r>
           </ns0:p>
         </ns0:tc>
@@ -4865,46 +4981,46 @@
                 <ns0:b/>
                 <ns0:bCs/>
               </ns0:rPr>
-              <ns0:t xml:space="preserve">holistically</ns0:t>
+              <ns0:t xml:space="preserve">internalise</ns0:t>
             </ns0:r>
             <ns0:r>
               <ns0:t xml:space="preserve"> </ns0:t>
             </ns0:r>
             <ns0:r>
-              <ns0:t xml:space="preserve">(adv)</ns0:t>
-            </ns0:r>
-          </ns0:p>
-        </ns0:tc>
-        <ns0:tc>
-          <ns0:tcPr/>
-          <ns0:p>
-            <ns0:pPr>
-              <ns0:pStyle ns0:val="Compact"/>
-            </ns0:pPr>
-            <ns0:r>
-              <ns0:t xml:space="preserve">/həʊˈlɪs.tɪ.kəl.i/</ns0:t>
-            </ns0:r>
-          </ns0:p>
-        </ns0:tc>
-        <ns0:tc>
-          <ns0:tcPr/>
-          <ns0:p>
-            <ns0:pPr>
-              <ns0:pStyle ns0:val="Compact"/>
-            </ns0:pPr>
-            <ns0:r>
-              <ns0:t xml:space="preserve">in a way that considers things as a whole (một cách tổng thể / toàn diện)</ns0:t>
-            </ns0:r>
-          </ns0:p>
-        </ns0:tc>
-        <ns0:tc>
-          <ns0:tcPr/>
-          <ns0:p>
-            <ns0:pPr>
-              <ns0:pStyle ns0:val="Compact"/>
-            </ns0:pPr>
-            <ns0:r>
-              <ns0:t xml:space="preserve">Do we perceive the world holistically?</ns0:t>
+              <ns0:t xml:space="preserve">(v)</ns0:t>
+            </ns0:r>
+          </ns0:p>
+        </ns0:tc>
+        <ns0:tc>
+          <ns0:tcPr/>
+          <ns0:p>
+            <ns0:pPr>
+              <ns0:pStyle ns0:val="Compact"/>
+            </ns0:pPr>
+            <ns0:r>
+              <ns0:t xml:space="preserve">/ɪnˈtɜː.nəl.aɪz/</ns0:t>
+            </ns0:r>
+          </ns0:p>
+        </ns0:tc>
+        <ns0:tc>
+          <ns0:tcPr/>
+          <ns0:p>
+            <ns0:pPr>
+              <ns0:pStyle ns0:val="Compact"/>
+            </ns0:pPr>
+            <ns0:r>
+              <ns0:t xml:space="preserve">to absorb and integrate into one’s own thoughts or behaviour (nội tâm hóa, tiếp thu)</ns0:t>
+            </ns0:r>
+          </ns0:p>
+        </ns0:tc>
+        <ns0:tc>
+          <ns0:tcPr/>
+          <ns0:p>
+            <ns0:pPr>
+              <ns0:pStyle ns0:val="Compact"/>
+            </ns0:pPr>
+            <ns0:r>
+              <ns0:t xml:space="preserve">Humans internalise the behaviours of others through mirror neurons.</ns0:t>
             </ns0:r>
           </ns0:p>
         </ns0:tc>
@@ -4949,18 +5065,18 @@
               <ns0:pStyle ns0:val="Compact"/>
             </ns0:pPr>
             <ns0:r>
-              <ns0:t xml:space="preserve">basic and not developed (thô sơ / cơ bản)</ns0:t>
-            </ns0:r>
-          </ns0:p>
-        </ns0:tc>
-        <ns0:tc>
-          <ns0:tcPr/>
-          <ns0:p>
-            <ns0:pPr>
-              <ns0:pStyle ns0:val="Compact"/>
-            </ns0:pPr>
-            <ns0:r>
-              <ns0:t xml:space="preserve">The signal is broken up according to rudimentary features.</ns0:t>
+              <ns0:t xml:space="preserve">basic and not fully developed (thô sơ, cơ bản)</ns0:t>
+            </ns0:r>
+          </ns0:p>
+        </ns0:tc>
+        <ns0:tc>
+          <ns0:tcPr/>
+          <ns0:p>
+            <ns0:pPr>
+              <ns0:pStyle ns0:val="Compact"/>
+            </ns0:pPr>
+            <ns0:r>
+              <ns0:t xml:space="preserve">The signal is broken into rudimentary features before rapid classification.</ns0:t>
             </ns0:r>
           </ns0:p>
         </ns0:tc>
@@ -5616,6 +5732,15 @@
     <w:abstractNumId w:val="991"/>
   </w:num>
   <w:num w:numId="1017">
+    <w:abstractNumId w:val="991"/>
+  </w:num>
+  <w:num w:numId="1018">
+    <w:abstractNumId w:val="991"/>
+  </w:num>
+  <w:num w:numId="1019">
+    <w:abstractNumId w:val="991"/>
+  </w:num>
+  <w:num w:numId="1020">
     <w:abstractNumId w:val="991"/>
   </w:num>
 </w:numbering>
